--- a/สารบัญ, สารบัญภาพ, สารบัญตาราง.docx
+++ b/สารบัญ, สารบัญภาพ, สารบัญตาราง.docx
@@ -1,6 +1,6 @@
 
 <file path=word/document.xml><?xml version="1.0" encoding="utf-8"?>
-<w:document xmlns:wpc="http://schemas.microsoft.com/office/word/2010/wordprocessingCanvas" xmlns:cx="http://schemas.microsoft.com/office/drawing/2014/chartex" xmlns:cx1="http://schemas.microsoft.com/office/drawing/2015/9/8/chartex" xmlns:cx2="http://schemas.microsoft.com/office/drawing/2015/10/21/chartex" xmlns:cx3="http://schemas.microsoft.com/office/drawing/2016/5/9/chartex" xmlns:cx4="http://schemas.microsoft.com/office/drawing/2016/5/10/chartex" xmlns:cx5="http://schemas.microsoft.com/office/drawing/2016/5/11/chartex" xmlns:cx6="http://schemas.microsoft.com/office/drawing/2016/5/12/chartex" xmlns:cx7="http://schemas.microsoft.com/office/drawing/2016/5/13/chartex" xmlns:cx8="http://schemas.microsoft.com/office/drawing/2016/5/14/chartex" xmlns:mc="http://schemas.openxmlformats.org/markup-compatibility/2006" xmlns:aink="http://schemas.microsoft.com/office/drawing/2016/ink" xmlns:am3d="http://schemas.microsoft.com/office/drawing/2017/model3d" xmlns:o="urn:schemas-microsoft-com:office:office" xmlns:oel="http://schemas.microsoft.com/office/2019/extlst" xmlns:r="http://schemas.openxmlformats.org/officeDocument/2006/relationships" xmlns:m="http://schemas.openxmlformats.org/officeDocument/2006/math" xmlns:v="urn:schemas-microsoft-com:vml" xmlns:wp14="http://schemas.microsoft.com/office/word/2010/wordprocessingDrawing" xmlns:wp="http://schemas.openxmlformats.org/drawingml/2006/wordprocessingDrawing" xmlns:w10="urn:schemas-microsoft-com:office:word" xmlns:w="http://schemas.openxmlformats.org/wordprocessingml/2006/main" xmlns:w14="http://schemas.microsoft.com/office/word/2010/wordml" xmlns:w15="http://schemas.microsoft.com/office/word/2012/wordml" xmlns:w16cex="http://schemas.microsoft.com/office/word/2018/wordml/cex" xmlns:w16cid="http://schemas.microsoft.com/office/word/2016/wordml/cid" xmlns:w16="http://schemas.microsoft.com/office/word/2018/wordml" xmlns:w16du="http://schemas.microsoft.com/office/word/2023/wordml/word16du" xmlns:w16sdtdh="http://schemas.microsoft.com/office/word/2020/wordml/sdtdatahash" xmlns:w16se="http://schemas.microsoft.com/office/word/2015/wordml/symex" xmlns:wpg="http://schemas.microsoft.com/office/word/2010/wordprocessingGroup" xmlns:wpi="http://schemas.microsoft.com/office/word/2010/wordprocessingInk" xmlns:wne="http://schemas.microsoft.com/office/word/2006/wordml" xmlns:wps="http://schemas.microsoft.com/office/word/2010/wordprocessingShape" mc:Ignorable="w14 w15 w16se w16cid w16 w16cex w16sdtdh w16du wp14">
+<w:document xmlns:wpc="http://schemas.microsoft.com/office/word/2010/wordprocessingCanvas" xmlns:cx="http://schemas.microsoft.com/office/drawing/2014/chartex" xmlns:cx1="http://schemas.microsoft.com/office/drawing/2015/9/8/chartex" xmlns:cx2="http://schemas.microsoft.com/office/drawing/2015/10/21/chartex" xmlns:cx3="http://schemas.microsoft.com/office/drawing/2016/5/9/chartex" xmlns:cx4="http://schemas.microsoft.com/office/drawing/2016/5/10/chartex" xmlns:cx5="http://schemas.microsoft.com/office/drawing/2016/5/11/chartex" xmlns:cx6="http://schemas.microsoft.com/office/drawing/2016/5/12/chartex" xmlns:cx7="http://schemas.microsoft.com/office/drawing/2016/5/13/chartex" xmlns:cx8="http://schemas.microsoft.com/office/drawing/2016/5/14/chartex" xmlns:mc="http://schemas.openxmlformats.org/markup-compatibility/2006" xmlns:aink="http://schemas.microsoft.com/office/drawing/2016/ink" xmlns:am3d="http://schemas.microsoft.com/office/drawing/2017/model3d" xmlns:o="urn:schemas-microsoft-com:office:office" xmlns:oel="http://schemas.microsoft.com/office/2019/extlst" xmlns:r="http://schemas.openxmlformats.org/officeDocument/2006/relationships" xmlns:m="http://schemas.openxmlformats.org/officeDocument/2006/math" xmlns:v="urn:schemas-microsoft-com:vml" xmlns:wp14="http://schemas.microsoft.com/office/word/2010/wordprocessingDrawing" xmlns:wp="http://schemas.openxmlformats.org/drawingml/2006/wordprocessingDrawing" xmlns:w10="urn:schemas-microsoft-com:office:word" xmlns:w="http://schemas.openxmlformats.org/wordprocessingml/2006/main" xmlns:w14="http://schemas.microsoft.com/office/word/2010/wordml" xmlns:w15="http://schemas.microsoft.com/office/word/2012/wordml" xmlns:w16cex="http://schemas.microsoft.com/office/word/2018/wordml/cex" xmlns:w16cid="http://schemas.microsoft.com/office/word/2016/wordml/cid" xmlns:w16="http://schemas.microsoft.com/office/word/2018/wordml" xmlns:w16du="http://schemas.microsoft.com/office/word/2023/wordml/word16du" xmlns:w16sdtdh="http://schemas.microsoft.com/office/word/2020/wordml/sdtdatahash" xmlns:w16sdtfl="http://schemas.microsoft.com/office/word/2024/wordml/sdtformatlock" xmlns:w16se="http://schemas.microsoft.com/office/word/2015/wordml/symex" xmlns:wpg="http://schemas.microsoft.com/office/word/2010/wordprocessingGroup" xmlns:wpi="http://schemas.microsoft.com/office/word/2010/wordprocessingInk" xmlns:wne="http://schemas.microsoft.com/office/word/2006/wordml" xmlns:wps="http://schemas.microsoft.com/office/word/2010/wordprocessingShape" mc:Ignorable="w14 w15 w16se w16cid w16 w16cex w16sdtdh w16sdtfl w16du wp14">
   <w:body>
     <w:p>
       <w:pPr>
@@ -378,119 +378,127 @@
       <w:pPr>
         <w:spacing w:after="0"/>
         <w:rPr>
-          <w:rFonts w:ascii="TH SarabunPSK" w:hAnsi="TH SarabunPSK" w:cs="TH SarabunPSK"/>
-          <w:sz w:val="32"/>
-          <w:szCs w:val="32"/>
-        </w:rPr>
-      </w:pPr>
-      <w:r>
-        <w:rPr>
-          <w:rFonts w:ascii="TH SarabunPSK" w:hAnsi="TH SarabunPSK" w:cs="TH SarabunPSK"/>
-          <w:sz w:val="32"/>
-          <w:szCs w:val="32"/>
-          <w:cs/>
-        </w:rPr>
-        <w:t>สารบัญภาพ</w:t>
-      </w:r>
-      <w:r>
-        <w:rPr>
-          <w:rFonts w:ascii="TH SarabunPSK" w:hAnsi="TH SarabunPSK" w:cs="TH SarabunPSK" w:hint="cs"/>
-          <w:sz w:val="32"/>
-          <w:szCs w:val="32"/>
-          <w:cs/>
-        </w:rPr>
-        <w:t xml:space="preserve"> (ถ้ามี)</w:t>
-      </w:r>
-      <w:r>
-        <w:rPr>
-          <w:rFonts w:ascii="TH SarabunPSK" w:hAnsi="TH SarabunPSK" w:cs="TH SarabunPSK" w:hint="cs"/>
-          <w:sz w:val="32"/>
-          <w:szCs w:val="32"/>
-          <w:cs/>
-        </w:rPr>
-        <w:tab/>
-      </w:r>
-      <w:r>
-        <w:rPr>
-          <w:rFonts w:ascii="TH SarabunPSK" w:hAnsi="TH SarabunPSK" w:cs="TH SarabunPSK" w:hint="cs"/>
-          <w:sz w:val="32"/>
-          <w:szCs w:val="32"/>
-          <w:cs/>
-        </w:rPr>
-        <w:tab/>
-      </w:r>
-      <w:r>
-        <w:rPr>
-          <w:rFonts w:ascii="TH SarabunPSK" w:hAnsi="TH SarabunPSK" w:cs="TH SarabunPSK" w:hint="cs"/>
-          <w:sz w:val="32"/>
-          <w:szCs w:val="32"/>
-          <w:cs/>
-        </w:rPr>
-        <w:tab/>
-      </w:r>
-      <w:r>
-        <w:rPr>
-          <w:rFonts w:ascii="TH SarabunPSK" w:hAnsi="TH SarabunPSK" w:cs="TH SarabunPSK" w:hint="cs"/>
-          <w:sz w:val="32"/>
-          <w:szCs w:val="32"/>
-          <w:cs/>
-        </w:rPr>
-        <w:tab/>
-      </w:r>
-      <w:r>
-        <w:rPr>
-          <w:rFonts w:ascii="TH SarabunPSK" w:hAnsi="TH SarabunPSK" w:cs="TH SarabunPSK" w:hint="cs"/>
-          <w:sz w:val="32"/>
-          <w:szCs w:val="32"/>
-          <w:cs/>
-        </w:rPr>
-        <w:tab/>
-      </w:r>
-      <w:r>
-        <w:rPr>
-          <w:rFonts w:ascii="TH SarabunPSK" w:hAnsi="TH SarabunPSK" w:cs="TH SarabunPSK" w:hint="cs"/>
-          <w:sz w:val="32"/>
-          <w:szCs w:val="32"/>
-          <w:cs/>
-        </w:rPr>
-        <w:tab/>
-      </w:r>
-      <w:r>
-        <w:rPr>
-          <w:rFonts w:ascii="TH SarabunPSK" w:hAnsi="TH SarabunPSK" w:cs="TH SarabunPSK" w:hint="cs"/>
-          <w:sz w:val="32"/>
-          <w:szCs w:val="32"/>
-          <w:cs/>
-        </w:rPr>
-        <w:tab/>
-      </w:r>
-      <w:r>
-        <w:rPr>
-          <w:rFonts w:ascii="TH SarabunPSK" w:hAnsi="TH SarabunPSK" w:cs="TH SarabunPSK" w:hint="cs"/>
-          <w:sz w:val="32"/>
-          <w:szCs w:val="32"/>
-          <w:cs/>
-        </w:rPr>
-        <w:tab/>
-      </w:r>
-      <w:r>
-        <w:rPr>
-          <w:rFonts w:ascii="TH SarabunPSK" w:hAnsi="TH SarabunPSK" w:cs="TH SarabunPSK" w:hint="cs"/>
-          <w:sz w:val="32"/>
-          <w:szCs w:val="32"/>
-          <w:cs/>
-        </w:rPr>
-        <w:tab/>
-        <w:t xml:space="preserve">   </w:t>
-      </w:r>
-      <w:r>
-        <w:rPr>
-          <w:rFonts w:ascii="TH SarabunPSK" w:hAnsi="TH SarabunPSK" w:cs="TH SarabunPSK" w:hint="cs"/>
-          <w:sz w:val="32"/>
-          <w:szCs w:val="32"/>
-          <w:cs/>
-        </w:rPr>
-        <w:t>ฉ</w:t>
+          <w:rFonts w:ascii="TH SarabunPSK" w:hAnsi="TH SarabunPSK" w:cs="TH SarabunPSK" w:hint="cs"/>
+          <w:sz w:val="32"/>
+          <w:szCs w:val="32"/>
+        </w:rPr>
+      </w:pPr>
+      <w:r>
+        <w:rPr>
+          <w:rFonts w:ascii="TH SarabunPSK" w:hAnsi="TH SarabunPSK" w:cs="TH SarabunPSK" w:hint="cs"/>
+          <w:sz w:val="32"/>
+          <w:szCs w:val="32"/>
+          <w:cs/>
+        </w:rPr>
+        <w:t>สารบัญ</w:t>
+      </w:r>
+      <w:r>
+        <w:rPr>
+          <w:rFonts w:ascii="TH SarabunPSK" w:hAnsi="TH SarabunPSK" w:cs="TH SarabunPSK"/>
+          <w:sz w:val="32"/>
+          <w:szCs w:val="32"/>
+          <w:cs/>
+        </w:rPr>
+        <w:tab/>
+      </w:r>
+      <w:r>
+        <w:rPr>
+          <w:rFonts w:ascii="TH SarabunPSK" w:hAnsi="TH SarabunPSK" w:cs="TH SarabunPSK"/>
+          <w:sz w:val="32"/>
+          <w:szCs w:val="32"/>
+          <w:cs/>
+        </w:rPr>
+        <w:tab/>
+      </w:r>
+      <w:r>
+        <w:rPr>
+          <w:rFonts w:ascii="TH SarabunPSK" w:hAnsi="TH SarabunPSK" w:cs="TH SarabunPSK"/>
+          <w:sz w:val="32"/>
+          <w:szCs w:val="32"/>
+          <w:cs/>
+        </w:rPr>
+        <w:tab/>
+      </w:r>
+      <w:r>
+        <w:rPr>
+          <w:rFonts w:ascii="TH SarabunPSK" w:hAnsi="TH SarabunPSK" w:cs="TH SarabunPSK"/>
+          <w:sz w:val="32"/>
+          <w:szCs w:val="32"/>
+          <w:cs/>
+        </w:rPr>
+        <w:tab/>
+      </w:r>
+      <w:r>
+        <w:rPr>
+          <w:rFonts w:ascii="TH SarabunPSK" w:hAnsi="TH SarabunPSK" w:cs="TH SarabunPSK"/>
+          <w:sz w:val="32"/>
+          <w:szCs w:val="32"/>
+          <w:cs/>
+        </w:rPr>
+        <w:tab/>
+      </w:r>
+      <w:r>
+        <w:rPr>
+          <w:rFonts w:ascii="TH SarabunPSK" w:hAnsi="TH SarabunPSK" w:cs="TH SarabunPSK"/>
+          <w:sz w:val="32"/>
+          <w:szCs w:val="32"/>
+          <w:cs/>
+        </w:rPr>
+        <w:tab/>
+      </w:r>
+      <w:r>
+        <w:rPr>
+          <w:rFonts w:ascii="TH SarabunPSK" w:hAnsi="TH SarabunPSK" w:cs="TH SarabunPSK"/>
+          <w:sz w:val="32"/>
+          <w:szCs w:val="32"/>
+          <w:cs/>
+        </w:rPr>
+        <w:tab/>
+      </w:r>
+      <w:r>
+        <w:rPr>
+          <w:rFonts w:ascii="TH SarabunPSK" w:hAnsi="TH SarabunPSK" w:cs="TH SarabunPSK"/>
+          <w:sz w:val="32"/>
+          <w:szCs w:val="32"/>
+          <w:cs/>
+        </w:rPr>
+        <w:tab/>
+      </w:r>
+      <w:r>
+        <w:rPr>
+          <w:rFonts w:ascii="TH SarabunPSK" w:hAnsi="TH SarabunPSK" w:cs="TH SarabunPSK"/>
+          <w:sz w:val="32"/>
+          <w:szCs w:val="32"/>
+          <w:cs/>
+        </w:rPr>
+        <w:tab/>
+      </w:r>
+      <w:r>
+        <w:rPr>
+          <w:rFonts w:ascii="TH SarabunPSK" w:hAnsi="TH SarabunPSK" w:cs="TH SarabunPSK"/>
+          <w:sz w:val="32"/>
+          <w:szCs w:val="32"/>
+          <w:cs/>
+        </w:rPr>
+        <w:tab/>
+      </w:r>
+      <w:r>
+        <w:rPr>
+          <w:rFonts w:ascii="TH SarabunPSK" w:hAnsi="TH SarabunPSK" w:cs="TH SarabunPSK"/>
+          <w:sz w:val="32"/>
+          <w:szCs w:val="32"/>
+          <w:cs/>
+        </w:rPr>
+        <w:tab/>
+      </w:r>
+      <w:r>
+        <w:rPr>
+          <w:rFonts w:ascii="TH SarabunPSK" w:hAnsi="TH SarabunPSK" w:cs="TH SarabunPSK" w:hint="cs"/>
+          <w:sz w:val="32"/>
+          <w:szCs w:val="32"/>
+          <w:cs/>
+        </w:rPr>
+        <w:t xml:space="preserve">   ง</w:t>
       </w:r>
     </w:p>
     <w:p>
@@ -510,6 +518,126 @@
           <w:szCs w:val="32"/>
           <w:cs/>
         </w:rPr>
+        <w:t>สารบัญภาพ</w:t>
+      </w:r>
+      <w:r>
+        <w:rPr>
+          <w:rFonts w:ascii="TH SarabunPSK" w:hAnsi="TH SarabunPSK" w:cs="TH SarabunPSK" w:hint="cs"/>
+          <w:sz w:val="32"/>
+          <w:szCs w:val="32"/>
+          <w:cs/>
+        </w:rPr>
+        <w:t xml:space="preserve"> (ถ้ามี)</w:t>
+      </w:r>
+      <w:r>
+        <w:rPr>
+          <w:rFonts w:ascii="TH SarabunPSK" w:hAnsi="TH SarabunPSK" w:cs="TH SarabunPSK" w:hint="cs"/>
+          <w:sz w:val="32"/>
+          <w:szCs w:val="32"/>
+          <w:cs/>
+        </w:rPr>
+        <w:tab/>
+      </w:r>
+      <w:r>
+        <w:rPr>
+          <w:rFonts w:ascii="TH SarabunPSK" w:hAnsi="TH SarabunPSK" w:cs="TH SarabunPSK" w:hint="cs"/>
+          <w:sz w:val="32"/>
+          <w:szCs w:val="32"/>
+          <w:cs/>
+        </w:rPr>
+        <w:tab/>
+      </w:r>
+      <w:r>
+        <w:rPr>
+          <w:rFonts w:ascii="TH SarabunPSK" w:hAnsi="TH SarabunPSK" w:cs="TH SarabunPSK" w:hint="cs"/>
+          <w:sz w:val="32"/>
+          <w:szCs w:val="32"/>
+          <w:cs/>
+        </w:rPr>
+        <w:tab/>
+      </w:r>
+      <w:r>
+        <w:rPr>
+          <w:rFonts w:ascii="TH SarabunPSK" w:hAnsi="TH SarabunPSK" w:cs="TH SarabunPSK" w:hint="cs"/>
+          <w:sz w:val="32"/>
+          <w:szCs w:val="32"/>
+          <w:cs/>
+        </w:rPr>
+        <w:tab/>
+      </w:r>
+      <w:r>
+        <w:rPr>
+          <w:rFonts w:ascii="TH SarabunPSK" w:hAnsi="TH SarabunPSK" w:cs="TH SarabunPSK" w:hint="cs"/>
+          <w:sz w:val="32"/>
+          <w:szCs w:val="32"/>
+          <w:cs/>
+        </w:rPr>
+        <w:tab/>
+      </w:r>
+      <w:r>
+        <w:rPr>
+          <w:rFonts w:ascii="TH SarabunPSK" w:hAnsi="TH SarabunPSK" w:cs="TH SarabunPSK" w:hint="cs"/>
+          <w:sz w:val="32"/>
+          <w:szCs w:val="32"/>
+          <w:cs/>
+        </w:rPr>
+        <w:tab/>
+      </w:r>
+      <w:r>
+        <w:rPr>
+          <w:rFonts w:ascii="TH SarabunPSK" w:hAnsi="TH SarabunPSK" w:cs="TH SarabunPSK" w:hint="cs"/>
+          <w:sz w:val="32"/>
+          <w:szCs w:val="32"/>
+          <w:cs/>
+        </w:rPr>
+        <w:tab/>
+      </w:r>
+      <w:r>
+        <w:rPr>
+          <w:rFonts w:ascii="TH SarabunPSK" w:hAnsi="TH SarabunPSK" w:cs="TH SarabunPSK" w:hint="cs"/>
+          <w:sz w:val="32"/>
+          <w:szCs w:val="32"/>
+          <w:cs/>
+        </w:rPr>
+        <w:tab/>
+      </w:r>
+      <w:r>
+        <w:rPr>
+          <w:rFonts w:ascii="TH SarabunPSK" w:hAnsi="TH SarabunPSK" w:cs="TH SarabunPSK" w:hint="cs"/>
+          <w:sz w:val="32"/>
+          <w:szCs w:val="32"/>
+          <w:cs/>
+        </w:rPr>
+        <w:tab/>
+        <w:t xml:space="preserve">   </w:t>
+      </w:r>
+      <w:r>
+        <w:rPr>
+          <w:rFonts w:ascii="TH SarabunPSK" w:hAnsi="TH SarabunPSK" w:cs="TH SarabunPSK" w:hint="cs"/>
+          <w:sz w:val="32"/>
+          <w:szCs w:val="32"/>
+          <w:cs/>
+        </w:rPr>
+        <w:t>ฉ</w:t>
+      </w:r>
+    </w:p>
+    <w:p>
+      <w:pPr>
+        <w:spacing w:after="0"/>
+        <w:rPr>
+          <w:rFonts w:ascii="TH SarabunPSK" w:hAnsi="TH SarabunPSK" w:cs="TH SarabunPSK" w:hint="cs"/>
+          <w:sz w:val="32"/>
+          <w:szCs w:val="32"/>
+          <w:cs/>
+        </w:rPr>
+      </w:pPr>
+      <w:r>
+        <w:rPr>
+          <w:rFonts w:ascii="TH SarabunPSK" w:hAnsi="TH SarabunPSK" w:cs="TH SarabunPSK"/>
+          <w:sz w:val="32"/>
+          <w:szCs w:val="32"/>
+          <w:cs/>
+        </w:rPr>
         <w:t>สารบัญ</w:t>
       </w:r>
       <w:r>
@@ -628,7 +756,7 @@
           <w:szCs w:val="32"/>
           <w:cs/>
         </w:rPr>
-        <w:t>ฉ</w:t>
+        <w:t>ซ</w:t>
       </w:r>
     </w:p>
     <w:p>
@@ -1281,7 +1409,7 @@
           <w:sz w:val="32"/>
           <w:szCs w:val="32"/>
         </w:rPr>
-        <w:t>2</w:t>
+        <w:t>3</w:t>
       </w:r>
     </w:p>
     <w:p>
@@ -1376,7 +1504,7 @@
           <w:sz w:val="32"/>
           <w:szCs w:val="32"/>
         </w:rPr>
-        <w:t>3</w:t>
+        <w:t>4</w:t>
       </w:r>
     </w:p>
     <w:p>
@@ -1489,7 +1617,7 @@
           <w:sz w:val="32"/>
           <w:szCs w:val="32"/>
         </w:rPr>
-        <w:t>4</w:t>
+        <w:t>5</w:t>
       </w:r>
     </w:p>
     <w:p>
@@ -1526,25 +1654,23 @@
         </w:rPr>
         <w:tab/>
       </w:r>
-      <w:bookmarkStart w:id="0" w:name="_Hlk180269157"/>
-      <w:r>
-        <w:rPr>
-          <w:rFonts w:ascii="TH SarabunPSK" w:eastAsia="Calibri" w:hAnsi="TH SarabunPSK" w:cs="TH SarabunPSK"/>
-          <w:sz w:val="32"/>
-          <w:szCs w:val="32"/>
-          <w:cs/>
-        </w:rPr>
-        <w:t xml:space="preserve">โปรแกรม </w:t>
-      </w:r>
-      <w:r>
-        <w:rPr>
-          <w:rFonts w:ascii="TH SarabunPSK" w:eastAsia="Calibri" w:hAnsi="TH SarabunPSK" w:cs="TH SarabunPSK"/>
-          <w:sz w:val="32"/>
-          <w:szCs w:val="32"/>
-        </w:rPr>
-        <w:t>Eclipse</w:t>
-      </w:r>
-      <w:bookmarkEnd w:id="0"/>
+      <w:r>
+        <w:rPr>
+          <w:rFonts w:ascii="TH SarabunPSK" w:hAnsi="TH SarabunPSK" w:cs="TH SarabunPSK" w:hint="cs"/>
+          <w:sz w:val="32"/>
+          <w:szCs w:val="32"/>
+          <w:cs/>
+        </w:rPr>
+        <w:t xml:space="preserve">ซอฟต์แวร์ </w:t>
+      </w:r>
+      <w:r>
+        <w:rPr>
+          <w:rFonts w:ascii="TH SarabunPSK" w:hAnsi="TH SarabunPSK" w:cs="TH SarabunPSK"/>
+          <w:sz w:val="32"/>
+          <w:szCs w:val="32"/>
+        </w:rPr>
+        <w:t>n8n</w:t>
+      </w:r>
       <w:r>
         <w:rPr>
           <w:rFonts w:ascii="TH SarabunPSK" w:hAnsi="TH SarabunPSK" w:cs="TH SarabunPSK"/>
@@ -1593,7 +1719,15 @@
           <w:szCs w:val="32"/>
         </w:rPr>
         <w:tab/>
-        <w:t xml:space="preserve">   4</w:t>
+        <w:t xml:space="preserve">   </w:t>
+      </w:r>
+      <w:r>
+        <w:rPr>
+          <w:rFonts w:ascii="TH SarabunPSK" w:hAnsi="TH SarabunPSK" w:cs="TH SarabunPSK"/>
+          <w:sz w:val="32"/>
+          <w:szCs w:val="32"/>
+        </w:rPr>
+        <w:t>6</w:t>
       </w:r>
       <w:r>
         <w:rPr>
@@ -1614,31 +1748,64 @@
         </w:rPr>
         <w:tab/>
       </w:r>
-      <w:bookmarkStart w:id="1" w:name="_Hlk180269656"/>
-      <w:r>
-        <w:rPr>
-          <w:rFonts w:ascii="TH SarabunPSK" w:eastAsia="Calibri" w:hAnsi="TH SarabunPSK" w:cs="TH SarabunPSK" w:hint="cs"/>
-          <w:sz w:val="32"/>
-          <w:szCs w:val="32"/>
-          <w:cs/>
-        </w:rPr>
-        <w:t xml:space="preserve">โปรแกรม </w:t>
-      </w:r>
-      <w:r>
-        <w:rPr>
-          <w:rFonts w:ascii="TH SarabunPSK" w:eastAsia="Calibri" w:hAnsi="TH SarabunPSK" w:cs="TH SarabunPSK"/>
-          <w:sz w:val="32"/>
-          <w:szCs w:val="32"/>
-        </w:rPr>
-        <w:t>SQL Server Management Studio (SSMS)</w:t>
-      </w:r>
-      <w:bookmarkEnd w:id="1"/>
-      <w:r>
-        <w:rPr>
-          <w:rFonts w:ascii="TH SarabunPSK" w:hAnsi="TH SarabunPSK" w:cs="TH SarabunPSK"/>
-          <w:sz w:val="32"/>
-          <w:szCs w:val="32"/>
-          <w:cs/>
+      <w:r>
+        <w:rPr>
+          <w:rFonts w:ascii="TH SarabunPSK" w:hAnsi="TH SarabunPSK" w:cs="TH SarabunPSK" w:hint="cs"/>
+          <w:sz w:val="32"/>
+          <w:szCs w:val="32"/>
+          <w:cs/>
+        </w:rPr>
+        <w:t xml:space="preserve">ฐานข้อมูล </w:t>
+      </w:r>
+      <w:proofErr w:type="spellStart"/>
+      <w:r>
+        <w:rPr>
+          <w:rFonts w:ascii="TH SarabunPSK" w:hAnsi="TH SarabunPSK" w:cs="TH SarabunPSK"/>
+          <w:sz w:val="32"/>
+          <w:szCs w:val="32"/>
+        </w:rPr>
+        <w:t>Supabase</w:t>
+      </w:r>
+      <w:proofErr w:type="spellEnd"/>
+      <w:r>
+        <w:rPr>
+          <w:rFonts w:ascii="TH SarabunPSK" w:hAnsi="TH SarabunPSK" w:cs="TH SarabunPSK"/>
+          <w:sz w:val="32"/>
+          <w:szCs w:val="32"/>
+        </w:rPr>
+        <w:t xml:space="preserve"> &amp; </w:t>
+      </w:r>
+      <w:proofErr w:type="spellStart"/>
+      <w:r>
+        <w:rPr>
+          <w:rFonts w:ascii="TH SarabunPSK" w:hAnsi="TH SarabunPSK" w:cs="TH SarabunPSK"/>
+          <w:sz w:val="32"/>
+          <w:szCs w:val="32"/>
+        </w:rPr>
+        <w:t>Postgresql</w:t>
+      </w:r>
+      <w:proofErr w:type="spellEnd"/>
+      <w:r>
+        <w:rPr>
+          <w:rFonts w:ascii="TH SarabunPSK" w:hAnsi="TH SarabunPSK" w:cs="TH SarabunPSK"/>
+          <w:sz w:val="32"/>
+          <w:szCs w:val="32"/>
+        </w:rPr>
+        <w:tab/>
+      </w:r>
+      <w:r>
+        <w:rPr>
+          <w:rFonts w:ascii="TH SarabunPSK" w:hAnsi="TH SarabunPSK" w:cs="TH SarabunPSK"/>
+          <w:sz w:val="32"/>
+          <w:szCs w:val="32"/>
+        </w:rPr>
+        <w:tab/>
+      </w:r>
+      <w:r>
+        <w:rPr>
+          <w:rFonts w:ascii="TH SarabunPSK" w:hAnsi="TH SarabunPSK" w:cs="TH SarabunPSK"/>
+          <w:sz w:val="32"/>
+          <w:szCs w:val="32"/>
         </w:rPr>
         <w:tab/>
       </w:r>
@@ -1683,7 +1850,7 @@
           <w:sz w:val="32"/>
           <w:szCs w:val="32"/>
         </w:rPr>
-        <w:t>6</w:t>
+        <w:t>7</w:t>
       </w:r>
     </w:p>
     <w:p>
@@ -1726,33 +1893,13 @@
         </w:rPr>
         <w:tab/>
       </w:r>
-      <w:bookmarkStart w:id="2" w:name="_Hlk180269996"/>
-      <w:r>
-        <w:rPr>
-          <w:rFonts w:ascii="TH SarabunPSK" w:hAnsi="TH SarabunPSK" w:cs="TH SarabunPSK" w:hint="cs"/>
-          <w:sz w:val="32"/>
-          <w:szCs w:val="32"/>
-          <w:cs/>
-        </w:rPr>
-        <w:t xml:space="preserve">โปรแกรม </w:t>
-      </w:r>
-      <w:r>
-        <w:rPr>
-          <w:rFonts w:ascii="TH SarabunPSK" w:hAnsi="TH SarabunPSK" w:cs="TH SarabunPSK"/>
-          <w:sz w:val="32"/>
-          <w:szCs w:val="32"/>
-        </w:rPr>
-        <w:t>Excel</w:t>
-      </w:r>
-      <w:bookmarkEnd w:id="2"/>
-      <w:r>
-        <w:rPr>
-          <w:rFonts w:ascii="TH SarabunPSK" w:hAnsi="TH SarabunPSK" w:cs="TH SarabunPSK"/>
-          <w:sz w:val="32"/>
-          <w:szCs w:val="32"/>
-          <w:cs/>
-        </w:rPr>
-        <w:tab/>
+      <w:r>
+        <w:rPr>
+          <w:rFonts w:ascii="TH SarabunPSK" w:hAnsi="TH SarabunPSK" w:cs="TH SarabunPSK"/>
+          <w:sz w:val="32"/>
+          <w:szCs w:val="32"/>
+        </w:rPr>
+        <w:t>Line Officials Account</w:t>
       </w:r>
       <w:r>
         <w:rPr>
@@ -1811,7 +1958,7 @@
           <w:sz w:val="32"/>
           <w:szCs w:val="32"/>
         </w:rPr>
-        <w:t>5</w:t>
+        <w:t>9</w:t>
       </w:r>
     </w:p>
     <w:p>
@@ -1852,72 +1999,89 @@
           <w:szCs w:val="32"/>
           <w:cs/>
         </w:rPr>
-        <w:t xml:space="preserve">โปรแกรม </w:t>
-      </w:r>
-      <w:r>
-        <w:rPr>
-          <w:rFonts w:ascii="TH SarabunPSK" w:hAnsi="TH SarabunPSK" w:cs="TH SarabunPSK"/>
-          <w:sz w:val="32"/>
-          <w:szCs w:val="32"/>
-        </w:rPr>
-        <w:t>Visual Studio Code</w:t>
-      </w:r>
-      <w:r>
-        <w:rPr>
-          <w:rFonts w:ascii="TH SarabunPSK" w:hAnsi="TH SarabunPSK" w:cs="TH SarabunPSK"/>
-          <w:sz w:val="32"/>
-          <w:szCs w:val="32"/>
-        </w:rPr>
-        <w:tab/>
-      </w:r>
-      <w:r>
-        <w:rPr>
-          <w:rFonts w:ascii="TH SarabunPSK" w:hAnsi="TH SarabunPSK" w:cs="TH SarabunPSK"/>
-          <w:sz w:val="32"/>
-          <w:szCs w:val="32"/>
-        </w:rPr>
-        <w:tab/>
-      </w:r>
-      <w:r>
-        <w:rPr>
-          <w:rFonts w:ascii="TH SarabunPSK" w:hAnsi="TH SarabunPSK" w:cs="TH SarabunPSK"/>
-          <w:sz w:val="32"/>
-          <w:szCs w:val="32"/>
-        </w:rPr>
-        <w:tab/>
-      </w:r>
-      <w:r>
-        <w:rPr>
-          <w:rFonts w:ascii="TH SarabunPSK" w:hAnsi="TH SarabunPSK" w:cs="TH SarabunPSK"/>
-          <w:sz w:val="32"/>
-          <w:szCs w:val="32"/>
-        </w:rPr>
-        <w:tab/>
-      </w:r>
-      <w:r>
-        <w:rPr>
-          <w:rFonts w:ascii="TH SarabunPSK" w:hAnsi="TH SarabunPSK" w:cs="TH SarabunPSK"/>
-          <w:sz w:val="32"/>
-          <w:szCs w:val="32"/>
-        </w:rPr>
-        <w:tab/>
-      </w:r>
-      <w:r>
-        <w:rPr>
-          <w:rFonts w:ascii="TH SarabunPSK" w:hAnsi="TH SarabunPSK" w:cs="TH SarabunPSK"/>
-          <w:sz w:val="32"/>
-          <w:szCs w:val="32"/>
-        </w:rPr>
-        <w:tab/>
-      </w:r>
-      <w:r>
-        <w:rPr>
-          <w:rFonts w:ascii="TH SarabunPSK" w:hAnsi="TH SarabunPSK" w:cs="TH SarabunPSK"/>
-          <w:sz w:val="32"/>
-          <w:szCs w:val="32"/>
-        </w:rPr>
-        <w:t xml:space="preserve">   8</w:t>
-      </w:r>
+        <w:t>แอปจัดการข้อมูล</w:t>
+      </w:r>
+      <w:r>
+        <w:rPr>
+          <w:rFonts w:hint="cs"/>
+          <w:cs/>
+        </w:rPr>
+        <w:t xml:space="preserve"> </w:t>
+      </w:r>
+      <w:r>
+        <w:rPr>
+          <w:rFonts w:ascii="TH SarabunPSK" w:hAnsi="TH SarabunPSK" w:cs="TH SarabunPSK"/>
+          <w:sz w:val="32"/>
+          <w:szCs w:val="32"/>
+        </w:rPr>
+        <w:t>Google Sheets</w:t>
+      </w:r>
+      <w:r>
+        <w:rPr>
+          <w:rFonts w:ascii="TH SarabunPSK" w:hAnsi="TH SarabunPSK" w:cs="TH SarabunPSK"/>
+          <w:sz w:val="32"/>
+          <w:szCs w:val="32"/>
+        </w:rPr>
+        <w:tab/>
+      </w:r>
+      <w:r>
+        <w:rPr>
+          <w:rFonts w:ascii="TH SarabunPSK" w:hAnsi="TH SarabunPSK" w:cs="TH SarabunPSK"/>
+          <w:sz w:val="32"/>
+          <w:szCs w:val="32"/>
+        </w:rPr>
+        <w:tab/>
+      </w:r>
+      <w:r>
+        <w:rPr>
+          <w:rFonts w:ascii="TH SarabunPSK" w:hAnsi="TH SarabunPSK" w:cs="TH SarabunPSK"/>
+          <w:sz w:val="32"/>
+          <w:szCs w:val="32"/>
+        </w:rPr>
+        <w:tab/>
+      </w:r>
+      <w:r>
+        <w:rPr>
+          <w:rFonts w:ascii="TH SarabunPSK" w:hAnsi="TH SarabunPSK" w:cs="TH SarabunPSK"/>
+          <w:sz w:val="32"/>
+          <w:szCs w:val="32"/>
+        </w:rPr>
+        <w:tab/>
+      </w:r>
+      <w:r>
+        <w:rPr>
+          <w:rFonts w:ascii="TH SarabunPSK" w:hAnsi="TH SarabunPSK" w:cs="TH SarabunPSK"/>
+          <w:sz w:val="32"/>
+          <w:szCs w:val="32"/>
+        </w:rPr>
+        <w:tab/>
+      </w:r>
+      <w:proofErr w:type="gramStart"/>
+      <w:r>
+        <w:rPr>
+          <w:rFonts w:ascii="TH SarabunPSK" w:hAnsi="TH SarabunPSK" w:cs="TH SarabunPSK"/>
+          <w:sz w:val="32"/>
+          <w:szCs w:val="32"/>
+        </w:rPr>
+        <w:tab/>
+      </w:r>
+      <w:r>
+        <w:rPr>
+          <w:rFonts w:ascii="TH SarabunPSK" w:hAnsi="TH SarabunPSK" w:cs="TH SarabunPSK"/>
+          <w:sz w:val="32"/>
+          <w:szCs w:val="32"/>
+        </w:rPr>
+        <w:t xml:space="preserve"> </w:t>
+      </w:r>
+      <w:r>
+        <w:rPr>
+          <w:rFonts w:ascii="TH SarabunPSK" w:hAnsi="TH SarabunPSK" w:cs="TH SarabunPSK"/>
+          <w:sz w:val="32"/>
+          <w:szCs w:val="32"/>
+        </w:rPr>
+        <w:t xml:space="preserve"> 10</w:t>
+      </w:r>
+      <w:proofErr w:type="gramEnd"/>
     </w:p>
     <w:p>
       <w:pPr>
@@ -2016,15 +2180,25 @@
         </w:rPr>
         <w:tab/>
       </w:r>
-      <w:r>
-        <w:rPr>
-          <w:rFonts w:ascii="TH SarabunPSK" w:hAnsi="TH SarabunPSK" w:cs="TH SarabunPSK"/>
-          <w:sz w:val="32"/>
-          <w:szCs w:val="32"/>
-        </w:rPr>
-        <w:tab/>
-        <w:t xml:space="preserve">   9</w:t>
-      </w:r>
+      <w:proofErr w:type="gramStart"/>
+      <w:r>
+        <w:rPr>
+          <w:rFonts w:ascii="TH SarabunPSK" w:hAnsi="TH SarabunPSK" w:cs="TH SarabunPSK"/>
+          <w:sz w:val="32"/>
+          <w:szCs w:val="32"/>
+        </w:rPr>
+        <w:tab/>
+        <w:t xml:space="preserve">  </w:t>
+      </w:r>
+      <w:r>
+        <w:rPr>
+          <w:rFonts w:ascii="TH SarabunPSK" w:hAnsi="TH SarabunPSK" w:cs="TH SarabunPSK"/>
+          <w:sz w:val="32"/>
+          <w:szCs w:val="32"/>
+        </w:rPr>
+        <w:t>11</w:t>
+      </w:r>
+      <w:proofErr w:type="gramEnd"/>
     </w:p>
     <w:p>
       <w:pPr>
@@ -2105,15 +2279,25 @@
         </w:rPr>
         <w:tab/>
       </w:r>
-      <w:r>
-        <w:rPr>
-          <w:rFonts w:ascii="TH SarabunPSK" w:hAnsi="TH SarabunPSK" w:cs="TH SarabunPSK"/>
-          <w:sz w:val="32"/>
-          <w:szCs w:val="32"/>
-        </w:rPr>
-        <w:tab/>
-        <w:t xml:space="preserve">  10</w:t>
-      </w:r>
+      <w:proofErr w:type="gramStart"/>
+      <w:r>
+        <w:rPr>
+          <w:rFonts w:ascii="TH SarabunPSK" w:hAnsi="TH SarabunPSK" w:cs="TH SarabunPSK"/>
+          <w:sz w:val="32"/>
+          <w:szCs w:val="32"/>
+        </w:rPr>
+        <w:tab/>
+        <w:t xml:space="preserve">  1</w:t>
+      </w:r>
+      <w:r>
+        <w:rPr>
+          <w:rFonts w:ascii="TH SarabunPSK" w:hAnsi="TH SarabunPSK" w:cs="TH SarabunPSK"/>
+          <w:sz w:val="32"/>
+          <w:szCs w:val="32"/>
+        </w:rPr>
+        <w:t>2</w:t>
+      </w:r>
+      <w:proofErr w:type="gramEnd"/>
     </w:p>
     <w:p>
       <w:pPr>
@@ -2241,7 +2425,15 @@
           <w:sz w:val="32"/>
           <w:szCs w:val="32"/>
         </w:rPr>
-        <w:t>11</w:t>
+        <w:t>1</w:t>
+      </w:r>
+      <w:r>
+        <w:rPr>
+          <w:rFonts w:ascii="TH SarabunPSK" w:hAnsi="TH SarabunPSK" w:cs="TH SarabunPSK"/>
+          <w:sz w:val="32"/>
+          <w:szCs w:val="32"/>
+        </w:rPr>
+        <w:t>4</w:t>
       </w:r>
     </w:p>
     <w:p>
@@ -2284,76 +2476,83 @@
           <w:szCs w:val="32"/>
           <w:cs/>
         </w:rPr>
-        <w:t>รวบรวมความต้องการ</w:t>
-      </w:r>
-      <w:r>
-        <w:rPr>
-          <w:rFonts w:ascii="TH SarabunPSK" w:hAnsi="TH SarabunPSK" w:cs="TH SarabunPSK"/>
-          <w:sz w:val="32"/>
-          <w:szCs w:val="32"/>
-          <w:cs/>
-        </w:rPr>
-        <w:tab/>
-      </w:r>
-      <w:r>
-        <w:rPr>
-          <w:rFonts w:ascii="TH SarabunPSK" w:hAnsi="TH SarabunPSK" w:cs="TH SarabunPSK"/>
-          <w:sz w:val="32"/>
-          <w:szCs w:val="32"/>
-          <w:cs/>
-        </w:rPr>
-        <w:tab/>
-      </w:r>
-      <w:r>
-        <w:rPr>
-          <w:rFonts w:ascii="TH SarabunPSK" w:hAnsi="TH SarabunPSK" w:cs="TH SarabunPSK"/>
-          <w:sz w:val="32"/>
-          <w:szCs w:val="32"/>
-          <w:cs/>
-        </w:rPr>
-        <w:tab/>
-      </w:r>
-      <w:r>
-        <w:rPr>
-          <w:rFonts w:ascii="TH SarabunPSK" w:hAnsi="TH SarabunPSK" w:cs="TH SarabunPSK"/>
-          <w:sz w:val="32"/>
-          <w:szCs w:val="32"/>
-          <w:cs/>
-        </w:rPr>
-        <w:tab/>
-      </w:r>
-      <w:r>
-        <w:rPr>
-          <w:rFonts w:ascii="TH SarabunPSK" w:hAnsi="TH SarabunPSK" w:cs="TH SarabunPSK"/>
-          <w:sz w:val="32"/>
-          <w:szCs w:val="32"/>
-        </w:rPr>
-        <w:tab/>
-      </w:r>
-      <w:r>
-        <w:rPr>
-          <w:rFonts w:ascii="TH SarabunPSK" w:hAnsi="TH SarabunPSK" w:cs="TH SarabunPSK"/>
-          <w:sz w:val="32"/>
-          <w:szCs w:val="32"/>
-        </w:rPr>
-        <w:tab/>
-      </w:r>
-      <w:r>
-        <w:rPr>
-          <w:rFonts w:ascii="TH SarabunPSK" w:hAnsi="TH SarabunPSK" w:cs="TH SarabunPSK"/>
-          <w:sz w:val="32"/>
-          <w:szCs w:val="32"/>
-        </w:rPr>
-        <w:tab/>
-        <w:t xml:space="preserve">  </w:t>
-      </w:r>
-      <w:r>
-        <w:rPr>
-          <w:rFonts w:ascii="TH SarabunPSK" w:hAnsi="TH SarabunPSK" w:cs="TH SarabunPSK"/>
-          <w:sz w:val="32"/>
-          <w:szCs w:val="32"/>
-        </w:rPr>
-        <w:t>11</w:t>
+        <w:t>กำหนดประชากรและการเลือกกลุ่มตัวอย่าง</w:t>
+      </w:r>
+      <w:r>
+        <w:rPr>
+          <w:rFonts w:ascii="TH SarabunPSK" w:hAnsi="TH SarabunPSK" w:cs="TH SarabunPSK"/>
+          <w:sz w:val="32"/>
+          <w:szCs w:val="32"/>
+          <w:cs/>
+        </w:rPr>
+        <w:tab/>
+      </w:r>
+      <w:r>
+        <w:rPr>
+          <w:rFonts w:ascii="TH SarabunPSK" w:hAnsi="TH SarabunPSK" w:cs="TH SarabunPSK"/>
+          <w:sz w:val="32"/>
+          <w:szCs w:val="32"/>
+          <w:cs/>
+        </w:rPr>
+        <w:tab/>
+      </w:r>
+      <w:r>
+        <w:rPr>
+          <w:rFonts w:ascii="TH SarabunPSK" w:hAnsi="TH SarabunPSK" w:cs="TH SarabunPSK"/>
+          <w:sz w:val="32"/>
+          <w:szCs w:val="32"/>
+          <w:cs/>
+        </w:rPr>
+        <w:tab/>
+      </w:r>
+      <w:r>
+        <w:rPr>
+          <w:rFonts w:ascii="TH SarabunPSK" w:hAnsi="TH SarabunPSK" w:cs="TH SarabunPSK"/>
+          <w:sz w:val="32"/>
+          <w:szCs w:val="32"/>
+          <w:cs/>
+        </w:rPr>
+        <w:tab/>
+      </w:r>
+      <w:r>
+        <w:rPr>
+          <w:rFonts w:ascii="TH SarabunPSK" w:hAnsi="TH SarabunPSK" w:cs="TH SarabunPSK"/>
+          <w:sz w:val="32"/>
+          <w:szCs w:val="32"/>
+        </w:rPr>
+        <w:tab/>
+      </w:r>
+      <w:r>
+        <w:rPr>
+          <w:rFonts w:ascii="TH SarabunPSK" w:hAnsi="TH SarabunPSK" w:cs="TH SarabunPSK"/>
+          <w:sz w:val="32"/>
+          <w:szCs w:val="32"/>
+        </w:rPr>
+        <w:t xml:space="preserve"> </w:t>
+      </w:r>
+      <w:r>
+        <w:rPr>
+          <w:rFonts w:ascii="TH SarabunPSK" w:hAnsi="TH SarabunPSK" w:cs="TH SarabunPSK"/>
+          <w:sz w:val="32"/>
+          <w:szCs w:val="32"/>
+        </w:rPr>
+        <w:t xml:space="preserve"> </w:t>
+      </w:r>
+      <w:r>
+        <w:rPr>
+          <w:rFonts w:ascii="TH SarabunPSK" w:hAnsi="TH SarabunPSK" w:cs="TH SarabunPSK"/>
+          <w:sz w:val="32"/>
+          <w:szCs w:val="32"/>
+        </w:rPr>
+        <w:t>1</w:t>
+      </w:r>
+      <w:r>
+        <w:rPr>
+          <w:rFonts w:ascii="TH SarabunPSK" w:hAnsi="TH SarabunPSK" w:cs="TH SarabunPSK"/>
+          <w:sz w:val="32"/>
+          <w:szCs w:val="32"/>
+        </w:rPr>
+        <w:t>4</w:t>
       </w:r>
     </w:p>
     <w:p>
@@ -2396,63 +2595,46 @@
           <w:szCs w:val="32"/>
           <w:cs/>
         </w:rPr>
-        <w:t>วิเคราะห์ความต้องการ</w:t>
-      </w:r>
-      <w:r>
-        <w:rPr>
-          <w:rFonts w:ascii="TH SarabunPSK" w:hAnsi="TH SarabunPSK" w:cs="TH SarabunPSK"/>
-          <w:sz w:val="32"/>
-          <w:szCs w:val="32"/>
-        </w:rPr>
-        <w:tab/>
-      </w:r>
-      <w:r>
-        <w:rPr>
-          <w:rFonts w:ascii="TH SarabunPSK" w:hAnsi="TH SarabunPSK" w:cs="TH SarabunPSK"/>
-          <w:sz w:val="32"/>
-          <w:szCs w:val="32"/>
-        </w:rPr>
-        <w:tab/>
-      </w:r>
-      <w:r>
-        <w:rPr>
-          <w:rFonts w:ascii="TH SarabunPSK" w:hAnsi="TH SarabunPSK" w:cs="TH SarabunPSK"/>
-          <w:sz w:val="32"/>
-          <w:szCs w:val="32"/>
-        </w:rPr>
-        <w:tab/>
-      </w:r>
-      <w:r>
-        <w:rPr>
-          <w:rFonts w:ascii="TH SarabunPSK" w:hAnsi="TH SarabunPSK" w:cs="TH SarabunPSK"/>
-          <w:sz w:val="32"/>
-          <w:szCs w:val="32"/>
-        </w:rPr>
-        <w:tab/>
-      </w:r>
-      <w:r>
-        <w:rPr>
-          <w:rFonts w:ascii="TH SarabunPSK" w:hAnsi="TH SarabunPSK" w:cs="TH SarabunPSK"/>
-          <w:sz w:val="32"/>
-          <w:szCs w:val="32"/>
-        </w:rPr>
-        <w:tab/>
-      </w:r>
-      <w:r>
-        <w:rPr>
-          <w:rFonts w:ascii="TH SarabunPSK" w:hAnsi="TH SarabunPSK" w:cs="TH SarabunPSK"/>
-          <w:sz w:val="32"/>
-          <w:szCs w:val="32"/>
-        </w:rPr>
-        <w:tab/>
-      </w:r>
-      <w:r>
-        <w:rPr>
-          <w:rFonts w:ascii="TH SarabunPSK" w:hAnsi="TH SarabunPSK" w:cs="TH SarabunPSK"/>
-          <w:sz w:val="32"/>
-          <w:szCs w:val="32"/>
-        </w:rPr>
-        <w:tab/>
+        <w:t>การสร้างเครื่องมือที่ใช้ในการทำโครงงานสหกิจศึกษา</w:t>
+      </w:r>
+      <w:r>
+        <w:rPr>
+          <w:rFonts w:ascii="TH SarabunPSK" w:hAnsi="TH SarabunPSK" w:cs="TH SarabunPSK"/>
+          <w:sz w:val="32"/>
+          <w:szCs w:val="32"/>
+        </w:rPr>
+        <w:tab/>
+      </w:r>
+      <w:r>
+        <w:rPr>
+          <w:rFonts w:ascii="TH SarabunPSK" w:hAnsi="TH SarabunPSK" w:cs="TH SarabunPSK"/>
+          <w:sz w:val="32"/>
+          <w:szCs w:val="32"/>
+        </w:rPr>
+        <w:tab/>
+      </w:r>
+      <w:r>
+        <w:rPr>
+          <w:rFonts w:ascii="TH SarabunPSK" w:hAnsi="TH SarabunPSK" w:cs="TH SarabunPSK"/>
+          <w:sz w:val="32"/>
+          <w:szCs w:val="32"/>
+        </w:rPr>
+        <w:tab/>
+      </w:r>
+      <w:r>
+        <w:rPr>
+          <w:rFonts w:ascii="TH SarabunPSK" w:hAnsi="TH SarabunPSK" w:cs="TH SarabunPSK"/>
+          <w:sz w:val="32"/>
+          <w:szCs w:val="32"/>
+        </w:rPr>
+        <w:tab/>
+      </w:r>
+      <w:r>
+        <w:rPr>
+          <w:rFonts w:ascii="TH SarabunPSK" w:hAnsi="TH SarabunPSK" w:cs="TH SarabunPSK"/>
+          <w:sz w:val="32"/>
+          <w:szCs w:val="32"/>
+        </w:rPr>
         <w:t xml:space="preserve">  </w:t>
       </w:r>
       <w:r>
@@ -2461,7 +2643,15 @@
           <w:sz w:val="32"/>
           <w:szCs w:val="32"/>
         </w:rPr>
-        <w:t>11</w:t>
+        <w:t>1</w:t>
+      </w:r>
+      <w:r>
+        <w:rPr>
+          <w:rFonts w:ascii="TH SarabunPSK" w:hAnsi="TH SarabunPSK" w:cs="TH SarabunPSK"/>
+          <w:sz w:val="32"/>
+          <w:szCs w:val="32"/>
+        </w:rPr>
+        <w:t>5</w:t>
       </w:r>
     </w:p>
     <w:p>
@@ -2505,34 +2695,7 @@
           <w:szCs w:val="32"/>
           <w:cs/>
         </w:rPr>
-        <w:t>ออกแบบ</w:t>
-      </w:r>
-      <w:r>
-        <w:rPr>
-          <w:rFonts w:ascii="TH SarabunPSK" w:hAnsi="TH SarabunPSK" w:cs="TH SarabunPSK" w:hint="cs"/>
-          <w:sz w:val="32"/>
-          <w:szCs w:val="32"/>
-          <w:cs/>
-        </w:rPr>
-        <w:t>และ</w:t>
-      </w:r>
-      <w:r>
-        <w:rPr>
-          <w:rFonts w:ascii="TH SarabunPSK" w:hAnsi="TH SarabunPSK" w:cs="TH SarabunPSK"/>
-          <w:sz w:val="32"/>
-          <w:szCs w:val="32"/>
-          <w:cs/>
-        </w:rPr>
-        <w:t>พัฒนา</w:t>
-      </w:r>
-      <w:r>
-        <w:rPr>
-          <w:rFonts w:ascii="TH SarabunPSK" w:hAnsi="TH SarabunPSK" w:cs="TH SarabunPSK" w:hint="cs"/>
-          <w:sz w:val="32"/>
-          <w:szCs w:val="32"/>
-          <w:cs/>
-        </w:rPr>
-        <w:t>การแสดงผลหน้าจอระบบ</w:t>
+        <w:t>การดำเนินการทดลองและการเก็บข้อมูล</w:t>
       </w:r>
       <w:r>
         <w:rPr>
@@ -2550,7 +2713,6 @@
           <w:color w:val="333333"/>
           <w:sz w:val="32"/>
           <w:szCs w:val="32"/>
-          <w:cs/>
         </w:rPr>
         <w:tab/>
       </w:r>
@@ -2598,7 +2760,7 @@
           <w:sz w:val="32"/>
           <w:szCs w:val="32"/>
         </w:rPr>
-        <w:t>11</w:t>
+        <w:t>36</w:t>
       </w:r>
     </w:p>
     <w:p>
@@ -2644,7 +2806,7 @@
           <w:szCs w:val="32"/>
           <w:cs/>
         </w:rPr>
-        <w:t>นำเสนองาน</w:t>
+        <w:t>การวิเคราะห์ข้อมูลและสรุปผล</w:t>
       </w:r>
       <w:r>
         <w:rPr>
@@ -2652,7 +2814,6 @@
           <w:color w:val="333333"/>
           <w:sz w:val="32"/>
           <w:szCs w:val="32"/>
-          <w:cs/>
         </w:rPr>
         <w:tab/>
       </w:r>
@@ -2662,7 +2823,6 @@
           <w:color w:val="333333"/>
           <w:sz w:val="32"/>
           <w:szCs w:val="32"/>
-          <w:cs/>
         </w:rPr>
         <w:tab/>
       </w:r>
@@ -2692,6 +2852,7 @@
           <w:color w:val="333333"/>
           <w:sz w:val="32"/>
           <w:szCs w:val="32"/>
+          <w:cs/>
         </w:rPr>
         <w:tab/>
       </w:r>
@@ -2711,32 +2872,6 @@
           <w:sz w:val="32"/>
           <w:szCs w:val="32"/>
         </w:rPr>
-        <w:tab/>
-      </w:r>
-      <w:r>
-        <w:rPr>
-          <w:rFonts w:ascii="TH SarabunPSK" w:eastAsia="Times New Roman" w:hAnsi="TH SarabunPSK" w:cs="TH SarabunPSK"/>
-          <w:color w:val="333333"/>
-          <w:sz w:val="32"/>
-          <w:szCs w:val="32"/>
-        </w:rPr>
-        <w:tab/>
-      </w:r>
-      <w:r>
-        <w:rPr>
-          <w:rFonts w:ascii="TH SarabunPSK" w:eastAsia="Times New Roman" w:hAnsi="TH SarabunPSK" w:cs="TH SarabunPSK"/>
-          <w:color w:val="333333"/>
-          <w:sz w:val="32"/>
-          <w:szCs w:val="32"/>
-        </w:rPr>
-        <w:tab/>
-      </w:r>
-      <w:r>
-        <w:rPr>
-          <w:rFonts w:ascii="TH SarabunPSK" w:hAnsi="TH SarabunPSK" w:cs="TH SarabunPSK"/>
-          <w:sz w:val="32"/>
-          <w:szCs w:val="32"/>
-        </w:rPr>
         <w:t xml:space="preserve">  </w:t>
       </w:r>
       <w:r>
@@ -2745,7 +2880,7 @@
           <w:sz w:val="32"/>
           <w:szCs w:val="32"/>
         </w:rPr>
-        <w:t>19</w:t>
+        <w:t>37</w:t>
       </w:r>
     </w:p>
     <w:p>
@@ -2780,7 +2915,6 @@
           <w:szCs w:val="32"/>
           <w:cs/>
         </w:rPr>
-        <w:lastRenderedPageBreak/>
         <w:t>สารบัญ</w:t>
       </w:r>
       <w:r>
@@ -2959,7 +3093,7 @@
           <w:sz w:val="32"/>
           <w:szCs w:val="32"/>
         </w:rPr>
-        <w:t>20</w:t>
+        <w:t>38</w:t>
       </w:r>
     </w:p>
     <w:p>
@@ -2997,77 +3131,44 @@
       </w:r>
       <w:r>
         <w:rPr>
-          <w:rFonts w:ascii="TH SarabunPSK" w:hAnsi="TH SarabunPSK" w:cs="TH SarabunPSK" w:hint="cs"/>
-          <w:sz w:val="32"/>
-          <w:szCs w:val="32"/>
-          <w:cs/>
-        </w:rPr>
-        <w:t>ผลการสร้างเครื่องมือ</w:t>
-      </w:r>
-      <w:r>
-        <w:rPr>
-          <w:rFonts w:ascii="TH SarabunPSK" w:hAnsi="TH SarabunPSK" w:cs="TH SarabunPSK"/>
-          <w:sz w:val="32"/>
-          <w:szCs w:val="32"/>
-        </w:rPr>
-        <w:tab/>
-      </w:r>
-      <w:r>
-        <w:rPr>
-          <w:rFonts w:ascii="TH SarabunPSK" w:hAnsi="TH SarabunPSK" w:cs="TH SarabunPSK"/>
-          <w:sz w:val="32"/>
-          <w:szCs w:val="32"/>
-        </w:rPr>
-        <w:tab/>
-      </w:r>
-      <w:r>
-        <w:rPr>
-          <w:rFonts w:ascii="TH SarabunPSK" w:hAnsi="TH SarabunPSK" w:cs="TH SarabunPSK"/>
-          <w:sz w:val="32"/>
-          <w:szCs w:val="32"/>
-        </w:rPr>
-        <w:tab/>
-      </w:r>
-      <w:r>
-        <w:rPr>
-          <w:rFonts w:ascii="TH SarabunPSK" w:hAnsi="TH SarabunPSK" w:cs="TH SarabunPSK"/>
-          <w:sz w:val="32"/>
-          <w:szCs w:val="32"/>
-        </w:rPr>
-        <w:tab/>
-      </w:r>
-      <w:r>
-        <w:rPr>
-          <w:rFonts w:ascii="TH SarabunPSK" w:hAnsi="TH SarabunPSK" w:cs="TH SarabunPSK"/>
-          <w:sz w:val="32"/>
-          <w:szCs w:val="32"/>
-        </w:rPr>
-        <w:tab/>
-      </w:r>
-      <w:r>
-        <w:rPr>
-          <w:rFonts w:ascii="TH SarabunPSK" w:hAnsi="TH SarabunPSK" w:cs="TH SarabunPSK"/>
-          <w:sz w:val="32"/>
-          <w:szCs w:val="32"/>
-        </w:rPr>
-        <w:tab/>
-      </w:r>
-      <w:r>
-        <w:rPr>
-          <w:rFonts w:ascii="TH SarabunPSK" w:hAnsi="TH SarabunPSK" w:cs="TH SarabunPSK"/>
-          <w:sz w:val="32"/>
-          <w:szCs w:val="32"/>
-        </w:rPr>
-        <w:tab/>
-        <w:t xml:space="preserve">  </w:t>
-      </w:r>
-      <w:r>
-        <w:rPr>
-          <w:rFonts w:ascii="TH SarabunPSK" w:hAnsi="TH SarabunPSK" w:cs="TH SarabunPSK"/>
-          <w:sz w:val="32"/>
-          <w:szCs w:val="32"/>
-        </w:rPr>
-        <w:t>20</w:t>
+          <w:rFonts w:ascii="TH SarabunPSK" w:hAnsi="TH SarabunPSK" w:cs="TH SarabunPSK"/>
+          <w:sz w:val="32"/>
+          <w:szCs w:val="32"/>
+          <w:cs/>
+        </w:rPr>
+        <w:t>ระบบผู้ช่วยแบบตัวแทนเชิงปัญญาประดิษฐ์สำหรับองค์กร</w:t>
+      </w:r>
+      <w:r>
+        <w:rPr>
+          <w:rFonts w:ascii="TH SarabunPSK" w:hAnsi="TH SarabunPSK" w:cs="TH SarabunPSK"/>
+          <w:sz w:val="32"/>
+          <w:szCs w:val="32"/>
+        </w:rPr>
+        <w:tab/>
+      </w:r>
+      <w:r>
+        <w:rPr>
+          <w:rFonts w:ascii="TH SarabunPSK" w:hAnsi="TH SarabunPSK" w:cs="TH SarabunPSK"/>
+          <w:sz w:val="32"/>
+          <w:szCs w:val="32"/>
+        </w:rPr>
+        <w:tab/>
+      </w:r>
+      <w:r>
+        <w:rPr>
+          <w:rFonts w:ascii="TH SarabunPSK" w:hAnsi="TH SarabunPSK" w:cs="TH SarabunPSK"/>
+          <w:sz w:val="32"/>
+          <w:szCs w:val="32"/>
+        </w:rPr>
+        <w:tab/>
+      </w:r>
+      <w:r>
+        <w:rPr>
+          <w:rFonts w:ascii="TH SarabunPSK" w:hAnsi="TH SarabunPSK" w:cs="TH SarabunPSK"/>
+          <w:sz w:val="32"/>
+          <w:szCs w:val="32"/>
+        </w:rPr>
+        <w:t xml:space="preserve">  38</w:t>
       </w:r>
     </w:p>
     <w:p>
@@ -3082,7 +3183,6 @@
           <w:rFonts w:ascii="TH SarabunPSK" w:hAnsi="TH SarabunPSK" w:cs="TH SarabunPSK"/>
           <w:sz w:val="32"/>
           <w:szCs w:val="32"/>
-          <w:cs/>
         </w:rPr>
       </w:pPr>
       <w:r>
@@ -3112,74 +3212,105 @@
         </w:rPr>
         <w:tab/>
       </w:r>
-      <w:bookmarkStart w:id="3" w:name="_Hlk180305498"/>
-      <w:r>
-        <w:rPr>
-          <w:rFonts w:ascii="TH SarabunPSK" w:hAnsi="TH SarabunPSK" w:cs="TH SarabunPSK" w:hint="cs"/>
-          <w:sz w:val="32"/>
-          <w:szCs w:val="32"/>
-          <w:cs/>
-        </w:rPr>
-        <w:t>หน้าจอระบบเลือกเวลาเข้าทำงานของแพทย์</w:t>
-      </w:r>
-      <w:bookmarkEnd w:id="3"/>
-      <w:r>
-        <w:rPr>
-          <w:rFonts w:ascii="TH SarabunPSK" w:hAnsi="TH SarabunPSK" w:cs="TH SarabunPSK"/>
-          <w:sz w:val="32"/>
-          <w:szCs w:val="32"/>
-        </w:rPr>
-        <w:tab/>
-      </w:r>
-      <w:r>
-        <w:rPr>
-          <w:rFonts w:ascii="TH SarabunPSK" w:hAnsi="TH SarabunPSK" w:cs="TH SarabunPSK"/>
-          <w:sz w:val="32"/>
-          <w:szCs w:val="32"/>
-        </w:rPr>
-        <w:tab/>
-      </w:r>
-      <w:r>
-        <w:rPr>
-          <w:rFonts w:ascii="TH SarabunPSK" w:hAnsi="TH SarabunPSK" w:cs="TH SarabunPSK"/>
-          <w:sz w:val="32"/>
-          <w:szCs w:val="32"/>
-        </w:rPr>
-        <w:tab/>
-      </w:r>
-      <w:r>
-        <w:rPr>
-          <w:rFonts w:ascii="TH SarabunPSK" w:hAnsi="TH SarabunPSK" w:cs="TH SarabunPSK"/>
-          <w:sz w:val="32"/>
-          <w:szCs w:val="32"/>
-          <w:cs/>
-        </w:rPr>
-        <w:tab/>
-      </w:r>
-      <w:r>
-        <w:rPr>
-          <w:rFonts w:ascii="TH SarabunPSK" w:hAnsi="TH SarabunPSK" w:cs="TH SarabunPSK"/>
-          <w:sz w:val="32"/>
-          <w:szCs w:val="32"/>
-          <w:cs/>
-        </w:rPr>
-        <w:tab/>
-      </w:r>
-      <w:r>
-        <w:rPr>
-          <w:rFonts w:ascii="TH SarabunPSK" w:hAnsi="TH SarabunPSK" w:cs="TH SarabunPSK"/>
-          <w:sz w:val="32"/>
-          <w:szCs w:val="32"/>
-        </w:rPr>
-        <w:t xml:space="preserve">  </w:t>
-      </w:r>
-      <w:r>
-        <w:rPr>
-          <w:rFonts w:ascii="TH SarabunPSK" w:hAnsi="TH SarabunPSK" w:cs="TH SarabunPSK"/>
-          <w:sz w:val="32"/>
-          <w:szCs w:val="32"/>
-        </w:rPr>
-        <w:t>20</w:t>
+      <w:r>
+        <w:rPr>
+          <w:rFonts w:ascii="TH SarabunPSK" w:hAnsi="TH SarabunPSK" w:cs="TH SarabunPSK"/>
+          <w:sz w:val="32"/>
+          <w:szCs w:val="32"/>
+          <w:cs/>
+        </w:rPr>
+        <w:t>แบบสอบถามเกี่ยวกับการประเมิน</w:t>
+      </w:r>
+    </w:p>
+    <w:p>
+      <w:pPr>
+        <w:tabs>
+          <w:tab w:val="left" w:pos="709"/>
+          <w:tab w:val="left" w:pos="1134"/>
+        </w:tabs>
+        <w:spacing w:after="0"/>
+        <w:jc w:val="thaiDistribute"/>
+        <w:rPr>
+          <w:rFonts w:ascii="TH SarabunPSK" w:hAnsi="TH SarabunPSK" w:cs="TH SarabunPSK"/>
+          <w:sz w:val="32"/>
+          <w:szCs w:val="32"/>
+          <w:cs/>
+        </w:rPr>
+      </w:pPr>
+      <w:r>
+        <w:rPr>
+          <w:rFonts w:ascii="TH SarabunPSK" w:hAnsi="TH SarabunPSK" w:cs="TH SarabunPSK"/>
+          <w:sz w:val="32"/>
+          <w:szCs w:val="32"/>
+        </w:rPr>
+        <w:tab/>
+      </w:r>
+      <w:r>
+        <w:rPr>
+          <w:rFonts w:ascii="TH SarabunPSK" w:hAnsi="TH SarabunPSK" w:cs="TH SarabunPSK"/>
+          <w:sz w:val="32"/>
+          <w:szCs w:val="32"/>
+        </w:rPr>
+        <w:tab/>
+      </w:r>
+      <w:r>
+        <w:rPr>
+          <w:rFonts w:ascii="TH SarabunPSK" w:hAnsi="TH SarabunPSK" w:cs="TH SarabunPSK"/>
+          <w:sz w:val="32"/>
+          <w:szCs w:val="32"/>
+          <w:cs/>
+        </w:rPr>
+        <w:t>ประสิทธิภาพของ</w:t>
+      </w:r>
+      <w:r>
+        <w:rPr>
+          <w:rFonts w:ascii="TH SarabunPSK" w:hAnsi="TH SarabunPSK" w:cs="TH SarabunPSK" w:hint="cs"/>
+          <w:sz w:val="32"/>
+          <w:szCs w:val="32"/>
+          <w:cs/>
+        </w:rPr>
+        <w:t>กลุ่มตัวอย่างที่เป็นพนักงานองค์กร</w:t>
+      </w:r>
+      <w:r>
+        <w:rPr>
+          <w:rFonts w:ascii="TH SarabunPSK" w:hAnsi="TH SarabunPSK" w:cs="TH SarabunPSK"/>
+          <w:sz w:val="32"/>
+          <w:szCs w:val="32"/>
+        </w:rPr>
+        <w:tab/>
+      </w:r>
+      <w:r>
+        <w:rPr>
+          <w:rFonts w:ascii="TH SarabunPSK" w:hAnsi="TH SarabunPSK" w:cs="TH SarabunPSK"/>
+          <w:sz w:val="32"/>
+          <w:szCs w:val="32"/>
+        </w:rPr>
+        <w:tab/>
+      </w:r>
+      <w:r>
+        <w:rPr>
+          <w:rFonts w:ascii="TH SarabunPSK" w:hAnsi="TH SarabunPSK" w:cs="TH SarabunPSK"/>
+          <w:sz w:val="32"/>
+          <w:szCs w:val="32"/>
+        </w:rPr>
+        <w:tab/>
+      </w:r>
+      <w:r>
+        <w:rPr>
+          <w:rFonts w:ascii="TH SarabunPSK" w:hAnsi="TH SarabunPSK" w:cs="TH SarabunPSK"/>
+          <w:sz w:val="32"/>
+          <w:szCs w:val="32"/>
+          <w:cs/>
+        </w:rPr>
+        <w:tab/>
+      </w:r>
+      <w:r>
+        <w:rPr>
+          <w:rFonts w:ascii="TH SarabunPSK" w:hAnsi="TH SarabunPSK" w:cs="TH SarabunPSK"/>
+          <w:sz w:val="32"/>
+          <w:szCs w:val="32"/>
+        </w:rPr>
+        <w:t xml:space="preserve">  49</w:t>
       </w:r>
     </w:p>
     <w:p>
@@ -3230,7 +3361,182 @@
           <w:szCs w:val="32"/>
           <w:cs/>
         </w:rPr>
-        <w:t>แบบสอบถามเกี่ยวกับการประเมิน</w:t>
+        <w:t>แบบสอบถามเกี่ยวกับการประเมินระดับความพึงพอใจของกลุ่ม</w:t>
+      </w:r>
+    </w:p>
+    <w:p>
+      <w:pPr>
+        <w:tabs>
+          <w:tab w:val="left" w:pos="709"/>
+          <w:tab w:val="left" w:pos="1134"/>
+        </w:tabs>
+        <w:spacing w:after="0"/>
+        <w:ind w:left="709"/>
+        <w:jc w:val="both"/>
+        <w:rPr>
+          <w:rFonts w:ascii="TH SarabunPSK" w:hAnsi="TH SarabunPSK" w:cs="TH SarabunPSK"/>
+          <w:sz w:val="32"/>
+          <w:szCs w:val="32"/>
+        </w:rPr>
+      </w:pPr>
+      <w:r>
+        <w:rPr>
+          <w:rFonts w:ascii="TH SarabunPSK" w:hAnsi="TH SarabunPSK" w:cs="TH SarabunPSK"/>
+          <w:sz w:val="32"/>
+          <w:szCs w:val="32"/>
+          <w:cs/>
+        </w:rPr>
+        <w:tab/>
+        <w:t>ตัวอย่างที่มีต่อระบบผู้ช่วยแบบตัวแทนเชิงปัญญาประดิษฐ์สำหรับองค์กร</w:t>
+      </w:r>
+      <w:r>
+        <w:rPr>
+          <w:rFonts w:ascii="TH SarabunPSK" w:hAnsi="TH SarabunPSK" w:cs="TH SarabunPSK"/>
+          <w:sz w:val="32"/>
+          <w:szCs w:val="32"/>
+          <w:cs/>
+        </w:rPr>
+        <w:tab/>
+      </w:r>
+      <w:r>
+        <w:rPr>
+          <w:rFonts w:ascii="TH SarabunPSK" w:hAnsi="TH SarabunPSK" w:cs="TH SarabunPSK"/>
+          <w:sz w:val="32"/>
+          <w:szCs w:val="32"/>
+          <w:cs/>
+        </w:rPr>
+        <w:tab/>
+      </w:r>
+      <w:r>
+        <w:rPr>
+          <w:rFonts w:ascii="TH SarabunPSK" w:hAnsi="TH SarabunPSK" w:cs="TH SarabunPSK" w:hint="cs"/>
+          <w:sz w:val="32"/>
+          <w:szCs w:val="32"/>
+          <w:cs/>
+        </w:rPr>
+        <w:t xml:space="preserve">  </w:t>
+      </w:r>
+      <w:r>
+        <w:rPr>
+          <w:rFonts w:ascii="TH SarabunPSK" w:hAnsi="TH SarabunPSK" w:cs="TH SarabunPSK"/>
+          <w:sz w:val="32"/>
+          <w:szCs w:val="32"/>
+        </w:rPr>
+        <w:t>50</w:t>
+      </w:r>
+    </w:p>
+    <w:p>
+      <w:pPr>
+        <w:tabs>
+          <w:tab w:val="left" w:pos="709"/>
+        </w:tabs>
+        <w:spacing w:after="0"/>
+        <w:jc w:val="thaiDistribute"/>
+        <w:rPr>
+          <w:rFonts w:ascii="TH SarabunPSK" w:hAnsi="TH SarabunPSK" w:cs="TH SarabunPSK"/>
+          <w:sz w:val="32"/>
+          <w:szCs w:val="32"/>
+        </w:rPr>
+      </w:pPr>
+      <w:r>
+        <w:rPr>
+          <w:rFonts w:ascii="TH SarabunPSK" w:hAnsi="TH SarabunPSK" w:cs="TH SarabunPSK"/>
+          <w:sz w:val="32"/>
+          <w:szCs w:val="32"/>
+          <w:cs/>
+        </w:rPr>
+        <w:t xml:space="preserve">บทที่ </w:t>
+      </w:r>
+      <w:r>
+        <w:rPr>
+          <w:rFonts w:ascii="TH SarabunPSK" w:hAnsi="TH SarabunPSK" w:cs="TH SarabunPSK"/>
+          <w:sz w:val="32"/>
+          <w:szCs w:val="32"/>
+        </w:rPr>
+        <w:t>5</w:t>
+      </w:r>
+      <w:r>
+        <w:rPr>
+          <w:rFonts w:ascii="TH SarabunPSK" w:hAnsi="TH SarabunPSK" w:cs="TH SarabunPSK"/>
+          <w:sz w:val="32"/>
+          <w:szCs w:val="32"/>
+        </w:rPr>
+        <w:tab/>
+      </w:r>
+      <w:r>
+        <w:rPr>
+          <w:rFonts w:ascii="TH SarabunPSK" w:hAnsi="TH SarabunPSK" w:cs="TH SarabunPSK"/>
+          <w:sz w:val="32"/>
+          <w:szCs w:val="32"/>
+          <w:cs/>
+        </w:rPr>
+        <w:t>สรุปผล</w:t>
+      </w:r>
+      <w:r>
+        <w:rPr>
+          <w:rFonts w:ascii="TH SarabunPSK" w:hAnsi="TH SarabunPSK" w:cs="TH SarabunPSK" w:hint="cs"/>
+          <w:sz w:val="32"/>
+          <w:szCs w:val="32"/>
+          <w:cs/>
+        </w:rPr>
+        <w:t xml:space="preserve"> อภิปรายผลและข้อเสนอแนะ</w:t>
+      </w:r>
+      <w:r>
+        <w:rPr>
+          <w:rFonts w:ascii="TH SarabunPSK" w:hAnsi="TH SarabunPSK" w:cs="TH SarabunPSK"/>
+          <w:sz w:val="32"/>
+          <w:szCs w:val="32"/>
+        </w:rPr>
+        <w:tab/>
+      </w:r>
+      <w:r>
+        <w:rPr>
+          <w:rFonts w:ascii="TH SarabunPSK" w:hAnsi="TH SarabunPSK" w:cs="TH SarabunPSK"/>
+          <w:sz w:val="32"/>
+          <w:szCs w:val="32"/>
+        </w:rPr>
+        <w:tab/>
+      </w:r>
+      <w:r>
+        <w:rPr>
+          <w:rFonts w:ascii="TH SarabunPSK" w:hAnsi="TH SarabunPSK" w:cs="TH SarabunPSK"/>
+          <w:sz w:val="32"/>
+          <w:szCs w:val="32"/>
+        </w:rPr>
+        <w:tab/>
+      </w:r>
+      <w:r>
+        <w:rPr>
+          <w:rFonts w:ascii="TH SarabunPSK" w:hAnsi="TH SarabunPSK" w:cs="TH SarabunPSK"/>
+          <w:sz w:val="32"/>
+          <w:szCs w:val="32"/>
+        </w:rPr>
+        <w:tab/>
+      </w:r>
+      <w:r>
+        <w:rPr>
+          <w:rFonts w:ascii="TH SarabunPSK" w:hAnsi="TH SarabunPSK" w:cs="TH SarabunPSK"/>
+          <w:sz w:val="32"/>
+          <w:szCs w:val="32"/>
+        </w:rPr>
+        <w:tab/>
+      </w:r>
+      <w:r>
+        <w:rPr>
+          <w:rFonts w:ascii="TH SarabunPSK" w:hAnsi="TH SarabunPSK" w:cs="TH SarabunPSK"/>
+          <w:sz w:val="32"/>
+          <w:szCs w:val="32"/>
+        </w:rPr>
+        <w:tab/>
+        <w:t xml:space="preserve">  </w:t>
+      </w:r>
+      <w:r>
+        <w:rPr>
+          <w:rFonts w:ascii="TH SarabunPSK" w:hAnsi="TH SarabunPSK" w:cs="TH SarabunPSK"/>
+          <w:sz w:val="32"/>
+          <w:szCs w:val="32"/>
+        </w:rPr>
+        <w:t>53</w:t>
       </w:r>
     </w:p>
     <w:p>
@@ -3249,108 +3555,25 @@
       </w:pPr>
       <w:r>
         <w:rPr>
-          <w:rFonts w:ascii="TH SarabunPSK" w:hAnsi="TH SarabunPSK" w:cs="TH SarabunPSK"/>
-          <w:sz w:val="32"/>
-          <w:szCs w:val="32"/>
-          <w:cs/>
-        </w:rPr>
-        <w:tab/>
-      </w:r>
-      <w:r>
-        <w:rPr>
-          <w:rFonts w:ascii="TH SarabunPSK" w:hAnsi="TH SarabunPSK" w:cs="TH SarabunPSK"/>
-          <w:sz w:val="32"/>
-          <w:szCs w:val="32"/>
-          <w:cs/>
-        </w:rPr>
-        <w:tab/>
-      </w:r>
-      <w:r>
-        <w:rPr>
-          <w:rFonts w:ascii="TH SarabunPSK" w:hAnsi="TH SarabunPSK" w:cs="TH SarabunPSK"/>
-          <w:sz w:val="32"/>
-          <w:szCs w:val="32"/>
-          <w:cs/>
-        </w:rPr>
-        <w:t>ระดับความพึงพอใจของกลุ่มตัวอย่างที่มีต่อ</w:t>
-      </w:r>
-      <w:r>
-        <w:rPr>
-          <w:rFonts w:ascii="TH SarabunPSK" w:hAnsi="TH SarabunPSK" w:cs="TH SarabunPSK" w:hint="cs"/>
-          <w:sz w:val="32"/>
-          <w:szCs w:val="32"/>
-          <w:cs/>
-        </w:rPr>
-        <w:t>การแสดงผลหน้าจอของระบบ</w:t>
-      </w:r>
-      <w:r>
-        <w:rPr>
-          <w:rFonts w:ascii="TH SarabunPSK" w:hAnsi="TH SarabunPSK" w:cs="TH SarabunPSK"/>
-          <w:sz w:val="32"/>
-          <w:szCs w:val="32"/>
-          <w:cs/>
-        </w:rPr>
-        <w:tab/>
-      </w:r>
-      <w:r>
-        <w:rPr>
-          <w:rFonts w:ascii="TH SarabunPSK" w:hAnsi="TH SarabunPSK" w:cs="TH SarabunPSK"/>
-          <w:sz w:val="32"/>
-          <w:szCs w:val="32"/>
-          <w:cs/>
-        </w:rPr>
-        <w:tab/>
-      </w:r>
-      <w:r>
-        <w:rPr>
-          <w:rFonts w:ascii="TH SarabunPSK" w:hAnsi="TH SarabunPSK" w:cs="TH SarabunPSK"/>
-          <w:sz w:val="32"/>
-          <w:szCs w:val="32"/>
-        </w:rPr>
-        <w:t xml:space="preserve">  24</w:t>
-      </w:r>
-    </w:p>
-    <w:p>
-      <w:pPr>
-        <w:tabs>
-          <w:tab w:val="left" w:pos="709"/>
-        </w:tabs>
-        <w:spacing w:after="0"/>
-        <w:jc w:val="thaiDistribute"/>
-        <w:rPr>
-          <w:rFonts w:ascii="TH SarabunPSK" w:hAnsi="TH SarabunPSK" w:cs="TH SarabunPSK"/>
-          <w:sz w:val="32"/>
-          <w:szCs w:val="32"/>
-        </w:rPr>
-      </w:pPr>
-      <w:r>
-        <w:rPr>
-          <w:rFonts w:ascii="TH SarabunPSK" w:hAnsi="TH SarabunPSK" w:cs="TH SarabunPSK"/>
-          <w:sz w:val="32"/>
-          <w:szCs w:val="32"/>
-          <w:cs/>
-        </w:rPr>
-        <w:t xml:space="preserve">บทที่ </w:t>
-      </w:r>
-      <w:r>
-        <w:rPr>
-          <w:rFonts w:ascii="TH SarabunPSK" w:hAnsi="TH SarabunPSK" w:cs="TH SarabunPSK"/>
-          <w:sz w:val="32"/>
-          <w:szCs w:val="32"/>
-        </w:rPr>
-        <w:t>5</w:t>
-      </w:r>
-      <w:r>
-        <w:rPr>
-          <w:rFonts w:ascii="TH SarabunPSK" w:hAnsi="TH SarabunPSK" w:cs="TH SarabunPSK"/>
-          <w:sz w:val="32"/>
-          <w:szCs w:val="32"/>
-        </w:rPr>
-        <w:tab/>
-      </w:r>
-      <w:r>
-        <w:rPr>
-          <w:rFonts w:ascii="TH SarabunPSK" w:hAnsi="TH SarabunPSK" w:cs="TH SarabunPSK"/>
+          <w:rFonts w:ascii="TH SarabunPSK" w:hAnsi="TH SarabunPSK" w:cs="TH SarabunPSK" w:hint="cs"/>
+          <w:sz w:val="32"/>
+          <w:szCs w:val="32"/>
+          <w:cs/>
+        </w:rPr>
+        <w:tab/>
+        <w:t>5.1</w:t>
+      </w:r>
+      <w:r>
+        <w:rPr>
+          <w:rFonts w:ascii="TH SarabunPSK" w:hAnsi="TH SarabunPSK" w:cs="TH SarabunPSK"/>
+          <w:sz w:val="32"/>
+          <w:szCs w:val="32"/>
+        </w:rPr>
+        <w:tab/>
+      </w:r>
+      <w:r>
+        <w:rPr>
+          <w:rFonts w:ascii="TH SarabunPSK" w:hAnsi="TH SarabunPSK" w:cs="TH SarabunPSK" w:hint="cs"/>
           <w:sz w:val="32"/>
           <w:szCs w:val="32"/>
           <w:cs/>
@@ -3359,12 +3582,27 @@
       </w:r>
       <w:r>
         <w:rPr>
-          <w:rFonts w:ascii="TH SarabunPSK" w:hAnsi="TH SarabunPSK" w:cs="TH SarabunPSK" w:hint="cs"/>
-          <w:sz w:val="32"/>
-          <w:szCs w:val="32"/>
-          <w:cs/>
-        </w:rPr>
-        <w:t xml:space="preserve"> อภิปรายผลและข้อเสนอแนะ</w:t>
+          <w:rFonts w:ascii="TH SarabunPSK" w:hAnsi="TH SarabunPSK" w:cs="TH SarabunPSK"/>
+          <w:sz w:val="32"/>
+          <w:szCs w:val="32"/>
+        </w:rPr>
+        <w:tab/>
+      </w:r>
+      <w:r>
+        <w:rPr>
+          <w:rFonts w:ascii="TH SarabunPSK" w:hAnsi="TH SarabunPSK" w:cs="TH SarabunPSK"/>
+          <w:sz w:val="32"/>
+          <w:szCs w:val="32"/>
+        </w:rPr>
+        <w:tab/>
+      </w:r>
+      <w:r>
+        <w:rPr>
+          <w:rFonts w:ascii="TH SarabunPSK" w:hAnsi="TH SarabunPSK" w:cs="TH SarabunPSK"/>
+          <w:sz w:val="32"/>
+          <w:szCs w:val="32"/>
+        </w:rPr>
+        <w:tab/>
       </w:r>
       <w:r>
         <w:rPr>
@@ -3421,7 +3659,7 @@
           <w:sz w:val="32"/>
           <w:szCs w:val="32"/>
         </w:rPr>
-        <w:t>26</w:t>
+        <w:t>54</w:t>
       </w:r>
     </w:p>
     <w:p>
@@ -3446,24 +3684,17 @@
           <w:cs/>
         </w:rPr>
         <w:tab/>
-        <w:t>5.1</w:t>
-      </w:r>
-      <w:r>
-        <w:rPr>
-          <w:rFonts w:ascii="TH SarabunPSK" w:hAnsi="TH SarabunPSK" w:cs="TH SarabunPSK"/>
-          <w:sz w:val="32"/>
-          <w:szCs w:val="32"/>
-        </w:rPr>
-        <w:tab/>
-      </w:r>
-      <w:r>
-        <w:rPr>
-          <w:rFonts w:ascii="TH SarabunPSK" w:hAnsi="TH SarabunPSK" w:cs="TH SarabunPSK" w:hint="cs"/>
-          <w:sz w:val="32"/>
-          <w:szCs w:val="32"/>
-          <w:cs/>
-        </w:rPr>
-        <w:t>สรุปผล</w:t>
+        <w:t>5.2</w:t>
+      </w:r>
+      <w:r>
+        <w:rPr>
+          <w:rFonts w:ascii="TH SarabunPSK" w:hAnsi="TH SarabunPSK" w:cs="TH SarabunPSK" w:hint="cs"/>
+          <w:sz w:val="32"/>
+          <w:szCs w:val="32"/>
+          <w:cs/>
+        </w:rPr>
+        <w:tab/>
+        <w:t>อภิปรายผล</w:t>
       </w:r>
       <w:r>
         <w:rPr>
@@ -3544,7 +3775,7 @@
           <w:sz w:val="32"/>
           <w:szCs w:val="32"/>
         </w:rPr>
-        <w:t>26</w:t>
+        <w:t>54</w:t>
       </w:r>
     </w:p>
     <w:p>
@@ -3563,23 +3794,31 @@
       </w:pPr>
       <w:r>
         <w:rPr>
-          <w:rFonts w:ascii="TH SarabunPSK" w:hAnsi="TH SarabunPSK" w:cs="TH SarabunPSK" w:hint="cs"/>
-          <w:sz w:val="32"/>
-          <w:szCs w:val="32"/>
-          <w:cs/>
-        </w:rPr>
-        <w:tab/>
-        <w:t>5.2</w:t>
-      </w:r>
-      <w:r>
-        <w:rPr>
-          <w:rFonts w:ascii="TH SarabunPSK" w:hAnsi="TH SarabunPSK" w:cs="TH SarabunPSK" w:hint="cs"/>
-          <w:sz w:val="32"/>
-          <w:szCs w:val="32"/>
-          <w:cs/>
-        </w:rPr>
-        <w:tab/>
-        <w:t>อภิปรายผล</w:t>
+          <w:rFonts w:ascii="TH SarabunPSK" w:hAnsi="TH SarabunPSK" w:cs="TH SarabunPSK"/>
+          <w:sz w:val="32"/>
+          <w:szCs w:val="32"/>
+          <w:cs/>
+        </w:rPr>
+        <w:tab/>
+        <w:t>5.3</w:t>
+      </w:r>
+      <w:r>
+        <w:rPr>
+          <w:rFonts w:ascii="TH SarabunPSK" w:hAnsi="TH SarabunPSK" w:cs="TH SarabunPSK"/>
+          <w:sz w:val="32"/>
+          <w:szCs w:val="32"/>
+          <w:cs/>
+        </w:rPr>
+        <w:tab/>
+      </w:r>
+      <w:r>
+        <w:rPr>
+          <w:rFonts w:ascii="TH SarabunPSK" w:hAnsi="TH SarabunPSK" w:cs="TH SarabunPSK"/>
+          <w:sz w:val="32"/>
+          <w:szCs w:val="32"/>
+          <w:cs/>
+        </w:rPr>
+        <w:t>ปัญหาที่พบ</w:t>
       </w:r>
       <w:r>
         <w:rPr>
@@ -3660,7 +3899,7 @@
           <w:sz w:val="32"/>
           <w:szCs w:val="32"/>
         </w:rPr>
-        <w:t>27</w:t>
+        <w:t>55</w:t>
       </w:r>
     </w:p>
     <w:p>
@@ -3675,107 +3914,122 @@
           <w:rFonts w:ascii="TH SarabunPSK" w:hAnsi="TH SarabunPSK" w:cs="TH SarabunPSK"/>
           <w:sz w:val="32"/>
           <w:szCs w:val="32"/>
-        </w:rPr>
-      </w:pPr>
-      <w:r>
-        <w:rPr>
-          <w:rFonts w:ascii="TH SarabunPSK" w:hAnsi="TH SarabunPSK" w:cs="TH SarabunPSK"/>
-          <w:sz w:val="32"/>
-          <w:szCs w:val="32"/>
-          <w:cs/>
-        </w:rPr>
-        <w:tab/>
-        <w:t>5.3</w:t>
-      </w:r>
-      <w:r>
-        <w:rPr>
-          <w:rFonts w:ascii="TH SarabunPSK" w:hAnsi="TH SarabunPSK" w:cs="TH SarabunPSK"/>
-          <w:sz w:val="32"/>
-          <w:szCs w:val="32"/>
-          <w:cs/>
-        </w:rPr>
-        <w:tab/>
-      </w:r>
-      <w:r>
-        <w:rPr>
-          <w:rFonts w:ascii="TH SarabunPSK" w:hAnsi="TH SarabunPSK" w:cs="TH SarabunPSK"/>
-          <w:sz w:val="32"/>
-          <w:szCs w:val="32"/>
-          <w:cs/>
-        </w:rPr>
-        <w:t>ปัญหาที่พบ</w:t>
-      </w:r>
-      <w:r>
-        <w:rPr>
-          <w:rFonts w:ascii="TH SarabunPSK" w:hAnsi="TH SarabunPSK" w:cs="TH SarabunPSK"/>
-          <w:sz w:val="32"/>
-          <w:szCs w:val="32"/>
-        </w:rPr>
-        <w:tab/>
-      </w:r>
-      <w:r>
-        <w:rPr>
-          <w:rFonts w:ascii="TH SarabunPSK" w:hAnsi="TH SarabunPSK" w:cs="TH SarabunPSK"/>
-          <w:sz w:val="32"/>
-          <w:szCs w:val="32"/>
-        </w:rPr>
-        <w:tab/>
-      </w:r>
-      <w:r>
-        <w:rPr>
-          <w:rFonts w:ascii="TH SarabunPSK" w:hAnsi="TH SarabunPSK" w:cs="TH SarabunPSK"/>
-          <w:sz w:val="32"/>
-          <w:szCs w:val="32"/>
-        </w:rPr>
-        <w:tab/>
-      </w:r>
-      <w:r>
-        <w:rPr>
-          <w:rFonts w:ascii="TH SarabunPSK" w:hAnsi="TH SarabunPSK" w:cs="TH SarabunPSK"/>
-          <w:sz w:val="32"/>
-          <w:szCs w:val="32"/>
-        </w:rPr>
-        <w:tab/>
-      </w:r>
-      <w:r>
-        <w:rPr>
-          <w:rFonts w:ascii="TH SarabunPSK" w:hAnsi="TH SarabunPSK" w:cs="TH SarabunPSK"/>
-          <w:sz w:val="32"/>
-          <w:szCs w:val="32"/>
-        </w:rPr>
-        <w:tab/>
-      </w:r>
-      <w:r>
-        <w:rPr>
-          <w:rFonts w:ascii="TH SarabunPSK" w:hAnsi="TH SarabunPSK" w:cs="TH SarabunPSK"/>
-          <w:sz w:val="32"/>
-          <w:szCs w:val="32"/>
-        </w:rPr>
-        <w:tab/>
-      </w:r>
-      <w:r>
-        <w:rPr>
-          <w:rFonts w:ascii="TH SarabunPSK" w:hAnsi="TH SarabunPSK" w:cs="TH SarabunPSK"/>
-          <w:sz w:val="32"/>
-          <w:szCs w:val="32"/>
-        </w:rPr>
-        <w:tab/>
-      </w:r>
-      <w:r>
-        <w:rPr>
-          <w:rFonts w:ascii="TH SarabunPSK" w:hAnsi="TH SarabunPSK" w:cs="TH SarabunPSK"/>
-          <w:sz w:val="32"/>
-          <w:szCs w:val="32"/>
-        </w:rPr>
-        <w:tab/>
-      </w:r>
-      <w:r>
-        <w:rPr>
-          <w:rFonts w:ascii="TH SarabunPSK" w:hAnsi="TH SarabunPSK" w:cs="TH SarabunPSK"/>
-          <w:sz w:val="32"/>
-          <w:szCs w:val="32"/>
-        </w:rPr>
-        <w:tab/>
+          <w:cs/>
+        </w:rPr>
+      </w:pPr>
+      <w:r>
+        <w:rPr>
+          <w:rFonts w:ascii="TH SarabunPSK" w:hAnsi="TH SarabunPSK" w:cs="TH SarabunPSK"/>
+          <w:sz w:val="32"/>
+          <w:szCs w:val="32"/>
+          <w:cs/>
+        </w:rPr>
+        <w:tab/>
+      </w:r>
+      <w:r>
+        <w:rPr>
+          <w:rFonts w:ascii="TH SarabunPSK" w:hAnsi="TH SarabunPSK" w:cs="TH SarabunPSK"/>
+          <w:sz w:val="32"/>
+          <w:szCs w:val="32"/>
+        </w:rPr>
+        <w:t>5.4</w:t>
+      </w:r>
+      <w:r>
+        <w:rPr>
+          <w:rFonts w:ascii="TH SarabunPSK" w:hAnsi="TH SarabunPSK" w:cs="TH SarabunPSK"/>
+          <w:sz w:val="32"/>
+          <w:szCs w:val="32"/>
+        </w:rPr>
+        <w:tab/>
+      </w:r>
+      <w:r>
+        <w:rPr>
+          <w:rFonts w:ascii="TH SarabunPSK" w:hAnsi="TH SarabunPSK" w:cs="TH SarabunPSK"/>
+          <w:sz w:val="32"/>
+          <w:szCs w:val="32"/>
+          <w:cs/>
+        </w:rPr>
+        <w:t>ข้อเสนอแนะ</w:t>
+      </w:r>
+      <w:r>
+        <w:rPr>
+          <w:rFonts w:ascii="TH SarabunPSK" w:hAnsi="TH SarabunPSK" w:cs="TH SarabunPSK"/>
+          <w:sz w:val="32"/>
+          <w:szCs w:val="32"/>
+          <w:cs/>
+        </w:rPr>
+        <w:tab/>
+      </w:r>
+      <w:r>
+        <w:rPr>
+          <w:rFonts w:ascii="TH SarabunPSK" w:hAnsi="TH SarabunPSK" w:cs="TH SarabunPSK"/>
+          <w:sz w:val="32"/>
+          <w:szCs w:val="32"/>
+          <w:cs/>
+        </w:rPr>
+        <w:tab/>
+      </w:r>
+      <w:r>
+        <w:rPr>
+          <w:rFonts w:ascii="TH SarabunPSK" w:hAnsi="TH SarabunPSK" w:cs="TH SarabunPSK"/>
+          <w:sz w:val="32"/>
+          <w:szCs w:val="32"/>
+          <w:cs/>
+        </w:rPr>
+        <w:tab/>
+      </w:r>
+      <w:r>
+        <w:rPr>
+          <w:rFonts w:ascii="TH SarabunPSK" w:hAnsi="TH SarabunPSK" w:cs="TH SarabunPSK"/>
+          <w:sz w:val="32"/>
+          <w:szCs w:val="32"/>
+          <w:cs/>
+        </w:rPr>
+        <w:tab/>
+      </w:r>
+      <w:r>
+        <w:rPr>
+          <w:rFonts w:ascii="TH SarabunPSK" w:hAnsi="TH SarabunPSK" w:cs="TH SarabunPSK"/>
+          <w:sz w:val="32"/>
+          <w:szCs w:val="32"/>
+          <w:cs/>
+        </w:rPr>
+        <w:tab/>
+      </w:r>
+      <w:r>
+        <w:rPr>
+          <w:rFonts w:ascii="TH SarabunPSK" w:hAnsi="TH SarabunPSK" w:cs="TH SarabunPSK"/>
+          <w:sz w:val="32"/>
+          <w:szCs w:val="32"/>
+          <w:cs/>
+        </w:rPr>
+        <w:tab/>
+      </w:r>
+      <w:r>
+        <w:rPr>
+          <w:rFonts w:ascii="TH SarabunPSK" w:hAnsi="TH SarabunPSK" w:cs="TH SarabunPSK"/>
+          <w:sz w:val="32"/>
+          <w:szCs w:val="32"/>
+          <w:cs/>
+        </w:rPr>
+        <w:tab/>
+      </w:r>
+      <w:proofErr w:type="gramStart"/>
+      <w:r>
+        <w:rPr>
+          <w:rFonts w:ascii="TH SarabunPSK" w:hAnsi="TH SarabunPSK" w:cs="TH SarabunPSK"/>
+          <w:sz w:val="32"/>
+          <w:szCs w:val="32"/>
+          <w:cs/>
+        </w:rPr>
+        <w:tab/>
+      </w:r>
+      <w:r>
+        <w:rPr>
+          <w:rFonts w:ascii="TH SarabunPSK" w:hAnsi="TH SarabunPSK" w:cs="TH SarabunPSK"/>
+          <w:sz w:val="32"/>
+          <w:szCs w:val="32"/>
+        </w:rPr>
         <w:t xml:space="preserve">  </w:t>
       </w:r>
       <w:r>
@@ -3784,136 +4038,107 @@
           <w:sz w:val="32"/>
           <w:szCs w:val="32"/>
         </w:rPr>
-        <w:t>27</w:t>
-      </w:r>
+        <w:t>55</w:t>
+      </w:r>
+      <w:proofErr w:type="gramEnd"/>
     </w:p>
     <w:p>
       <w:pPr>
-        <w:tabs>
-          <w:tab w:val="left" w:pos="709"/>
-          <w:tab w:val="left" w:pos="1134"/>
-        </w:tabs>
         <w:spacing w:after="0"/>
-        <w:jc w:val="thaiDistribute"/>
-        <w:rPr>
-          <w:rFonts w:ascii="TH SarabunPSK" w:hAnsi="TH SarabunPSK" w:cs="TH SarabunPSK"/>
-          <w:sz w:val="32"/>
-          <w:szCs w:val="32"/>
-          <w:cs/>
-        </w:rPr>
-      </w:pPr>
-      <w:r>
-        <w:rPr>
-          <w:rFonts w:ascii="TH SarabunPSK" w:hAnsi="TH SarabunPSK" w:cs="TH SarabunPSK"/>
-          <w:sz w:val="32"/>
-          <w:szCs w:val="32"/>
-          <w:cs/>
-        </w:rPr>
-        <w:tab/>
-      </w:r>
-      <w:r>
-        <w:rPr>
-          <w:rFonts w:ascii="TH SarabunPSK" w:hAnsi="TH SarabunPSK" w:cs="TH SarabunPSK"/>
-          <w:sz w:val="32"/>
-          <w:szCs w:val="32"/>
-        </w:rPr>
-        <w:t>5.4</w:t>
-      </w:r>
-      <w:r>
-        <w:rPr>
-          <w:rFonts w:ascii="TH SarabunPSK" w:hAnsi="TH SarabunPSK" w:cs="TH SarabunPSK"/>
-          <w:sz w:val="32"/>
-          <w:szCs w:val="32"/>
-        </w:rPr>
-        <w:tab/>
-      </w:r>
-      <w:r>
-        <w:rPr>
-          <w:rFonts w:ascii="TH SarabunPSK" w:hAnsi="TH SarabunPSK" w:cs="TH SarabunPSK"/>
-          <w:sz w:val="32"/>
-          <w:szCs w:val="32"/>
-          <w:cs/>
-        </w:rPr>
-        <w:t>ข้อเสนอแนะ</w:t>
-      </w:r>
-      <w:r>
-        <w:rPr>
-          <w:rFonts w:ascii="TH SarabunPSK" w:hAnsi="TH SarabunPSK" w:cs="TH SarabunPSK"/>
-          <w:sz w:val="32"/>
-          <w:szCs w:val="32"/>
-          <w:cs/>
-        </w:rPr>
-        <w:tab/>
-      </w:r>
-      <w:r>
-        <w:rPr>
-          <w:rFonts w:ascii="TH SarabunPSK" w:hAnsi="TH SarabunPSK" w:cs="TH SarabunPSK"/>
-          <w:sz w:val="32"/>
-          <w:szCs w:val="32"/>
-          <w:cs/>
-        </w:rPr>
-        <w:tab/>
-      </w:r>
-      <w:r>
-        <w:rPr>
-          <w:rFonts w:ascii="TH SarabunPSK" w:hAnsi="TH SarabunPSK" w:cs="TH SarabunPSK"/>
-          <w:sz w:val="32"/>
-          <w:szCs w:val="32"/>
-          <w:cs/>
-        </w:rPr>
-        <w:tab/>
-      </w:r>
-      <w:r>
-        <w:rPr>
-          <w:rFonts w:ascii="TH SarabunPSK" w:hAnsi="TH SarabunPSK" w:cs="TH SarabunPSK"/>
-          <w:sz w:val="32"/>
-          <w:szCs w:val="32"/>
-          <w:cs/>
-        </w:rPr>
-        <w:tab/>
-      </w:r>
-      <w:r>
-        <w:rPr>
-          <w:rFonts w:ascii="TH SarabunPSK" w:hAnsi="TH SarabunPSK" w:cs="TH SarabunPSK"/>
-          <w:sz w:val="32"/>
-          <w:szCs w:val="32"/>
-          <w:cs/>
-        </w:rPr>
-        <w:tab/>
-      </w:r>
-      <w:r>
-        <w:rPr>
-          <w:rFonts w:ascii="TH SarabunPSK" w:hAnsi="TH SarabunPSK" w:cs="TH SarabunPSK"/>
-          <w:sz w:val="32"/>
-          <w:szCs w:val="32"/>
-          <w:cs/>
-        </w:rPr>
-        <w:tab/>
-      </w:r>
-      <w:r>
-        <w:rPr>
-          <w:rFonts w:ascii="TH SarabunPSK" w:hAnsi="TH SarabunPSK" w:cs="TH SarabunPSK"/>
-          <w:sz w:val="32"/>
-          <w:szCs w:val="32"/>
-          <w:cs/>
-        </w:rPr>
-        <w:tab/>
-      </w:r>
-      <w:r>
-        <w:rPr>
-          <w:rFonts w:ascii="TH SarabunPSK" w:hAnsi="TH SarabunPSK" w:cs="TH SarabunPSK"/>
-          <w:sz w:val="32"/>
-          <w:szCs w:val="32"/>
-          <w:cs/>
-        </w:rPr>
-        <w:tab/>
-      </w:r>
-      <w:r>
-        <w:rPr>
-          <w:rFonts w:ascii="TH SarabunPSK" w:hAnsi="TH SarabunPSK" w:cs="TH SarabunPSK"/>
-          <w:sz w:val="32"/>
-          <w:szCs w:val="32"/>
-        </w:rPr>
+        <w:rPr>
+          <w:rFonts w:ascii="TH SarabunPSK" w:hAnsi="TH SarabunPSK" w:cs="TH SarabunPSK"/>
+          <w:sz w:val="32"/>
+          <w:szCs w:val="32"/>
+        </w:rPr>
+      </w:pPr>
+      <w:r>
+        <w:rPr>
+          <w:rFonts w:ascii="TH SarabunPSK" w:hAnsi="TH SarabunPSK" w:cs="TH SarabunPSK" w:hint="cs"/>
+          <w:sz w:val="32"/>
+          <w:szCs w:val="32"/>
+          <w:cs/>
+        </w:rPr>
+        <w:t>บรรณานุกรม</w:t>
+      </w:r>
+      <w:r>
+        <w:rPr>
+          <w:rFonts w:ascii="TH SarabunPSK" w:hAnsi="TH SarabunPSK" w:cs="TH SarabunPSK"/>
+          <w:sz w:val="32"/>
+          <w:szCs w:val="32"/>
+        </w:rPr>
+        <w:tab/>
+      </w:r>
+      <w:r>
+        <w:rPr>
+          <w:rFonts w:ascii="TH SarabunPSK" w:hAnsi="TH SarabunPSK" w:cs="TH SarabunPSK"/>
+          <w:sz w:val="32"/>
+          <w:szCs w:val="32"/>
+        </w:rPr>
+        <w:tab/>
+      </w:r>
+      <w:r>
+        <w:rPr>
+          <w:rFonts w:ascii="TH SarabunPSK" w:hAnsi="TH SarabunPSK" w:cs="TH SarabunPSK"/>
+          <w:sz w:val="32"/>
+          <w:szCs w:val="32"/>
+        </w:rPr>
+        <w:tab/>
+      </w:r>
+      <w:r>
+        <w:rPr>
+          <w:rFonts w:ascii="TH SarabunPSK" w:hAnsi="TH SarabunPSK" w:cs="TH SarabunPSK"/>
+          <w:sz w:val="32"/>
+          <w:szCs w:val="32"/>
+        </w:rPr>
+        <w:tab/>
+      </w:r>
+      <w:r>
+        <w:rPr>
+          <w:rFonts w:ascii="TH SarabunPSK" w:hAnsi="TH SarabunPSK" w:cs="TH SarabunPSK"/>
+          <w:sz w:val="32"/>
+          <w:szCs w:val="32"/>
+        </w:rPr>
+        <w:tab/>
+      </w:r>
+      <w:r>
+        <w:rPr>
+          <w:rFonts w:ascii="TH SarabunPSK" w:hAnsi="TH SarabunPSK" w:cs="TH SarabunPSK"/>
+          <w:sz w:val="32"/>
+          <w:szCs w:val="32"/>
+        </w:rPr>
+        <w:tab/>
+      </w:r>
+      <w:r>
+        <w:rPr>
+          <w:rFonts w:ascii="TH SarabunPSK" w:hAnsi="TH SarabunPSK" w:cs="TH SarabunPSK"/>
+          <w:sz w:val="32"/>
+          <w:szCs w:val="32"/>
+        </w:rPr>
+        <w:tab/>
+      </w:r>
+      <w:r>
+        <w:rPr>
+          <w:rFonts w:ascii="TH SarabunPSK" w:hAnsi="TH SarabunPSK" w:cs="TH SarabunPSK"/>
+          <w:sz w:val="32"/>
+          <w:szCs w:val="32"/>
+        </w:rPr>
+        <w:tab/>
+      </w:r>
+      <w:r>
+        <w:rPr>
+          <w:rFonts w:ascii="TH SarabunPSK" w:hAnsi="TH SarabunPSK" w:cs="TH SarabunPSK"/>
+          <w:sz w:val="32"/>
+          <w:szCs w:val="32"/>
+        </w:rPr>
+        <w:tab/>
+      </w:r>
+      <w:r>
+        <w:rPr>
+          <w:rFonts w:ascii="TH SarabunPSK" w:hAnsi="TH SarabunPSK" w:cs="TH SarabunPSK"/>
+          <w:sz w:val="32"/>
+          <w:szCs w:val="32"/>
+        </w:rPr>
+        <w:tab/>
         <w:t xml:space="preserve">  </w:t>
       </w:r>
       <w:r>
@@ -3922,7 +4147,7 @@
           <w:sz w:val="32"/>
           <w:szCs w:val="32"/>
         </w:rPr>
-        <w:t>28</w:t>
+        <w:t>56</w:t>
       </w:r>
     </w:p>
     <w:p>
@@ -3941,7 +4166,25 @@
           <w:szCs w:val="32"/>
           <w:cs/>
         </w:rPr>
-        <w:t>บรรณานุกรม</w:t>
+        <w:t>ภาคผนวก</w:t>
+      </w:r>
+      <w:r>
+        <w:rPr>
+          <w:rFonts w:ascii="TH SarabunPSK" w:hAnsi="TH SarabunPSK" w:cs="TH SarabunPSK" w:hint="cs"/>
+          <w:sz w:val="32"/>
+          <w:szCs w:val="32"/>
+          <w:cs/>
+        </w:rPr>
+        <w:t xml:space="preserve"> </w:t>
+      </w:r>
+      <w:r>
+        <w:rPr>
+          <w:rFonts w:ascii="TH SarabunPSK" w:hAnsi="TH SarabunPSK" w:cs="TH SarabunPSK" w:hint="cs"/>
+          <w:sz w:val="32"/>
+          <w:szCs w:val="32"/>
+          <w:cs/>
+        </w:rPr>
+        <w:t>ก</w:t>
       </w:r>
       <w:r>
         <w:rPr>
@@ -4030,7 +4273,7 @@
           <w:sz w:val="32"/>
           <w:szCs w:val="32"/>
         </w:rPr>
-        <w:t>29</w:t>
+        <w:t>57</w:t>
       </w:r>
     </w:p>
     <w:p>
@@ -4049,25 +4292,7 @@
           <w:szCs w:val="32"/>
           <w:cs/>
         </w:rPr>
-        <w:t>ภาคผนวก</w:t>
-      </w:r>
-      <w:r>
-        <w:rPr>
-          <w:rFonts w:ascii="TH SarabunPSK" w:hAnsi="TH SarabunPSK" w:cs="TH SarabunPSK" w:hint="cs"/>
-          <w:sz w:val="32"/>
-          <w:szCs w:val="32"/>
-          <w:cs/>
-        </w:rPr>
-        <w:t xml:space="preserve"> </w:t>
-      </w:r>
-      <w:r>
-        <w:rPr>
-          <w:rFonts w:ascii="TH SarabunPSK" w:hAnsi="TH SarabunPSK" w:cs="TH SarabunPSK" w:hint="cs"/>
-          <w:sz w:val="32"/>
-          <w:szCs w:val="32"/>
-          <w:cs/>
-        </w:rPr>
-        <w:t>ก</w:t>
+        <w:t>ประวัติผู้จัดทำ</w:t>
       </w:r>
       <w:r>
         <w:rPr>
@@ -4156,116 +4381,19 @@
           <w:sz w:val="32"/>
           <w:szCs w:val="32"/>
         </w:rPr>
-        <w:t>31</w:t>
+        <w:t>58</w:t>
       </w:r>
     </w:p>
     <w:p>
       <w:pPr>
         <w:spacing w:after="0"/>
-        <w:rPr>
-          <w:rFonts w:ascii="TH SarabunPSK" w:hAnsi="TH SarabunPSK" w:cs="TH SarabunPSK"/>
-          <w:sz w:val="32"/>
-          <w:szCs w:val="32"/>
-        </w:rPr>
-      </w:pPr>
-      <w:r>
-        <w:rPr>
-          <w:rFonts w:ascii="TH SarabunPSK" w:hAnsi="TH SarabunPSK" w:cs="TH SarabunPSK" w:hint="cs"/>
-          <w:sz w:val="32"/>
-          <w:szCs w:val="32"/>
-          <w:cs/>
-        </w:rPr>
-        <w:t>ประวัติผู้จัดทำ</w:t>
-      </w:r>
-      <w:r>
-        <w:rPr>
-          <w:rFonts w:ascii="TH SarabunPSK" w:hAnsi="TH SarabunPSK" w:cs="TH SarabunPSK"/>
-          <w:sz w:val="32"/>
-          <w:szCs w:val="32"/>
-        </w:rPr>
-        <w:tab/>
-      </w:r>
-      <w:r>
-        <w:rPr>
-          <w:rFonts w:ascii="TH SarabunPSK" w:hAnsi="TH SarabunPSK" w:cs="TH SarabunPSK"/>
-          <w:sz w:val="32"/>
-          <w:szCs w:val="32"/>
-        </w:rPr>
-        <w:tab/>
-      </w:r>
-      <w:r>
-        <w:rPr>
-          <w:rFonts w:ascii="TH SarabunPSK" w:hAnsi="TH SarabunPSK" w:cs="TH SarabunPSK"/>
-          <w:sz w:val="32"/>
-          <w:szCs w:val="32"/>
-        </w:rPr>
-        <w:tab/>
-      </w:r>
-      <w:r>
-        <w:rPr>
-          <w:rFonts w:ascii="TH SarabunPSK" w:hAnsi="TH SarabunPSK" w:cs="TH SarabunPSK"/>
-          <w:sz w:val="32"/>
-          <w:szCs w:val="32"/>
-        </w:rPr>
-        <w:tab/>
-      </w:r>
-      <w:r>
-        <w:rPr>
-          <w:rFonts w:ascii="TH SarabunPSK" w:hAnsi="TH SarabunPSK" w:cs="TH SarabunPSK"/>
-          <w:sz w:val="32"/>
-          <w:szCs w:val="32"/>
-        </w:rPr>
-        <w:tab/>
-      </w:r>
-      <w:r>
-        <w:rPr>
-          <w:rFonts w:ascii="TH SarabunPSK" w:hAnsi="TH SarabunPSK" w:cs="TH SarabunPSK"/>
-          <w:sz w:val="32"/>
-          <w:szCs w:val="32"/>
-        </w:rPr>
-        <w:tab/>
-      </w:r>
-      <w:r>
-        <w:rPr>
-          <w:rFonts w:ascii="TH SarabunPSK" w:hAnsi="TH SarabunPSK" w:cs="TH SarabunPSK"/>
-          <w:sz w:val="32"/>
-          <w:szCs w:val="32"/>
-        </w:rPr>
-        <w:tab/>
-      </w:r>
-      <w:r>
-        <w:rPr>
-          <w:rFonts w:ascii="TH SarabunPSK" w:hAnsi="TH SarabunPSK" w:cs="TH SarabunPSK"/>
-          <w:sz w:val="32"/>
-          <w:szCs w:val="32"/>
-        </w:rPr>
-        <w:tab/>
-      </w:r>
-      <w:r>
-        <w:rPr>
-          <w:rFonts w:ascii="TH SarabunPSK" w:hAnsi="TH SarabunPSK" w:cs="TH SarabunPSK"/>
-          <w:sz w:val="32"/>
-          <w:szCs w:val="32"/>
-        </w:rPr>
-        <w:tab/>
-      </w:r>
-      <w:r>
-        <w:rPr>
-          <w:rFonts w:ascii="TH SarabunPSK" w:hAnsi="TH SarabunPSK" w:cs="TH SarabunPSK"/>
-          <w:sz w:val="32"/>
-          <w:szCs w:val="32"/>
-        </w:rPr>
-        <w:tab/>
-        <w:t xml:space="preserve">  </w:t>
-      </w:r>
-      <w:r>
-        <w:rPr>
-          <w:rFonts w:ascii="TH SarabunPSK" w:hAnsi="TH SarabunPSK" w:cs="TH SarabunPSK"/>
-          <w:sz w:val="32"/>
-          <w:szCs w:val="32"/>
-        </w:rPr>
-        <w:t>32</w:t>
-      </w:r>
+        <w:jc w:val="center"/>
+        <w:rPr>
+          <w:rFonts w:ascii="TH SarabunPSK" w:hAnsi="TH SarabunPSK" w:cs="TH SarabunPSK"/>
+          <w:sz w:val="32"/>
+          <w:szCs w:val="32"/>
+        </w:rPr>
+      </w:pPr>
     </w:p>
     <w:p>
       <w:pPr>
@@ -4317,6 +4445,8 @@
         <w:jc w:val="center"/>
         <w:rPr>
           <w:rFonts w:ascii="TH SarabunPSK" w:hAnsi="TH SarabunPSK" w:cs="TH SarabunPSK"/>
+          <w:b/>
+          <w:bCs/>
           <w:sz w:val="32"/>
           <w:szCs w:val="32"/>
         </w:rPr>
@@ -4412,29 +4542,15 @@
           <w:szCs w:val="32"/>
         </w:rPr>
       </w:pPr>
-    </w:p>
-    <w:p>
-      <w:pPr>
-        <w:spacing w:after="0"/>
-        <w:jc w:val="center"/>
+      <w:r>
         <w:rPr>
           <w:rFonts w:ascii="TH SarabunPSK" w:hAnsi="TH SarabunPSK" w:cs="TH SarabunPSK"/>
           <w:b/>
           <w:bCs/>
           <w:sz w:val="32"/>
           <w:szCs w:val="32"/>
-        </w:rPr>
-      </w:pPr>
-      <w:r>
-        <w:rPr>
-          <w:rFonts w:ascii="TH SarabunPSK" w:hAnsi="TH SarabunPSK" w:cs="TH SarabunPSK"/>
-          <w:b/>
-          <w:bCs/>
-          <w:sz w:val="32"/>
-          <w:szCs w:val="32"/>
-          <w:cs/>
-        </w:rPr>
-        <w:lastRenderedPageBreak/>
+          <w:cs/>
+        </w:rPr>
         <w:t>สารบัญภาพ</w:t>
       </w:r>
     </w:p>
@@ -4623,23 +4739,15 @@
           <w:szCs w:val="32"/>
           <w:cs/>
         </w:rPr>
-        <w:t>โปรแกรม</w:t>
-      </w:r>
-      <w:r>
-        <w:rPr>
-          <w:rFonts w:ascii="TH SarabunPSK" w:hAnsi="TH SarabunPSK" w:cs="TH SarabunPSK"/>
-          <w:sz w:val="32"/>
-          <w:szCs w:val="32"/>
-        </w:rPr>
-        <w:t xml:space="preserve"> </w:t>
-      </w:r>
-      <w:r>
-        <w:rPr>
-          <w:rFonts w:ascii="TH SarabunPSK" w:hAnsi="TH SarabunPSK" w:cs="TH SarabunPSK"/>
-          <w:sz w:val="32"/>
-          <w:szCs w:val="32"/>
-        </w:rPr>
-        <w:t>Eclipse</w:t>
+        <w:t xml:space="preserve">ซอฟต์แวร์ </w:t>
+      </w:r>
+      <w:r>
+        <w:rPr>
+          <w:rFonts w:ascii="TH SarabunPSK" w:hAnsi="TH SarabunPSK" w:cs="TH SarabunPSK"/>
+          <w:sz w:val="32"/>
+          <w:szCs w:val="32"/>
+        </w:rPr>
+        <w:t>n8n</w:t>
       </w:r>
       <w:r>
         <w:rPr>
@@ -4712,7 +4820,7 @@
           <w:sz w:val="32"/>
           <w:szCs w:val="32"/>
         </w:rPr>
-        <w:t>4</w:t>
+        <w:t>6</w:t>
       </w:r>
     </w:p>
     <w:p>
@@ -4756,20 +4864,56 @@
       </w:r>
       <w:r>
         <w:rPr>
-          <w:rFonts w:ascii="TH SarabunPSK" w:hAnsi="TH SarabunPSK" w:cs="TH SarabunPSK"/>
-          <w:sz w:val="32"/>
-          <w:szCs w:val="32"/>
-          <w:cs/>
-        </w:rPr>
-        <w:t xml:space="preserve">โปรแกรม </w:t>
-      </w:r>
-      <w:r>
-        <w:rPr>
-          <w:rFonts w:ascii="TH SarabunPSK" w:hAnsi="TH SarabunPSK" w:cs="TH SarabunPSK"/>
-          <w:sz w:val="32"/>
-          <w:szCs w:val="32"/>
-        </w:rPr>
-        <w:t>SQL Server Management Studio (SSMS)</w:t>
+          <w:rFonts w:ascii="TH SarabunPSK" w:hAnsi="TH SarabunPSK" w:cs="TH SarabunPSK" w:hint="cs"/>
+          <w:sz w:val="32"/>
+          <w:szCs w:val="32"/>
+          <w:cs/>
+        </w:rPr>
+        <w:t xml:space="preserve">ฐานข้อมูล </w:t>
+      </w:r>
+      <w:proofErr w:type="spellStart"/>
+      <w:r>
+        <w:rPr>
+          <w:rFonts w:ascii="TH SarabunPSK" w:hAnsi="TH SarabunPSK" w:cs="TH SarabunPSK"/>
+          <w:sz w:val="32"/>
+          <w:szCs w:val="32"/>
+        </w:rPr>
+        <w:t>Supabase</w:t>
+      </w:r>
+      <w:proofErr w:type="spellEnd"/>
+      <w:r>
+        <w:rPr>
+          <w:rFonts w:ascii="TH SarabunPSK" w:hAnsi="TH SarabunPSK" w:cs="TH SarabunPSK"/>
+          <w:sz w:val="32"/>
+          <w:szCs w:val="32"/>
+        </w:rPr>
+        <w:t xml:space="preserve"> &amp; </w:t>
+      </w:r>
+      <w:proofErr w:type="spellStart"/>
+      <w:r>
+        <w:rPr>
+          <w:rFonts w:ascii="TH SarabunPSK" w:hAnsi="TH SarabunPSK" w:cs="TH SarabunPSK"/>
+          <w:sz w:val="32"/>
+          <w:szCs w:val="32"/>
+        </w:rPr>
+        <w:t>Postgresql</w:t>
+      </w:r>
+      <w:proofErr w:type="spellEnd"/>
+      <w:r>
+        <w:rPr>
+          <w:rFonts w:ascii="TH SarabunPSK" w:hAnsi="TH SarabunPSK" w:cs="TH SarabunPSK"/>
+          <w:sz w:val="32"/>
+          <w:szCs w:val="32"/>
+        </w:rPr>
+        <w:tab/>
+      </w:r>
+      <w:r>
+        <w:rPr>
+          <w:rFonts w:ascii="TH SarabunPSK" w:hAnsi="TH SarabunPSK" w:cs="TH SarabunPSK"/>
+          <w:sz w:val="32"/>
+          <w:szCs w:val="32"/>
+        </w:rPr>
+        <w:tab/>
       </w:r>
       <w:r>
         <w:rPr>
@@ -4810,7 +4954,7 @@
           <w:sz w:val="32"/>
           <w:szCs w:val="32"/>
         </w:rPr>
-        <w:t>6</w:t>
+        <w:t>7</w:t>
       </w:r>
     </w:p>
     <w:p>
@@ -4857,25 +5001,8 @@
           <w:rFonts w:ascii="TH SarabunPSK" w:hAnsi="TH SarabunPSK" w:cs="TH SarabunPSK"/>
           <w:sz w:val="32"/>
           <w:szCs w:val="32"/>
-          <w:cs/>
-        </w:rPr>
-        <w:t xml:space="preserve">โปรแกรม </w:t>
-      </w:r>
-      <w:r>
-        <w:rPr>
-          <w:rFonts w:ascii="TH SarabunPSK" w:hAnsi="TH SarabunPSK" w:cs="TH SarabunPSK"/>
-          <w:sz w:val="32"/>
-          <w:szCs w:val="32"/>
-        </w:rPr>
-        <w:t>Excel</w:t>
-      </w:r>
-      <w:r>
-        <w:rPr>
-          <w:rFonts w:ascii="TH SarabunPSK" w:hAnsi="TH SarabunPSK" w:cs="TH SarabunPSK"/>
-          <w:sz w:val="32"/>
-          <w:szCs w:val="32"/>
-        </w:rPr>
-        <w:tab/>
+        </w:rPr>
+        <w:t>Line Official Account</w:t>
       </w:r>
       <w:r>
         <w:rPr>
@@ -4940,7 +5067,7 @@
           <w:sz w:val="32"/>
           <w:szCs w:val="32"/>
         </w:rPr>
-        <w:t>7</w:t>
+        <w:t>9</w:t>
       </w:r>
     </w:p>
     <w:p>
@@ -4987,75 +5114,84 @@
           <w:rFonts w:ascii="TH SarabunPSK" w:hAnsi="TH SarabunPSK" w:cs="TH SarabunPSK"/>
           <w:sz w:val="32"/>
           <w:szCs w:val="32"/>
-          <w:cs/>
-        </w:rPr>
-        <w:t xml:space="preserve">โปรแกรม </w:t>
-      </w:r>
-      <w:r>
-        <w:rPr>
-          <w:rFonts w:ascii="TH SarabunPSK" w:hAnsi="TH SarabunPSK" w:cs="TH SarabunPSK"/>
-          <w:sz w:val="32"/>
-          <w:szCs w:val="32"/>
-        </w:rPr>
-        <w:t>Visual Studio Code</w:t>
-      </w:r>
-      <w:r>
-        <w:rPr>
-          <w:rFonts w:ascii="TH SarabunPSK" w:hAnsi="TH SarabunPSK" w:cs="TH SarabunPSK"/>
-          <w:sz w:val="32"/>
-          <w:szCs w:val="32"/>
-        </w:rPr>
-        <w:tab/>
-      </w:r>
-      <w:r>
-        <w:rPr>
-          <w:rFonts w:ascii="TH SarabunPSK" w:hAnsi="TH SarabunPSK" w:cs="TH SarabunPSK"/>
-          <w:sz w:val="32"/>
-          <w:szCs w:val="32"/>
-        </w:rPr>
-        <w:tab/>
-      </w:r>
-      <w:r>
-        <w:rPr>
-          <w:rFonts w:ascii="TH SarabunPSK" w:hAnsi="TH SarabunPSK" w:cs="TH SarabunPSK"/>
-          <w:sz w:val="32"/>
-          <w:szCs w:val="32"/>
-        </w:rPr>
-        <w:tab/>
-      </w:r>
-      <w:r>
-        <w:rPr>
-          <w:rFonts w:ascii="TH SarabunPSK" w:hAnsi="TH SarabunPSK" w:cs="TH SarabunPSK"/>
-          <w:sz w:val="32"/>
-          <w:szCs w:val="32"/>
-        </w:rPr>
-        <w:tab/>
-      </w:r>
-      <w:r>
-        <w:rPr>
-          <w:rFonts w:ascii="TH SarabunPSK" w:hAnsi="TH SarabunPSK" w:cs="TH SarabunPSK"/>
-          <w:sz w:val="32"/>
-          <w:szCs w:val="32"/>
-        </w:rPr>
-        <w:tab/>
-      </w:r>
-      <w:r>
-        <w:rPr>
-          <w:rFonts w:ascii="TH SarabunPSK" w:hAnsi="TH SarabunPSK" w:cs="TH SarabunPSK"/>
-          <w:sz w:val="32"/>
-          <w:szCs w:val="32"/>
-        </w:rPr>
-        <w:tab/>
-        <w:t xml:space="preserve">   </w:t>
-      </w:r>
-      <w:r>
-        <w:rPr>
-          <w:rFonts w:ascii="TH SarabunPSK" w:hAnsi="TH SarabunPSK" w:cs="TH SarabunPSK"/>
-          <w:sz w:val="32"/>
-          <w:szCs w:val="32"/>
-        </w:rPr>
-        <w:t>8</w:t>
-      </w:r>
+        </w:rPr>
+        <w:t>Google Sheets</w:t>
+      </w:r>
+      <w:r>
+        <w:rPr>
+          <w:rFonts w:ascii="TH SarabunPSK" w:hAnsi="TH SarabunPSK" w:cs="TH SarabunPSK"/>
+          <w:sz w:val="32"/>
+          <w:szCs w:val="32"/>
+        </w:rPr>
+        <w:tab/>
+      </w:r>
+      <w:r>
+        <w:rPr>
+          <w:rFonts w:ascii="TH SarabunPSK" w:hAnsi="TH SarabunPSK" w:cs="TH SarabunPSK"/>
+          <w:sz w:val="32"/>
+          <w:szCs w:val="32"/>
+        </w:rPr>
+        <w:tab/>
+      </w:r>
+      <w:r>
+        <w:rPr>
+          <w:rFonts w:ascii="TH SarabunPSK" w:hAnsi="TH SarabunPSK" w:cs="TH SarabunPSK"/>
+          <w:sz w:val="32"/>
+          <w:szCs w:val="32"/>
+        </w:rPr>
+        <w:tab/>
+      </w:r>
+      <w:r>
+        <w:rPr>
+          <w:rFonts w:ascii="TH SarabunPSK" w:hAnsi="TH SarabunPSK" w:cs="TH SarabunPSK"/>
+          <w:sz w:val="32"/>
+          <w:szCs w:val="32"/>
+        </w:rPr>
+        <w:tab/>
+      </w:r>
+      <w:r>
+        <w:rPr>
+          <w:rFonts w:ascii="TH SarabunPSK" w:hAnsi="TH SarabunPSK" w:cs="TH SarabunPSK"/>
+          <w:sz w:val="32"/>
+          <w:szCs w:val="32"/>
+        </w:rPr>
+        <w:tab/>
+      </w:r>
+      <w:r>
+        <w:rPr>
+          <w:rFonts w:ascii="TH SarabunPSK" w:hAnsi="TH SarabunPSK" w:cs="TH SarabunPSK"/>
+          <w:sz w:val="32"/>
+          <w:szCs w:val="32"/>
+        </w:rPr>
+        <w:tab/>
+      </w:r>
+      <w:r>
+        <w:rPr>
+          <w:rFonts w:ascii="TH SarabunPSK" w:hAnsi="TH SarabunPSK" w:cs="TH SarabunPSK"/>
+          <w:sz w:val="32"/>
+          <w:szCs w:val="32"/>
+        </w:rPr>
+        <w:tab/>
+      </w:r>
+      <w:proofErr w:type="gramStart"/>
+      <w:r>
+        <w:rPr>
+          <w:rFonts w:ascii="TH SarabunPSK" w:hAnsi="TH SarabunPSK" w:cs="TH SarabunPSK"/>
+          <w:sz w:val="32"/>
+          <w:szCs w:val="32"/>
+        </w:rPr>
+        <w:tab/>
+        <w:t xml:space="preserve"> </w:t>
+      </w:r>
+      <w:r>
+        <w:rPr>
+          <w:rFonts w:ascii="TH SarabunPSK" w:hAnsi="TH SarabunPSK" w:cs="TH SarabunPSK"/>
+          <w:sz w:val="32"/>
+          <w:szCs w:val="32"/>
+        </w:rPr>
+        <w:t xml:space="preserve"> 10</w:t>
+      </w:r>
+      <w:proofErr w:type="gramEnd"/>
     </w:p>
     <w:p>
       <w:pPr>
@@ -5072,13 +5208,84 @@
           <w:szCs w:val="32"/>
         </w:rPr>
       </w:pPr>
-      <w:r>
-        <w:rPr>
-          <w:rFonts w:ascii="TH SarabunPSK" w:hAnsi="TH SarabunPSK" w:cs="TH SarabunPSK"/>
-          <w:sz w:val="32"/>
-          <w:szCs w:val="32"/>
-        </w:rPr>
-        <w:t>3.</w:t>
+      <w:proofErr w:type="gramStart"/>
+      <w:r>
+        <w:rPr>
+          <w:rFonts w:ascii="TH SarabunPSK" w:hAnsi="TH SarabunPSK" w:cs="TH SarabunPSK"/>
+          <w:sz w:val="32"/>
+          <w:szCs w:val="32"/>
+        </w:rPr>
+        <w:t xml:space="preserve">2.4  </w:t>
+      </w:r>
+      <w:r>
+        <w:rPr>
+          <w:rFonts w:ascii="TH SarabunPSK" w:hAnsi="TH SarabunPSK" w:cs="TH SarabunPSK"/>
+          <w:sz w:val="32"/>
+          <w:szCs w:val="32"/>
+          <w:cs/>
+        </w:rPr>
+        <w:t>ตารางเปรียบเทียบคุณสมบัติของ</w:t>
+      </w:r>
+      <w:proofErr w:type="gramEnd"/>
+      <w:r>
+        <w:rPr>
+          <w:rFonts w:ascii="TH SarabunPSK" w:hAnsi="TH SarabunPSK" w:cs="TH SarabunPSK"/>
+          <w:sz w:val="32"/>
+          <w:szCs w:val="32"/>
+          <w:cs/>
+        </w:rPr>
+        <w:t xml:space="preserve"> </w:t>
+      </w:r>
+      <w:r>
+        <w:rPr>
+          <w:rFonts w:ascii="TH SarabunPSK" w:hAnsi="TH SarabunPSK" w:cs="TH SarabunPSK"/>
+          <w:sz w:val="32"/>
+          <w:szCs w:val="32"/>
+        </w:rPr>
+        <w:t xml:space="preserve">Google Sheets </w:t>
+      </w:r>
+      <w:r>
+        <w:rPr>
+          <w:rFonts w:ascii="TH SarabunPSK" w:hAnsi="TH SarabunPSK" w:cs="TH SarabunPSK"/>
+          <w:sz w:val="32"/>
+          <w:szCs w:val="32"/>
+          <w:cs/>
+        </w:rPr>
+        <w:t xml:space="preserve">และ </w:t>
+      </w:r>
+      <w:r>
+        <w:rPr>
+          <w:rFonts w:ascii="TH SarabunPSK" w:hAnsi="TH SarabunPSK" w:cs="TH SarabunPSK"/>
+          <w:sz w:val="32"/>
+          <w:szCs w:val="32"/>
+        </w:rPr>
+        <w:t>Excel</w:t>
+      </w:r>
+      <w:r>
+        <w:rPr>
+          <w:rFonts w:ascii="TH SarabunPSK" w:hAnsi="TH SarabunPSK" w:cs="TH SarabunPSK"/>
+          <w:sz w:val="32"/>
+          <w:szCs w:val="32"/>
+        </w:rPr>
+        <w:tab/>
+      </w:r>
+      <w:r>
+        <w:rPr>
+          <w:rFonts w:ascii="TH SarabunPSK" w:hAnsi="TH SarabunPSK" w:cs="TH SarabunPSK"/>
+          <w:sz w:val="32"/>
+          <w:szCs w:val="32"/>
+        </w:rPr>
+        <w:tab/>
+      </w:r>
+      <w:proofErr w:type="gramStart"/>
+      <w:r>
+        <w:rPr>
+          <w:rFonts w:ascii="TH SarabunPSK" w:hAnsi="TH SarabunPSK" w:cs="TH SarabunPSK"/>
+          <w:sz w:val="32"/>
+          <w:szCs w:val="32"/>
+        </w:rPr>
+        <w:tab/>
+        <w:t xml:space="preserve">  </w:t>
       </w:r>
       <w:r>
         <w:rPr>
@@ -5094,74 +5301,9 @@
           <w:sz w:val="32"/>
           <w:szCs w:val="32"/>
         </w:rPr>
-        <w:tab/>
-      </w:r>
-      <w:r>
-        <w:rPr>
-          <w:rFonts w:ascii="TH SarabunPSK" w:hAnsi="TH SarabunPSK" w:cs="TH SarabunPSK"/>
-          <w:sz w:val="32"/>
-          <w:szCs w:val="32"/>
-          <w:cs/>
-        </w:rPr>
-        <w:t>แสดงหน้าจอส่วนของผู้ใช้งานทั่วไป</w:t>
-      </w:r>
-      <w:r>
-        <w:rPr>
-          <w:rFonts w:ascii="TH SarabunPSK" w:hAnsi="TH SarabunPSK" w:cs="TH SarabunPSK"/>
-          <w:sz w:val="32"/>
-          <w:szCs w:val="32"/>
-        </w:rPr>
-        <w:tab/>
-      </w:r>
-      <w:r>
-        <w:rPr>
-          <w:rFonts w:ascii="TH SarabunPSK" w:hAnsi="TH SarabunPSK" w:cs="TH SarabunPSK"/>
-          <w:sz w:val="32"/>
-          <w:szCs w:val="32"/>
-        </w:rPr>
-        <w:tab/>
-      </w:r>
-      <w:r>
-        <w:rPr>
-          <w:rFonts w:ascii="TH SarabunPSK" w:hAnsi="TH SarabunPSK" w:cs="TH SarabunPSK"/>
-          <w:sz w:val="32"/>
-          <w:szCs w:val="32"/>
-        </w:rPr>
-        <w:tab/>
-      </w:r>
-      <w:r>
-        <w:rPr>
-          <w:rFonts w:ascii="TH SarabunPSK" w:hAnsi="TH SarabunPSK" w:cs="TH SarabunPSK"/>
-          <w:sz w:val="32"/>
-          <w:szCs w:val="32"/>
-        </w:rPr>
-        <w:tab/>
-      </w:r>
-      <w:r>
-        <w:rPr>
-          <w:rFonts w:ascii="TH SarabunPSK" w:hAnsi="TH SarabunPSK" w:cs="TH SarabunPSK"/>
-          <w:sz w:val="32"/>
-          <w:szCs w:val="32"/>
-        </w:rPr>
-        <w:tab/>
-      </w:r>
-      <w:r>
-        <w:rPr>
-          <w:rFonts w:ascii="TH SarabunPSK" w:hAnsi="TH SarabunPSK" w:cs="TH SarabunPSK"/>
-          <w:sz w:val="32"/>
-          <w:szCs w:val="32"/>
-        </w:rPr>
-        <w:tab/>
-        <w:t xml:space="preserve">  </w:t>
-      </w:r>
-      <w:r>
-        <w:rPr>
-          <w:rFonts w:ascii="TH SarabunPSK" w:hAnsi="TH SarabunPSK" w:cs="TH SarabunPSK"/>
-          <w:sz w:val="32"/>
-          <w:szCs w:val="32"/>
-        </w:rPr>
-        <w:t>13</w:t>
-      </w:r>
+        <w:t>1</w:t>
+      </w:r>
+      <w:proofErr w:type="gramEnd"/>
     </w:p>
     <w:p>
       <w:pPr>
@@ -5217,90 +5359,50 @@
           <w:szCs w:val="32"/>
           <w:cs/>
         </w:rPr>
-        <w:t>หน้าจอ</w:t>
-      </w:r>
-      <w:r>
-        <w:rPr>
-          <w:rFonts w:ascii="TH SarabunPSK" w:hAnsi="TH SarabunPSK" w:cs="TH SarabunPSK" w:hint="cs"/>
-          <w:sz w:val="32"/>
-          <w:szCs w:val="32"/>
-          <w:cs/>
-        </w:rPr>
-        <w:t>ที่แสดงข้อมูล</w:t>
-      </w:r>
-      <w:r>
-        <w:rPr>
-          <w:rFonts w:ascii="TH SarabunPSK" w:hAnsi="TH SarabunPSK" w:cs="TH SarabunPSK"/>
-          <w:sz w:val="32"/>
-          <w:szCs w:val="32"/>
-        </w:rPr>
-        <w:tab/>
-      </w:r>
-      <w:r>
-        <w:rPr>
-          <w:rFonts w:ascii="TH SarabunPSK" w:hAnsi="TH SarabunPSK" w:cs="TH SarabunPSK"/>
-          <w:sz w:val="32"/>
-          <w:szCs w:val="32"/>
-        </w:rPr>
-        <w:tab/>
-      </w:r>
-      <w:r>
-        <w:rPr>
-          <w:rFonts w:ascii="TH SarabunPSK" w:hAnsi="TH SarabunPSK" w:cs="TH SarabunPSK"/>
-          <w:sz w:val="32"/>
-          <w:szCs w:val="32"/>
-        </w:rPr>
-        <w:tab/>
-      </w:r>
-      <w:r>
-        <w:rPr>
-          <w:rFonts w:ascii="TH SarabunPSK" w:hAnsi="TH SarabunPSK" w:cs="TH SarabunPSK"/>
-          <w:sz w:val="32"/>
-          <w:szCs w:val="32"/>
-        </w:rPr>
-        <w:tab/>
-      </w:r>
-      <w:r>
-        <w:rPr>
-          <w:rFonts w:ascii="TH SarabunPSK" w:hAnsi="TH SarabunPSK" w:cs="TH SarabunPSK"/>
-          <w:sz w:val="32"/>
-          <w:szCs w:val="32"/>
-        </w:rPr>
-        <w:tab/>
-      </w:r>
-      <w:r>
-        <w:rPr>
-          <w:rFonts w:ascii="TH SarabunPSK" w:hAnsi="TH SarabunPSK" w:cs="TH SarabunPSK"/>
-          <w:sz w:val="32"/>
-          <w:szCs w:val="32"/>
-        </w:rPr>
-        <w:tab/>
-      </w:r>
-      <w:r>
-        <w:rPr>
-          <w:rFonts w:ascii="TH SarabunPSK" w:hAnsi="TH SarabunPSK" w:cs="TH SarabunPSK"/>
-          <w:sz w:val="32"/>
-          <w:szCs w:val="32"/>
-        </w:rPr>
-        <w:tab/>
-      </w:r>
-      <w:r>
-        <w:rPr>
-          <w:rFonts w:ascii="TH SarabunPSK" w:hAnsi="TH SarabunPSK" w:cs="TH SarabunPSK"/>
-          <w:sz w:val="32"/>
-          <w:szCs w:val="32"/>
-        </w:rPr>
-        <w:tab/>
-        <w:t xml:space="preserve">  </w:t>
-      </w:r>
-      <w:r>
-        <w:rPr>
-          <w:rFonts w:ascii="TH SarabunPSK" w:hAnsi="TH SarabunPSK" w:cs="TH SarabunPSK"/>
-          <w:sz w:val="32"/>
-          <w:szCs w:val="32"/>
-        </w:rPr>
-        <w:t>14</w:t>
-      </w:r>
+        <w:t>แสดงหน้าจอส่วนของการแสดงหน้าแรกตอนเข้าใช้งาน</w:t>
+      </w:r>
+      <w:r>
+        <w:rPr>
+          <w:rFonts w:ascii="TH SarabunPSK" w:hAnsi="TH SarabunPSK" w:cs="TH SarabunPSK"/>
+          <w:sz w:val="32"/>
+          <w:szCs w:val="32"/>
+        </w:rPr>
+        <w:tab/>
+      </w:r>
+      <w:r>
+        <w:rPr>
+          <w:rFonts w:ascii="TH SarabunPSK" w:hAnsi="TH SarabunPSK" w:cs="TH SarabunPSK"/>
+          <w:sz w:val="32"/>
+          <w:szCs w:val="32"/>
+        </w:rPr>
+        <w:tab/>
+      </w:r>
+      <w:r>
+        <w:rPr>
+          <w:rFonts w:ascii="TH SarabunPSK" w:hAnsi="TH SarabunPSK" w:cs="TH SarabunPSK"/>
+          <w:sz w:val="32"/>
+          <w:szCs w:val="32"/>
+        </w:rPr>
+        <w:tab/>
+      </w:r>
+      <w:proofErr w:type="gramStart"/>
+      <w:r>
+        <w:rPr>
+          <w:rFonts w:ascii="TH SarabunPSK" w:hAnsi="TH SarabunPSK" w:cs="TH SarabunPSK"/>
+          <w:sz w:val="32"/>
+          <w:szCs w:val="32"/>
+        </w:rPr>
+        <w:tab/>
+      </w:r>
+      <w:r>
+        <w:rPr>
+          <w:rFonts w:ascii="TH SarabunPSK" w:hAnsi="TH SarabunPSK" w:cs="TH SarabunPSK"/>
+          <w:sz w:val="32"/>
+          <w:szCs w:val="32"/>
+        </w:rPr>
+        <w:t xml:space="preserve">  30</w:t>
+      </w:r>
+      <w:proofErr w:type="gramEnd"/>
     </w:p>
     <w:p>
       <w:pPr>
@@ -5351,45 +5453,54 @@
       </w:r>
       <w:r>
         <w:rPr>
-          <w:rFonts w:ascii="TH SarabunPSK" w:hAnsi="TH SarabunPSK" w:cs="TH SarabunPSK" w:hint="cs"/>
-          <w:sz w:val="32"/>
-          <w:szCs w:val="32"/>
-          <w:cs/>
-        </w:rPr>
-        <w:t>การเลือกช่วงวัน เดือน ปี ที่จะแสดงข้อมูล</w:t>
-      </w:r>
-      <w:r>
-        <w:rPr>
-          <w:rFonts w:ascii="TH SarabunPSK" w:hAnsi="TH SarabunPSK" w:cs="TH SarabunPSK"/>
-          <w:sz w:val="32"/>
-          <w:szCs w:val="32"/>
-        </w:rPr>
-        <w:tab/>
-      </w:r>
-      <w:r>
-        <w:rPr>
-          <w:rFonts w:ascii="TH SarabunPSK" w:hAnsi="TH SarabunPSK" w:cs="TH SarabunPSK"/>
-          <w:sz w:val="32"/>
-          <w:szCs w:val="32"/>
-        </w:rPr>
-        <w:tab/>
-      </w:r>
-      <w:r>
-        <w:rPr>
-          <w:rFonts w:ascii="TH SarabunPSK" w:hAnsi="TH SarabunPSK" w:cs="TH SarabunPSK"/>
-          <w:sz w:val="32"/>
-          <w:szCs w:val="32"/>
-        </w:rPr>
-        <w:tab/>
-      </w:r>
-      <w:r>
-        <w:rPr>
-          <w:rFonts w:ascii="TH SarabunPSK" w:hAnsi="TH SarabunPSK" w:cs="TH SarabunPSK"/>
-          <w:sz w:val="32"/>
-          <w:szCs w:val="32"/>
-        </w:rPr>
-        <w:tab/>
-      </w:r>
+          <w:rFonts w:ascii="TH SarabunPSK" w:hAnsi="TH SarabunPSK" w:cs="TH SarabunPSK"/>
+          <w:sz w:val="32"/>
+          <w:szCs w:val="32"/>
+          <w:cs/>
+        </w:rPr>
+        <w:t>แสดงหน้าจอส่วนของการยืนยันตัวตน</w:t>
+      </w:r>
+      <w:r>
+        <w:rPr>
+          <w:rFonts w:ascii="TH SarabunPSK" w:hAnsi="TH SarabunPSK" w:cs="TH SarabunPSK"/>
+          <w:sz w:val="32"/>
+          <w:szCs w:val="32"/>
+        </w:rPr>
+        <w:tab/>
+      </w:r>
+      <w:r>
+        <w:rPr>
+          <w:rFonts w:ascii="TH SarabunPSK" w:hAnsi="TH SarabunPSK" w:cs="TH SarabunPSK"/>
+          <w:sz w:val="32"/>
+          <w:szCs w:val="32"/>
+        </w:rPr>
+        <w:tab/>
+      </w:r>
+      <w:r>
+        <w:rPr>
+          <w:rFonts w:ascii="TH SarabunPSK" w:hAnsi="TH SarabunPSK" w:cs="TH SarabunPSK"/>
+          <w:sz w:val="32"/>
+          <w:szCs w:val="32"/>
+        </w:rPr>
+        <w:tab/>
+      </w:r>
+      <w:r>
+        <w:rPr>
+          <w:rFonts w:ascii="TH SarabunPSK" w:hAnsi="TH SarabunPSK" w:cs="TH SarabunPSK"/>
+          <w:sz w:val="32"/>
+          <w:szCs w:val="32"/>
+        </w:rPr>
+        <w:tab/>
+      </w:r>
+      <w:r>
+        <w:rPr>
+          <w:rFonts w:ascii="TH SarabunPSK" w:hAnsi="TH SarabunPSK" w:cs="TH SarabunPSK"/>
+          <w:sz w:val="32"/>
+          <w:szCs w:val="32"/>
+        </w:rPr>
+        <w:tab/>
+      </w:r>
+      <w:proofErr w:type="gramStart"/>
       <w:r>
         <w:rPr>
           <w:rFonts w:ascii="TH SarabunPSK" w:hAnsi="TH SarabunPSK" w:cs="TH SarabunPSK"/>
@@ -5405,8 +5516,9 @@
           <w:sz w:val="32"/>
           <w:szCs w:val="32"/>
         </w:rPr>
-        <w:t>14</w:t>
-      </w:r>
+        <w:t>31</w:t>
+      </w:r>
+      <w:proofErr w:type="gramEnd"/>
     </w:p>
     <w:p>
       <w:pPr>
@@ -5457,72 +5569,65 @@
       </w:r>
       <w:r>
         <w:rPr>
-          <w:rFonts w:ascii="TH SarabunPSK" w:hAnsi="TH SarabunPSK" w:cs="TH SarabunPSK" w:hint="cs"/>
-          <w:sz w:val="32"/>
-          <w:szCs w:val="32"/>
-          <w:cs/>
-        </w:rPr>
-        <w:t>การเลือกหมอที่จะแสดงข้อมูล</w:t>
-      </w:r>
-      <w:r>
-        <w:rPr>
-          <w:rFonts w:ascii="TH SarabunPSK" w:hAnsi="TH SarabunPSK" w:cs="TH SarabunPSK"/>
-          <w:sz w:val="32"/>
-          <w:szCs w:val="32"/>
-          <w:cs/>
-        </w:rPr>
-        <w:tab/>
-      </w:r>
-      <w:r>
-        <w:rPr>
-          <w:rFonts w:ascii="TH SarabunPSK" w:hAnsi="TH SarabunPSK" w:cs="TH SarabunPSK"/>
-          <w:sz w:val="32"/>
-          <w:szCs w:val="32"/>
-          <w:cs/>
-        </w:rPr>
-        <w:tab/>
-      </w:r>
-      <w:r>
-        <w:rPr>
-          <w:rFonts w:ascii="TH SarabunPSK" w:hAnsi="TH SarabunPSK" w:cs="TH SarabunPSK"/>
-          <w:sz w:val="32"/>
-          <w:szCs w:val="32"/>
-        </w:rPr>
-        <w:tab/>
-      </w:r>
-      <w:r>
-        <w:rPr>
-          <w:rFonts w:ascii="TH SarabunPSK" w:hAnsi="TH SarabunPSK" w:cs="TH SarabunPSK"/>
-          <w:sz w:val="32"/>
-          <w:szCs w:val="32"/>
-        </w:rPr>
-        <w:tab/>
-      </w:r>
-      <w:r>
-        <w:rPr>
-          <w:rFonts w:ascii="TH SarabunPSK" w:hAnsi="TH SarabunPSK" w:cs="TH SarabunPSK"/>
-          <w:sz w:val="32"/>
-          <w:szCs w:val="32"/>
-        </w:rPr>
-        <w:tab/>
-      </w:r>
-      <w:r>
-        <w:rPr>
-          <w:rFonts w:ascii="TH SarabunPSK" w:hAnsi="TH SarabunPSK" w:cs="TH SarabunPSK"/>
-          <w:sz w:val="32"/>
-          <w:szCs w:val="32"/>
-        </w:rPr>
-        <w:tab/>
-        <w:t xml:space="preserve">  </w:t>
-      </w:r>
-      <w:r>
-        <w:rPr>
-          <w:rFonts w:ascii="TH SarabunPSK" w:hAnsi="TH SarabunPSK" w:cs="TH SarabunPSK"/>
-          <w:sz w:val="32"/>
-          <w:szCs w:val="32"/>
-        </w:rPr>
-        <w:t>15</w:t>
-      </w:r>
+          <w:rFonts w:ascii="TH SarabunPSK" w:hAnsi="TH SarabunPSK" w:cs="TH SarabunPSK"/>
+          <w:sz w:val="32"/>
+          <w:szCs w:val="32"/>
+          <w:cs/>
+        </w:rPr>
+        <w:t>แสดงหน้าจอส่วนของการแชทคุยกับระบบ</w:t>
+      </w:r>
+      <w:r>
+        <w:rPr>
+          <w:rFonts w:ascii="TH SarabunPSK" w:hAnsi="TH SarabunPSK" w:cs="TH SarabunPSK"/>
+          <w:sz w:val="32"/>
+          <w:szCs w:val="32"/>
+          <w:cs/>
+        </w:rPr>
+        <w:tab/>
+      </w:r>
+      <w:r>
+        <w:rPr>
+          <w:rFonts w:ascii="TH SarabunPSK" w:hAnsi="TH SarabunPSK" w:cs="TH SarabunPSK"/>
+          <w:sz w:val="32"/>
+          <w:szCs w:val="32"/>
+          <w:cs/>
+        </w:rPr>
+        <w:tab/>
+      </w:r>
+      <w:r>
+        <w:rPr>
+          <w:rFonts w:ascii="TH SarabunPSK" w:hAnsi="TH SarabunPSK" w:cs="TH SarabunPSK"/>
+          <w:sz w:val="32"/>
+          <w:szCs w:val="32"/>
+        </w:rPr>
+        <w:tab/>
+      </w:r>
+      <w:r>
+        <w:rPr>
+          <w:rFonts w:ascii="TH SarabunPSK" w:hAnsi="TH SarabunPSK" w:cs="TH SarabunPSK"/>
+          <w:sz w:val="32"/>
+          <w:szCs w:val="32"/>
+        </w:rPr>
+        <w:tab/>
+      </w:r>
+      <w:proofErr w:type="gramStart"/>
+      <w:r>
+        <w:rPr>
+          <w:rFonts w:ascii="TH SarabunPSK" w:hAnsi="TH SarabunPSK" w:cs="TH SarabunPSK"/>
+          <w:sz w:val="32"/>
+          <w:szCs w:val="32"/>
+        </w:rPr>
+        <w:tab/>
+      </w:r>
+      <w:r>
+        <w:rPr>
+          <w:rFonts w:ascii="TH SarabunPSK" w:hAnsi="TH SarabunPSK" w:cs="TH SarabunPSK"/>
+          <w:sz w:val="32"/>
+          <w:szCs w:val="32"/>
+        </w:rPr>
+        <w:t xml:space="preserve">  31</w:t>
+      </w:r>
+      <w:proofErr w:type="gramEnd"/>
     </w:p>
     <w:p>
       <w:pPr>
@@ -5573,78 +5678,80 @@
       </w:r>
       <w:r>
         <w:rPr>
-          <w:rFonts w:ascii="TH SarabunPSK" w:hAnsi="TH SarabunPSK" w:cs="TH SarabunPSK" w:hint="cs"/>
-          <w:sz w:val="32"/>
-          <w:szCs w:val="32"/>
-          <w:cs/>
-        </w:rPr>
-        <w:t xml:space="preserve">การนำข้อมูลเข้าจากไฟล์ </w:t>
-      </w:r>
-      <w:r>
-        <w:rPr>
-          <w:rFonts w:ascii="TH SarabunPSK" w:hAnsi="TH SarabunPSK" w:cs="TH SarabunPSK"/>
-          <w:sz w:val="32"/>
-          <w:szCs w:val="32"/>
-        </w:rPr>
-        <w:t>Excel</w:t>
-      </w:r>
-      <w:r>
-        <w:rPr>
-          <w:rFonts w:ascii="TH SarabunPSK" w:hAnsi="TH SarabunPSK" w:cs="TH SarabunPSK"/>
-          <w:sz w:val="32"/>
-          <w:szCs w:val="32"/>
-        </w:rPr>
-        <w:tab/>
-      </w:r>
-      <w:r>
-        <w:rPr>
-          <w:rFonts w:ascii="TH SarabunPSK" w:hAnsi="TH SarabunPSK" w:cs="TH SarabunPSK"/>
-          <w:sz w:val="32"/>
-          <w:szCs w:val="32"/>
-        </w:rPr>
-        <w:tab/>
-      </w:r>
-      <w:r>
-        <w:rPr>
-          <w:rFonts w:ascii="TH SarabunPSK" w:hAnsi="TH SarabunPSK" w:cs="TH SarabunPSK"/>
-          <w:sz w:val="32"/>
-          <w:szCs w:val="32"/>
-        </w:rPr>
-        <w:tab/>
-      </w:r>
-      <w:r>
-        <w:rPr>
-          <w:rFonts w:ascii="TH SarabunPSK" w:hAnsi="TH SarabunPSK" w:cs="TH SarabunPSK"/>
-          <w:sz w:val="32"/>
-          <w:szCs w:val="32"/>
-        </w:rPr>
-        <w:tab/>
-      </w:r>
-      <w:r>
-        <w:rPr>
-          <w:rFonts w:ascii="TH SarabunPSK" w:hAnsi="TH SarabunPSK" w:cs="TH SarabunPSK"/>
-          <w:sz w:val="32"/>
-          <w:szCs w:val="32"/>
-        </w:rPr>
-        <w:tab/>
-      </w:r>
-      <w:r>
-        <w:rPr>
-          <w:rFonts w:ascii="TH SarabunPSK" w:hAnsi="TH SarabunPSK" w:cs="TH SarabunPSK"/>
-          <w:sz w:val="32"/>
-          <w:szCs w:val="32"/>
-        </w:rPr>
-        <w:tab/>
-        <w:t xml:space="preserve">  </w:t>
-      </w:r>
-      <w:r>
-        <w:rPr>
-          <w:rFonts w:ascii="TH SarabunPSK" w:hAnsi="TH SarabunPSK" w:cs="TH SarabunPSK"/>
-          <w:sz w:val="32"/>
-          <w:szCs w:val="32"/>
-        </w:rPr>
-        <w:t>15</w:t>
-      </w:r>
+          <w:rFonts w:ascii="TH SarabunPSK" w:hAnsi="TH SarabunPSK" w:cs="TH SarabunPSK"/>
+          <w:sz w:val="32"/>
+          <w:szCs w:val="32"/>
+          <w:cs/>
+        </w:rPr>
+        <w:t>แสดงหน้าจอส่วนของกา</w:t>
+      </w:r>
+      <w:r>
+        <w:rPr>
+          <w:rFonts w:ascii="TH SarabunPSK" w:hAnsi="TH SarabunPSK" w:cs="TH SarabunPSK"/>
+          <w:sz w:val="32"/>
+          <w:szCs w:val="32"/>
+        </w:rPr>
+        <w:t>ร</w:t>
+      </w:r>
+      <w:r>
+        <w:rPr>
+          <w:rFonts w:ascii="TH SarabunPSK" w:hAnsi="TH SarabunPSK" w:cs="TH SarabunPSK"/>
+          <w:sz w:val="32"/>
+          <w:szCs w:val="32"/>
+          <w:cs/>
+        </w:rPr>
+        <w:t xml:space="preserve">ตอบกลับแบบ </w:t>
+      </w:r>
+      <w:r>
+        <w:rPr>
+          <w:rFonts w:ascii="TH SarabunPSK" w:hAnsi="TH SarabunPSK" w:cs="TH SarabunPSK"/>
+          <w:sz w:val="32"/>
+          <w:szCs w:val="32"/>
+        </w:rPr>
+        <w:t>Flex message</w:t>
+      </w:r>
+      <w:r>
+        <w:rPr>
+          <w:rFonts w:ascii="TH SarabunPSK" w:hAnsi="TH SarabunPSK" w:cs="TH SarabunPSK"/>
+          <w:sz w:val="32"/>
+          <w:szCs w:val="32"/>
+        </w:rPr>
+        <w:tab/>
+      </w:r>
+      <w:r>
+        <w:rPr>
+          <w:rFonts w:ascii="TH SarabunPSK" w:hAnsi="TH SarabunPSK" w:cs="TH SarabunPSK"/>
+          <w:sz w:val="32"/>
+          <w:szCs w:val="32"/>
+        </w:rPr>
+        <w:tab/>
+      </w:r>
+      <w:r>
+        <w:rPr>
+          <w:rFonts w:ascii="TH SarabunPSK" w:hAnsi="TH SarabunPSK" w:cs="TH SarabunPSK"/>
+          <w:sz w:val="32"/>
+          <w:szCs w:val="32"/>
+        </w:rPr>
+        <w:tab/>
+      </w:r>
+      <w:proofErr w:type="gramStart"/>
+      <w:r>
+        <w:rPr>
+          <w:rFonts w:ascii="TH SarabunPSK" w:hAnsi="TH SarabunPSK" w:cs="TH SarabunPSK"/>
+          <w:sz w:val="32"/>
+          <w:szCs w:val="32"/>
+        </w:rPr>
+        <w:tab/>
+      </w:r>
+      <w:r>
+        <w:rPr>
+          <w:rFonts w:ascii="TH SarabunPSK" w:hAnsi="TH SarabunPSK" w:cs="TH SarabunPSK"/>
+          <w:sz w:val="32"/>
+          <w:szCs w:val="32"/>
+        </w:rPr>
+        <w:t xml:space="preserve">  32</w:t>
+      </w:r>
+      <w:proofErr w:type="gramEnd"/>
     </w:p>
     <w:p>
       <w:pPr>
@@ -5695,61 +5802,62 @@
       </w:r>
       <w:r>
         <w:rPr>
-          <w:rFonts w:ascii="TH SarabunPSK" w:hAnsi="TH SarabunPSK" w:cs="TH SarabunPSK" w:hint="cs"/>
-          <w:sz w:val="32"/>
-          <w:szCs w:val="32"/>
-          <w:cs/>
-        </w:rPr>
-        <w:t xml:space="preserve">หน้าจอที่แสดงข้อมูลจากไฟล์ </w:t>
-      </w:r>
-      <w:r>
-        <w:rPr>
-          <w:rFonts w:ascii="TH SarabunPSK" w:hAnsi="TH SarabunPSK" w:cs="TH SarabunPSK"/>
-          <w:sz w:val="32"/>
-          <w:szCs w:val="32"/>
-        </w:rPr>
-        <w:t>Excel</w:t>
-      </w:r>
-      <w:r>
-        <w:rPr>
-          <w:rFonts w:ascii="TH SarabunPSK" w:hAnsi="TH SarabunPSK" w:cs="TH SarabunPSK"/>
-          <w:sz w:val="32"/>
-          <w:szCs w:val="32"/>
-        </w:rPr>
-        <w:tab/>
-      </w:r>
-      <w:r>
-        <w:rPr>
-          <w:rFonts w:ascii="TH SarabunPSK" w:hAnsi="TH SarabunPSK" w:cs="TH SarabunPSK"/>
-          <w:sz w:val="32"/>
-          <w:szCs w:val="32"/>
-        </w:rPr>
-        <w:tab/>
-      </w:r>
-      <w:r>
-        <w:rPr>
-          <w:rFonts w:ascii="TH SarabunPSK" w:hAnsi="TH SarabunPSK" w:cs="TH SarabunPSK"/>
-          <w:sz w:val="32"/>
-          <w:szCs w:val="32"/>
-        </w:rPr>
-        <w:tab/>
-      </w:r>
-      <w:r>
-        <w:rPr>
-          <w:rFonts w:ascii="TH SarabunPSK" w:hAnsi="TH SarabunPSK" w:cs="TH SarabunPSK"/>
-          <w:sz w:val="32"/>
-          <w:szCs w:val="32"/>
-        </w:rPr>
-        <w:tab/>
-      </w:r>
-      <w:r>
-        <w:rPr>
-          <w:rFonts w:ascii="TH SarabunPSK" w:hAnsi="TH SarabunPSK" w:cs="TH SarabunPSK"/>
-          <w:sz w:val="32"/>
-          <w:szCs w:val="32"/>
-        </w:rPr>
-        <w:tab/>
-      </w:r>
+          <w:rFonts w:ascii="TH SarabunPSK" w:hAnsi="TH SarabunPSK" w:cs="TH SarabunPSK"/>
+          <w:sz w:val="32"/>
+          <w:szCs w:val="32"/>
+          <w:cs/>
+        </w:rPr>
+        <w:t>แสดงหน้าจอส่วนเข้าสู่ระบบ</w:t>
+      </w:r>
+      <w:r>
+        <w:rPr>
+          <w:rFonts w:ascii="TH SarabunPSK" w:hAnsi="TH SarabunPSK" w:cs="TH SarabunPSK"/>
+          <w:sz w:val="32"/>
+          <w:szCs w:val="32"/>
+        </w:rPr>
+        <w:tab/>
+      </w:r>
+      <w:r>
+        <w:rPr>
+          <w:rFonts w:ascii="TH SarabunPSK" w:hAnsi="TH SarabunPSK" w:cs="TH SarabunPSK"/>
+          <w:sz w:val="32"/>
+          <w:szCs w:val="32"/>
+        </w:rPr>
+        <w:tab/>
+      </w:r>
+      <w:r>
+        <w:rPr>
+          <w:rFonts w:ascii="TH SarabunPSK" w:hAnsi="TH SarabunPSK" w:cs="TH SarabunPSK"/>
+          <w:sz w:val="32"/>
+          <w:szCs w:val="32"/>
+        </w:rPr>
+        <w:tab/>
+      </w:r>
+      <w:r>
+        <w:rPr>
+          <w:rFonts w:ascii="TH SarabunPSK" w:hAnsi="TH SarabunPSK" w:cs="TH SarabunPSK"/>
+          <w:sz w:val="32"/>
+          <w:szCs w:val="32"/>
+        </w:rPr>
+        <w:tab/>
+      </w:r>
+      <w:r>
+        <w:rPr>
+          <w:rFonts w:ascii="TH SarabunPSK" w:hAnsi="TH SarabunPSK" w:cs="TH SarabunPSK"/>
+          <w:sz w:val="32"/>
+          <w:szCs w:val="32"/>
+        </w:rPr>
+        <w:tab/>
+      </w:r>
+      <w:r>
+        <w:rPr>
+          <w:rFonts w:ascii="TH SarabunPSK" w:hAnsi="TH SarabunPSK" w:cs="TH SarabunPSK"/>
+          <w:sz w:val="32"/>
+          <w:szCs w:val="32"/>
+        </w:rPr>
+        <w:tab/>
+      </w:r>
+      <w:proofErr w:type="gramStart"/>
       <w:r>
         <w:rPr>
           <w:rFonts w:ascii="TH SarabunPSK" w:hAnsi="TH SarabunPSK" w:cs="TH SarabunPSK"/>
@@ -5765,8 +5873,9 @@
           <w:sz w:val="32"/>
           <w:szCs w:val="32"/>
         </w:rPr>
-        <w:t>16</w:t>
-      </w:r>
+        <w:t>32</w:t>
+      </w:r>
+      <w:proofErr w:type="gramEnd"/>
     </w:p>
     <w:p>
       <w:pPr>
@@ -5820,58 +5929,51 @@
           <w:rFonts w:ascii="TH SarabunPSK" w:hAnsi="TH SarabunPSK" w:cs="TH SarabunPSK"/>
           <w:sz w:val="32"/>
           <w:szCs w:val="32"/>
-        </w:rPr>
-        <w:t xml:space="preserve">Popup </w:t>
-      </w:r>
-      <w:r>
-        <w:rPr>
-          <w:rFonts w:ascii="TH SarabunPSK" w:hAnsi="TH SarabunPSK" w:cs="TH SarabunPSK" w:hint="cs"/>
-          <w:sz w:val="32"/>
-          <w:szCs w:val="32"/>
-          <w:cs/>
-        </w:rPr>
-        <w:t>ที่แสดงเมื่อบันทึกข้อมูลสำเร็จ</w:t>
-      </w:r>
-      <w:r>
-        <w:rPr>
-          <w:rFonts w:ascii="TH SarabunPSK" w:hAnsi="TH SarabunPSK" w:cs="TH SarabunPSK"/>
-          <w:sz w:val="32"/>
-          <w:szCs w:val="32"/>
-        </w:rPr>
-        <w:tab/>
-      </w:r>
-      <w:r>
-        <w:rPr>
-          <w:rFonts w:ascii="TH SarabunPSK" w:hAnsi="TH SarabunPSK" w:cs="TH SarabunPSK"/>
-          <w:sz w:val="32"/>
-          <w:szCs w:val="32"/>
-        </w:rPr>
-        <w:tab/>
-      </w:r>
-      <w:r>
-        <w:rPr>
-          <w:rFonts w:ascii="TH SarabunPSK" w:hAnsi="TH SarabunPSK" w:cs="TH SarabunPSK"/>
-          <w:sz w:val="32"/>
-          <w:szCs w:val="32"/>
-        </w:rPr>
-        <w:tab/>
-      </w:r>
-      <w:r>
-        <w:rPr>
-          <w:rFonts w:ascii="TH SarabunPSK" w:hAnsi="TH SarabunPSK" w:cs="TH SarabunPSK"/>
-          <w:sz w:val="32"/>
-          <w:szCs w:val="32"/>
-        </w:rPr>
-        <w:tab/>
-      </w:r>
-      <w:r>
-        <w:rPr>
-          <w:rFonts w:ascii="TH SarabunPSK" w:hAnsi="TH SarabunPSK" w:cs="TH SarabunPSK"/>
-          <w:sz w:val="32"/>
-          <w:szCs w:val="32"/>
-        </w:rPr>
-        <w:tab/>
-      </w:r>
+          <w:cs/>
+        </w:rPr>
+        <w:t>แสดงหน้าจอส่วนจัดการผู้ใช้งาน</w:t>
+      </w:r>
+      <w:r>
+        <w:rPr>
+          <w:rFonts w:ascii="TH SarabunPSK" w:hAnsi="TH SarabunPSK" w:cs="TH SarabunPSK"/>
+          <w:sz w:val="32"/>
+          <w:szCs w:val="32"/>
+        </w:rPr>
+        <w:tab/>
+      </w:r>
+      <w:r>
+        <w:rPr>
+          <w:rFonts w:ascii="TH SarabunPSK" w:hAnsi="TH SarabunPSK" w:cs="TH SarabunPSK"/>
+          <w:sz w:val="32"/>
+          <w:szCs w:val="32"/>
+        </w:rPr>
+        <w:tab/>
+      </w:r>
+      <w:r>
+        <w:rPr>
+          <w:rFonts w:ascii="TH SarabunPSK" w:hAnsi="TH SarabunPSK" w:cs="TH SarabunPSK"/>
+          <w:sz w:val="32"/>
+          <w:szCs w:val="32"/>
+        </w:rPr>
+        <w:tab/>
+      </w:r>
+      <w:r>
+        <w:rPr>
+          <w:rFonts w:ascii="TH SarabunPSK" w:hAnsi="TH SarabunPSK" w:cs="TH SarabunPSK"/>
+          <w:sz w:val="32"/>
+          <w:szCs w:val="32"/>
+        </w:rPr>
+        <w:tab/>
+      </w:r>
+      <w:r>
+        <w:rPr>
+          <w:rFonts w:ascii="TH SarabunPSK" w:hAnsi="TH SarabunPSK" w:cs="TH SarabunPSK"/>
+          <w:sz w:val="32"/>
+          <w:szCs w:val="32"/>
+        </w:rPr>
+        <w:tab/>
+      </w:r>
+      <w:proofErr w:type="gramStart"/>
       <w:r>
         <w:rPr>
           <w:rFonts w:ascii="TH SarabunPSK" w:hAnsi="TH SarabunPSK" w:cs="TH SarabunPSK"/>
@@ -5887,8 +5989,9 @@
           <w:sz w:val="32"/>
           <w:szCs w:val="32"/>
         </w:rPr>
-        <w:t>16</w:t>
-      </w:r>
+        <w:t>33</w:t>
+      </w:r>
+      <w:proofErr w:type="gramEnd"/>
     </w:p>
     <w:p>
       <w:pPr>
@@ -5911,89 +6014,83 @@
           <w:sz w:val="32"/>
           <w:szCs w:val="32"/>
         </w:rPr>
-        <w:t>3</w:t>
-      </w:r>
-      <w:r>
-        <w:rPr>
-          <w:rFonts w:ascii="TH SarabunPSK" w:hAnsi="TH SarabunPSK" w:cs="TH SarabunPSK"/>
-          <w:sz w:val="32"/>
-          <w:szCs w:val="32"/>
-        </w:rPr>
-        <w:t>.</w:t>
-      </w:r>
-      <w:r>
-        <w:rPr>
-          <w:rFonts w:ascii="TH SarabunPSK" w:hAnsi="TH SarabunPSK" w:cs="TH SarabunPSK"/>
-          <w:sz w:val="32"/>
-          <w:szCs w:val="32"/>
-        </w:rPr>
-        <w:t>8</w:t>
-      </w:r>
-      <w:r>
-        <w:rPr>
-          <w:rFonts w:ascii="TH SarabunPSK" w:hAnsi="TH SarabunPSK" w:cs="TH SarabunPSK"/>
-          <w:sz w:val="32"/>
-          <w:szCs w:val="32"/>
-        </w:rPr>
-        <w:tab/>
-      </w:r>
-      <w:r>
-        <w:rPr>
-          <w:rFonts w:ascii="TH SarabunPSK" w:hAnsi="TH SarabunPSK" w:cs="TH SarabunPSK"/>
-          <w:sz w:val="32"/>
-          <w:szCs w:val="32"/>
-        </w:rPr>
-        <w:t xml:space="preserve">Popup </w:t>
-      </w:r>
-      <w:r>
-        <w:rPr>
-          <w:rFonts w:ascii="TH SarabunPSK" w:hAnsi="TH SarabunPSK" w:cs="TH SarabunPSK" w:hint="cs"/>
-          <w:sz w:val="32"/>
-          <w:szCs w:val="32"/>
-          <w:cs/>
-        </w:rPr>
-        <w:t>ที่แสดงเมื่อเกิดข้อผิดพลาด</w:t>
-      </w:r>
-      <w:r>
-        <w:rPr>
-          <w:rFonts w:ascii="TH SarabunPSK" w:hAnsi="TH SarabunPSK" w:cs="TH SarabunPSK"/>
-          <w:sz w:val="32"/>
-          <w:szCs w:val="32"/>
-        </w:rPr>
-        <w:tab/>
-      </w:r>
-      <w:r>
-        <w:rPr>
-          <w:rFonts w:ascii="TH SarabunPSK" w:hAnsi="TH SarabunPSK" w:cs="TH SarabunPSK"/>
-          <w:sz w:val="32"/>
-          <w:szCs w:val="32"/>
-        </w:rPr>
-        <w:tab/>
-      </w:r>
-      <w:r>
-        <w:rPr>
-          <w:rFonts w:ascii="TH SarabunPSK" w:hAnsi="TH SarabunPSK" w:cs="TH SarabunPSK"/>
-          <w:sz w:val="32"/>
-          <w:szCs w:val="32"/>
-        </w:rPr>
-        <w:tab/>
-      </w:r>
-      <w:r>
-        <w:rPr>
-          <w:rFonts w:ascii="TH SarabunPSK" w:hAnsi="TH SarabunPSK" w:cs="TH SarabunPSK"/>
-          <w:sz w:val="32"/>
-          <w:szCs w:val="32"/>
-        </w:rPr>
-        <w:tab/>
-      </w:r>
-      <w:r>
-        <w:rPr>
-          <w:rFonts w:ascii="TH SarabunPSK" w:hAnsi="TH SarabunPSK" w:cs="TH SarabunPSK"/>
-          <w:sz w:val="32"/>
-          <w:szCs w:val="32"/>
-        </w:rPr>
-        <w:tab/>
-      </w:r>
+        <w:t>4.1</w:t>
+      </w:r>
+      <w:r>
+        <w:rPr>
+          <w:rFonts w:ascii="TH SarabunPSK" w:hAnsi="TH SarabunPSK" w:cs="TH SarabunPSK"/>
+          <w:sz w:val="32"/>
+          <w:szCs w:val="32"/>
+        </w:rPr>
+        <w:tab/>
+      </w:r>
+      <w:r>
+        <w:rPr>
+          <w:rFonts w:ascii="TH SarabunPSK" w:hAnsi="TH SarabunPSK" w:cs="TH SarabunPSK" w:hint="cs"/>
+          <w:sz w:val="32"/>
+          <w:szCs w:val="32"/>
+          <w:cs/>
+        </w:rPr>
+        <w:t>สแกน</w:t>
+      </w:r>
+      <w:r>
+        <w:rPr>
+          <w:rFonts w:ascii="TH SarabunPSK" w:hAnsi="TH SarabunPSK" w:cs="TH SarabunPSK"/>
+          <w:sz w:val="32"/>
+          <w:szCs w:val="32"/>
+        </w:rPr>
+        <w:t xml:space="preserve"> QR Code </w:t>
+      </w:r>
+      <w:r>
+        <w:rPr>
+          <w:rFonts w:ascii="TH SarabunPSK" w:hAnsi="TH SarabunPSK" w:cs="TH SarabunPSK" w:hint="cs"/>
+          <w:sz w:val="32"/>
+          <w:szCs w:val="32"/>
+          <w:cs/>
+        </w:rPr>
+        <w:t>เพื่อเพิ่มเพื่อน</w:t>
+      </w:r>
+      <w:r>
+        <w:rPr>
+          <w:rFonts w:ascii="TH SarabunPSK" w:hAnsi="TH SarabunPSK" w:cs="TH SarabunPSK"/>
+          <w:sz w:val="32"/>
+          <w:szCs w:val="32"/>
+        </w:rPr>
+        <w:tab/>
+      </w:r>
+      <w:r>
+        <w:rPr>
+          <w:rFonts w:ascii="TH SarabunPSK" w:hAnsi="TH SarabunPSK" w:cs="TH SarabunPSK"/>
+          <w:sz w:val="32"/>
+          <w:szCs w:val="32"/>
+        </w:rPr>
+        <w:tab/>
+      </w:r>
+      <w:r>
+        <w:rPr>
+          <w:rFonts w:ascii="TH SarabunPSK" w:hAnsi="TH SarabunPSK" w:cs="TH SarabunPSK"/>
+          <w:sz w:val="32"/>
+          <w:szCs w:val="32"/>
+        </w:rPr>
+        <w:tab/>
+      </w:r>
+      <w:r>
+        <w:rPr>
+          <w:rFonts w:ascii="TH SarabunPSK" w:hAnsi="TH SarabunPSK" w:cs="TH SarabunPSK"/>
+          <w:sz w:val="32"/>
+          <w:szCs w:val="32"/>
+        </w:rPr>
+        <w:tab/>
+      </w:r>
+      <w:r>
+        <w:rPr>
+          <w:rFonts w:ascii="TH SarabunPSK" w:hAnsi="TH SarabunPSK" w:cs="TH SarabunPSK"/>
+          <w:sz w:val="32"/>
+          <w:szCs w:val="32"/>
+        </w:rPr>
+        <w:tab/>
+      </w:r>
+      <w:proofErr w:type="gramStart"/>
       <w:r>
         <w:rPr>
           <w:rFonts w:ascii="TH SarabunPSK" w:hAnsi="TH SarabunPSK" w:cs="TH SarabunPSK"/>
@@ -6009,7 +6106,2597 @@
           <w:sz w:val="32"/>
           <w:szCs w:val="32"/>
         </w:rPr>
-        <w:t>17</w:t>
+        <w:t>39</w:t>
+      </w:r>
+      <w:proofErr w:type="gramEnd"/>
+    </w:p>
+    <w:p>
+      <w:pPr>
+        <w:pStyle w:val="a3"/>
+        <w:tabs>
+          <w:tab w:val="left" w:pos="709"/>
+          <w:tab w:val="left" w:pos="1134"/>
+        </w:tabs>
+        <w:spacing w:after="0"/>
+        <w:ind w:left="709"/>
+        <w:rPr>
+          <w:rFonts w:ascii="TH SarabunPSK" w:hAnsi="TH SarabunPSK" w:cs="TH SarabunPSK"/>
+          <w:sz w:val="32"/>
+          <w:szCs w:val="32"/>
+        </w:rPr>
+      </w:pPr>
+      <w:proofErr w:type="gramStart"/>
+      <w:r>
+        <w:rPr>
+          <w:rFonts w:ascii="TH SarabunPSK" w:hAnsi="TH SarabunPSK" w:cs="TH SarabunPSK"/>
+          <w:sz w:val="32"/>
+          <w:szCs w:val="32"/>
+        </w:rPr>
+        <w:t xml:space="preserve">4.2  </w:t>
+      </w:r>
+      <w:r>
+        <w:rPr>
+          <w:rFonts w:ascii="TH SarabunPSK" w:hAnsi="TH SarabunPSK" w:cs="TH SarabunPSK" w:hint="cs"/>
+          <w:sz w:val="32"/>
+          <w:szCs w:val="32"/>
+          <w:cs/>
+        </w:rPr>
+        <w:t>หรือค้นหา</w:t>
+      </w:r>
+      <w:proofErr w:type="gramEnd"/>
+      <w:r>
+        <w:rPr>
+          <w:rFonts w:ascii="TH SarabunPSK" w:hAnsi="TH SarabunPSK" w:cs="TH SarabunPSK" w:hint="cs"/>
+          <w:sz w:val="32"/>
+          <w:szCs w:val="32"/>
+          <w:cs/>
+        </w:rPr>
+        <w:t xml:space="preserve"> </w:t>
+      </w:r>
+      <w:r>
+        <w:rPr>
+          <w:rFonts w:ascii="Roboto" w:hAnsi="Roboto"/>
+          <w:color w:val="495057"/>
+          <w:shd w:val="clear" w:color="auto" w:fill="FFFFFF"/>
+        </w:rPr>
+        <w:t>@591wyjtj</w:t>
+      </w:r>
+      <w:r>
+        <w:rPr>
+          <w:rFonts w:ascii="Roboto" w:hAnsi="Roboto"/>
+          <w:color w:val="495057"/>
+          <w:shd w:val="clear" w:color="auto" w:fill="FFFFFF"/>
+        </w:rPr>
+        <w:tab/>
+      </w:r>
+      <w:r>
+        <w:rPr>
+          <w:rFonts w:ascii="Roboto" w:hAnsi="Roboto"/>
+          <w:color w:val="495057"/>
+          <w:shd w:val="clear" w:color="auto" w:fill="FFFFFF"/>
+        </w:rPr>
+        <w:tab/>
+      </w:r>
+      <w:r>
+        <w:rPr>
+          <w:rFonts w:ascii="Roboto" w:hAnsi="Roboto"/>
+          <w:color w:val="495057"/>
+          <w:shd w:val="clear" w:color="auto" w:fill="FFFFFF"/>
+        </w:rPr>
+        <w:tab/>
+      </w:r>
+      <w:r>
+        <w:rPr>
+          <w:rFonts w:ascii="Roboto" w:hAnsi="Roboto"/>
+          <w:color w:val="495057"/>
+          <w:shd w:val="clear" w:color="auto" w:fill="FFFFFF"/>
+        </w:rPr>
+        <w:tab/>
+      </w:r>
+      <w:r>
+        <w:rPr>
+          <w:rFonts w:ascii="Roboto" w:hAnsi="Roboto"/>
+          <w:color w:val="495057"/>
+          <w:shd w:val="clear" w:color="auto" w:fill="FFFFFF"/>
+        </w:rPr>
+        <w:tab/>
+      </w:r>
+      <w:r>
+        <w:rPr>
+          <w:rFonts w:ascii="Roboto" w:hAnsi="Roboto"/>
+          <w:color w:val="495057"/>
+          <w:shd w:val="clear" w:color="auto" w:fill="FFFFFF"/>
+        </w:rPr>
+        <w:tab/>
+      </w:r>
+      <w:proofErr w:type="gramStart"/>
+      <w:r>
+        <w:rPr>
+          <w:rFonts w:ascii="Roboto" w:hAnsi="Roboto"/>
+          <w:color w:val="495057"/>
+          <w:shd w:val="clear" w:color="auto" w:fill="FFFFFF"/>
+        </w:rPr>
+        <w:tab/>
+      </w:r>
+      <w:r>
+        <w:rPr>
+          <w:rFonts w:ascii="TH SarabunPSK" w:hAnsi="TH SarabunPSK" w:cs="TH SarabunPSK"/>
+          <w:color w:val="495057"/>
+          <w:sz w:val="32"/>
+          <w:szCs w:val="32"/>
+          <w:shd w:val="clear" w:color="auto" w:fill="FFFFFF"/>
+        </w:rPr>
+        <w:t xml:space="preserve">  39</w:t>
+      </w:r>
+      <w:proofErr w:type="gramEnd"/>
+    </w:p>
+    <w:p>
+      <w:pPr>
+        <w:pStyle w:val="a3"/>
+        <w:tabs>
+          <w:tab w:val="left" w:pos="709"/>
+          <w:tab w:val="left" w:pos="1134"/>
+        </w:tabs>
+        <w:spacing w:after="0"/>
+        <w:ind w:left="709"/>
+        <w:rPr>
+          <w:rFonts w:ascii="TH SarabunPSK" w:hAnsi="TH SarabunPSK" w:cs="TH SarabunPSK"/>
+          <w:sz w:val="32"/>
+          <w:szCs w:val="32"/>
+        </w:rPr>
+      </w:pPr>
+      <w:proofErr w:type="gramStart"/>
+      <w:r>
+        <w:rPr>
+          <w:rFonts w:ascii="TH SarabunPSK" w:hAnsi="TH SarabunPSK" w:cs="TH SarabunPSK"/>
+          <w:sz w:val="32"/>
+          <w:szCs w:val="32"/>
+        </w:rPr>
+        <w:t xml:space="preserve">4.3  </w:t>
+      </w:r>
+      <w:r>
+        <w:rPr>
+          <w:rFonts w:ascii="TH SarabunPSK" w:hAnsi="TH SarabunPSK" w:cs="TH SarabunPSK" w:hint="cs"/>
+          <w:sz w:val="32"/>
+          <w:szCs w:val="32"/>
+          <w:cs/>
+        </w:rPr>
+        <w:t>เลือกตรงคำว่าค้นหา</w:t>
+      </w:r>
+      <w:proofErr w:type="gramEnd"/>
+      <w:r>
+        <w:rPr>
+          <w:rFonts w:ascii="TH SarabunPSK" w:hAnsi="TH SarabunPSK" w:cs="TH SarabunPSK"/>
+          <w:sz w:val="32"/>
+          <w:szCs w:val="32"/>
+          <w:cs/>
+        </w:rPr>
+        <w:tab/>
+      </w:r>
+      <w:r>
+        <w:rPr>
+          <w:rFonts w:ascii="Roboto" w:hAnsi="Roboto"/>
+          <w:color w:val="495057"/>
+          <w:shd w:val="clear" w:color="auto" w:fill="FFFFFF"/>
+        </w:rPr>
+        <w:tab/>
+      </w:r>
+      <w:r>
+        <w:rPr>
+          <w:rFonts w:ascii="Roboto" w:hAnsi="Roboto"/>
+          <w:color w:val="495057"/>
+          <w:shd w:val="clear" w:color="auto" w:fill="FFFFFF"/>
+        </w:rPr>
+        <w:tab/>
+      </w:r>
+      <w:r>
+        <w:rPr>
+          <w:rFonts w:ascii="Roboto" w:hAnsi="Roboto"/>
+          <w:color w:val="495057"/>
+          <w:shd w:val="clear" w:color="auto" w:fill="FFFFFF"/>
+        </w:rPr>
+        <w:tab/>
+      </w:r>
+      <w:r>
+        <w:rPr>
+          <w:rFonts w:ascii="Roboto" w:hAnsi="Roboto"/>
+          <w:color w:val="495057"/>
+          <w:shd w:val="clear" w:color="auto" w:fill="FFFFFF"/>
+        </w:rPr>
+        <w:tab/>
+      </w:r>
+      <w:r>
+        <w:rPr>
+          <w:rFonts w:ascii="Roboto" w:hAnsi="Roboto"/>
+          <w:color w:val="495057"/>
+          <w:shd w:val="clear" w:color="auto" w:fill="FFFFFF"/>
+        </w:rPr>
+        <w:tab/>
+      </w:r>
+      <w:r>
+        <w:rPr>
+          <w:rFonts w:ascii="Roboto" w:hAnsi="Roboto"/>
+          <w:color w:val="495057"/>
+          <w:shd w:val="clear" w:color="auto" w:fill="FFFFFF"/>
+        </w:rPr>
+        <w:tab/>
+      </w:r>
+      <w:proofErr w:type="gramStart"/>
+      <w:r>
+        <w:rPr>
+          <w:rFonts w:ascii="Roboto" w:hAnsi="Roboto"/>
+          <w:color w:val="495057"/>
+          <w:shd w:val="clear" w:color="auto" w:fill="FFFFFF"/>
+        </w:rPr>
+        <w:tab/>
+      </w:r>
+      <w:r>
+        <w:rPr>
+          <w:rFonts w:ascii="TH SarabunPSK" w:hAnsi="TH SarabunPSK" w:cs="TH SarabunPSK"/>
+          <w:color w:val="495057"/>
+          <w:sz w:val="32"/>
+          <w:szCs w:val="32"/>
+          <w:shd w:val="clear" w:color="auto" w:fill="FFFFFF"/>
+        </w:rPr>
+        <w:t xml:space="preserve">  39</w:t>
+      </w:r>
+      <w:proofErr w:type="gramEnd"/>
+    </w:p>
+    <w:p>
+      <w:pPr>
+        <w:pStyle w:val="a3"/>
+        <w:tabs>
+          <w:tab w:val="left" w:pos="709"/>
+          <w:tab w:val="left" w:pos="1134"/>
+        </w:tabs>
+        <w:spacing w:after="0"/>
+        <w:ind w:left="709"/>
+        <w:rPr>
+          <w:rFonts w:ascii="TH SarabunPSK" w:hAnsi="TH SarabunPSK" w:cs="TH SarabunPSK"/>
+          <w:sz w:val="32"/>
+          <w:szCs w:val="32"/>
+        </w:rPr>
+      </w:pPr>
+      <w:proofErr w:type="gramStart"/>
+      <w:r>
+        <w:rPr>
+          <w:rFonts w:ascii="TH SarabunPSK" w:hAnsi="TH SarabunPSK" w:cs="TH SarabunPSK"/>
+          <w:sz w:val="32"/>
+          <w:szCs w:val="32"/>
+        </w:rPr>
+        <w:t xml:space="preserve">4.4  </w:t>
+      </w:r>
+      <w:r>
+        <w:rPr>
+          <w:rFonts w:ascii="TH SarabunPSK" w:hAnsi="TH SarabunPSK" w:cs="TH SarabunPSK" w:hint="cs"/>
+          <w:sz w:val="32"/>
+          <w:szCs w:val="32"/>
+          <w:cs/>
+        </w:rPr>
+        <w:t>หน้ายินดีต้อนรับ</w:t>
+      </w:r>
+      <w:proofErr w:type="gramEnd"/>
+      <w:r>
+        <w:rPr>
+          <w:rFonts w:ascii="Roboto" w:hAnsi="Roboto"/>
+          <w:color w:val="495057"/>
+          <w:shd w:val="clear" w:color="auto" w:fill="FFFFFF"/>
+        </w:rPr>
+        <w:tab/>
+      </w:r>
+      <w:r>
+        <w:rPr>
+          <w:rFonts w:ascii="Roboto" w:hAnsi="Roboto"/>
+          <w:color w:val="495057"/>
+          <w:shd w:val="clear" w:color="auto" w:fill="FFFFFF"/>
+        </w:rPr>
+        <w:tab/>
+      </w:r>
+      <w:r>
+        <w:rPr>
+          <w:rFonts w:ascii="Roboto" w:hAnsi="Roboto"/>
+          <w:color w:val="495057"/>
+          <w:shd w:val="clear" w:color="auto" w:fill="FFFFFF"/>
+        </w:rPr>
+        <w:tab/>
+      </w:r>
+      <w:r>
+        <w:rPr>
+          <w:rFonts w:ascii="Roboto" w:hAnsi="Roboto"/>
+          <w:color w:val="495057"/>
+          <w:shd w:val="clear" w:color="auto" w:fill="FFFFFF"/>
+        </w:rPr>
+        <w:tab/>
+      </w:r>
+      <w:r>
+        <w:rPr>
+          <w:rFonts w:ascii="Roboto" w:hAnsi="Roboto"/>
+          <w:color w:val="495057"/>
+          <w:shd w:val="clear" w:color="auto" w:fill="FFFFFF"/>
+        </w:rPr>
+        <w:tab/>
+      </w:r>
+      <w:r>
+        <w:rPr>
+          <w:rFonts w:ascii="Roboto" w:hAnsi="Roboto"/>
+          <w:color w:val="495057"/>
+          <w:shd w:val="clear" w:color="auto" w:fill="FFFFFF"/>
+        </w:rPr>
+        <w:tab/>
+      </w:r>
+      <w:r>
+        <w:rPr>
+          <w:rFonts w:ascii="Roboto" w:hAnsi="Roboto"/>
+          <w:color w:val="495057"/>
+          <w:shd w:val="clear" w:color="auto" w:fill="FFFFFF"/>
+        </w:rPr>
+        <w:tab/>
+      </w:r>
+      <w:proofErr w:type="gramStart"/>
+      <w:r>
+        <w:rPr>
+          <w:rFonts w:ascii="Roboto" w:hAnsi="Roboto"/>
+          <w:color w:val="495057"/>
+          <w:shd w:val="clear" w:color="auto" w:fill="FFFFFF"/>
+        </w:rPr>
+        <w:tab/>
+      </w:r>
+      <w:r>
+        <w:rPr>
+          <w:rFonts w:ascii="TH SarabunPSK" w:hAnsi="TH SarabunPSK" w:cs="TH SarabunPSK"/>
+          <w:color w:val="495057"/>
+          <w:sz w:val="32"/>
+          <w:szCs w:val="32"/>
+          <w:shd w:val="clear" w:color="auto" w:fill="FFFFFF"/>
+        </w:rPr>
+        <w:t xml:space="preserve">  </w:t>
+      </w:r>
+      <w:r>
+        <w:rPr>
+          <w:rFonts w:ascii="TH SarabunPSK" w:hAnsi="TH SarabunPSK" w:cs="TH SarabunPSK"/>
+          <w:color w:val="495057"/>
+          <w:sz w:val="32"/>
+          <w:szCs w:val="32"/>
+          <w:shd w:val="clear" w:color="auto" w:fill="FFFFFF"/>
+        </w:rPr>
+        <w:t>40</w:t>
+      </w:r>
+      <w:proofErr w:type="gramEnd"/>
+    </w:p>
+    <w:p>
+      <w:pPr>
+        <w:pStyle w:val="a3"/>
+        <w:tabs>
+          <w:tab w:val="left" w:pos="709"/>
+          <w:tab w:val="left" w:pos="1134"/>
+        </w:tabs>
+        <w:spacing w:after="0"/>
+        <w:ind w:left="709"/>
+        <w:rPr>
+          <w:rFonts w:ascii="TH SarabunPSK" w:hAnsi="TH SarabunPSK" w:cs="TH SarabunPSK"/>
+          <w:sz w:val="32"/>
+          <w:szCs w:val="32"/>
+        </w:rPr>
+      </w:pPr>
+      <w:proofErr w:type="gramStart"/>
+      <w:r>
+        <w:rPr>
+          <w:rFonts w:ascii="TH SarabunPSK" w:hAnsi="TH SarabunPSK" w:cs="TH SarabunPSK"/>
+          <w:sz w:val="32"/>
+          <w:szCs w:val="32"/>
+        </w:rPr>
+        <w:t xml:space="preserve">4.5  </w:t>
+      </w:r>
+      <w:r>
+        <w:rPr>
+          <w:rFonts w:ascii="TH SarabunPSK" w:hAnsi="TH SarabunPSK" w:cs="TH SarabunPSK" w:hint="cs"/>
+          <w:sz w:val="32"/>
+          <w:szCs w:val="32"/>
+          <w:cs/>
+        </w:rPr>
+        <w:t>หน้าติดต่อเรา</w:t>
+      </w:r>
+      <w:proofErr w:type="gramEnd"/>
+      <w:r>
+        <w:rPr>
+          <w:rFonts w:ascii="Roboto" w:hAnsi="Roboto"/>
+          <w:color w:val="495057"/>
+          <w:shd w:val="clear" w:color="auto" w:fill="FFFFFF"/>
+        </w:rPr>
+        <w:tab/>
+      </w:r>
+      <w:r>
+        <w:rPr>
+          <w:rFonts w:ascii="Roboto" w:hAnsi="Roboto"/>
+          <w:color w:val="495057"/>
+          <w:shd w:val="clear" w:color="auto" w:fill="FFFFFF"/>
+        </w:rPr>
+        <w:tab/>
+      </w:r>
+      <w:r>
+        <w:rPr>
+          <w:rFonts w:ascii="Roboto" w:hAnsi="Roboto"/>
+          <w:color w:val="495057"/>
+          <w:shd w:val="clear" w:color="auto" w:fill="FFFFFF"/>
+        </w:rPr>
+        <w:tab/>
+      </w:r>
+      <w:r>
+        <w:rPr>
+          <w:rFonts w:ascii="Roboto" w:hAnsi="Roboto"/>
+          <w:color w:val="495057"/>
+          <w:shd w:val="clear" w:color="auto" w:fill="FFFFFF"/>
+        </w:rPr>
+        <w:tab/>
+      </w:r>
+      <w:r>
+        <w:rPr>
+          <w:rFonts w:ascii="Roboto" w:hAnsi="Roboto"/>
+          <w:color w:val="495057"/>
+          <w:shd w:val="clear" w:color="auto" w:fill="FFFFFF"/>
+        </w:rPr>
+        <w:tab/>
+      </w:r>
+      <w:r>
+        <w:rPr>
+          <w:rFonts w:ascii="Roboto" w:hAnsi="Roboto"/>
+          <w:color w:val="495057"/>
+          <w:shd w:val="clear" w:color="auto" w:fill="FFFFFF"/>
+        </w:rPr>
+        <w:tab/>
+      </w:r>
+      <w:r>
+        <w:rPr>
+          <w:rFonts w:ascii="Roboto" w:hAnsi="Roboto"/>
+          <w:color w:val="495057"/>
+          <w:shd w:val="clear" w:color="auto" w:fill="FFFFFF"/>
+        </w:rPr>
+        <w:tab/>
+      </w:r>
+      <w:proofErr w:type="gramStart"/>
+      <w:r>
+        <w:rPr>
+          <w:rFonts w:ascii="Roboto" w:hAnsi="Roboto"/>
+          <w:color w:val="495057"/>
+          <w:shd w:val="clear" w:color="auto" w:fill="FFFFFF"/>
+        </w:rPr>
+        <w:tab/>
+      </w:r>
+      <w:r>
+        <w:rPr>
+          <w:rFonts w:ascii="TH SarabunPSK" w:hAnsi="TH SarabunPSK" w:cs="TH SarabunPSK"/>
+          <w:color w:val="495057"/>
+          <w:sz w:val="32"/>
+          <w:szCs w:val="32"/>
+          <w:shd w:val="clear" w:color="auto" w:fill="FFFFFF"/>
+        </w:rPr>
+        <w:t xml:space="preserve">  </w:t>
+      </w:r>
+      <w:r>
+        <w:rPr>
+          <w:rFonts w:ascii="TH SarabunPSK" w:hAnsi="TH SarabunPSK" w:cs="TH SarabunPSK"/>
+          <w:color w:val="495057"/>
+          <w:sz w:val="32"/>
+          <w:szCs w:val="32"/>
+          <w:shd w:val="clear" w:color="auto" w:fill="FFFFFF"/>
+        </w:rPr>
+        <w:t>40</w:t>
+      </w:r>
+      <w:proofErr w:type="gramEnd"/>
+    </w:p>
+    <w:p>
+      <w:pPr>
+        <w:pStyle w:val="a3"/>
+        <w:tabs>
+          <w:tab w:val="left" w:pos="709"/>
+          <w:tab w:val="left" w:pos="1134"/>
+        </w:tabs>
+        <w:spacing w:after="0"/>
+        <w:ind w:left="709"/>
+        <w:rPr>
+          <w:rFonts w:ascii="TH SarabunPSK" w:hAnsi="TH SarabunPSK" w:cs="TH SarabunPSK"/>
+          <w:sz w:val="32"/>
+          <w:szCs w:val="32"/>
+        </w:rPr>
+      </w:pPr>
+      <w:proofErr w:type="gramStart"/>
+      <w:r>
+        <w:rPr>
+          <w:rFonts w:ascii="TH SarabunPSK" w:hAnsi="TH SarabunPSK" w:cs="TH SarabunPSK"/>
+          <w:sz w:val="32"/>
+          <w:szCs w:val="32"/>
+        </w:rPr>
+        <w:t xml:space="preserve">4.6  </w:t>
+      </w:r>
+      <w:r>
+        <w:rPr>
+          <w:rFonts w:ascii="TH SarabunPSK" w:hAnsi="TH SarabunPSK" w:cs="TH SarabunPSK" w:hint="cs"/>
+          <w:sz w:val="32"/>
+          <w:szCs w:val="32"/>
+          <w:cs/>
+        </w:rPr>
+        <w:t>หน้าคู่มือการใช้งาน</w:t>
+      </w:r>
+      <w:proofErr w:type="gramEnd"/>
+      <w:r>
+        <w:rPr>
+          <w:rFonts w:ascii="TH SarabunPSK" w:hAnsi="TH SarabunPSK" w:cs="TH SarabunPSK"/>
+          <w:sz w:val="32"/>
+          <w:szCs w:val="32"/>
+          <w:cs/>
+        </w:rPr>
+        <w:tab/>
+      </w:r>
+      <w:r>
+        <w:rPr>
+          <w:rFonts w:ascii="Roboto" w:hAnsi="Roboto"/>
+          <w:color w:val="495057"/>
+          <w:shd w:val="clear" w:color="auto" w:fill="FFFFFF"/>
+        </w:rPr>
+        <w:tab/>
+      </w:r>
+      <w:r>
+        <w:rPr>
+          <w:rFonts w:ascii="Roboto" w:hAnsi="Roboto"/>
+          <w:color w:val="495057"/>
+          <w:shd w:val="clear" w:color="auto" w:fill="FFFFFF"/>
+        </w:rPr>
+        <w:tab/>
+      </w:r>
+      <w:r>
+        <w:rPr>
+          <w:rFonts w:ascii="Roboto" w:hAnsi="Roboto"/>
+          <w:color w:val="495057"/>
+          <w:shd w:val="clear" w:color="auto" w:fill="FFFFFF"/>
+        </w:rPr>
+        <w:tab/>
+      </w:r>
+      <w:r>
+        <w:rPr>
+          <w:rFonts w:ascii="Roboto" w:hAnsi="Roboto"/>
+          <w:color w:val="495057"/>
+          <w:shd w:val="clear" w:color="auto" w:fill="FFFFFF"/>
+        </w:rPr>
+        <w:tab/>
+      </w:r>
+      <w:r>
+        <w:rPr>
+          <w:rFonts w:ascii="Roboto" w:hAnsi="Roboto"/>
+          <w:color w:val="495057"/>
+          <w:shd w:val="clear" w:color="auto" w:fill="FFFFFF"/>
+        </w:rPr>
+        <w:tab/>
+      </w:r>
+      <w:r>
+        <w:rPr>
+          <w:rFonts w:ascii="Roboto" w:hAnsi="Roboto"/>
+          <w:color w:val="495057"/>
+          <w:shd w:val="clear" w:color="auto" w:fill="FFFFFF"/>
+        </w:rPr>
+        <w:tab/>
+      </w:r>
+      <w:proofErr w:type="gramStart"/>
+      <w:r>
+        <w:rPr>
+          <w:rFonts w:ascii="Roboto" w:hAnsi="Roboto"/>
+          <w:color w:val="495057"/>
+          <w:shd w:val="clear" w:color="auto" w:fill="FFFFFF"/>
+        </w:rPr>
+        <w:tab/>
+        <w:t xml:space="preserve"> </w:t>
+      </w:r>
+      <w:r>
+        <w:rPr>
+          <w:rFonts w:ascii="TH SarabunPSK" w:hAnsi="TH SarabunPSK" w:cs="TH SarabunPSK"/>
+          <w:color w:val="495057"/>
+          <w:sz w:val="32"/>
+          <w:szCs w:val="32"/>
+          <w:shd w:val="clear" w:color="auto" w:fill="FFFFFF"/>
+        </w:rPr>
+        <w:t xml:space="preserve"> </w:t>
+      </w:r>
+      <w:r>
+        <w:rPr>
+          <w:rFonts w:ascii="TH SarabunPSK" w:hAnsi="TH SarabunPSK" w:cs="TH SarabunPSK"/>
+          <w:color w:val="495057"/>
+          <w:sz w:val="32"/>
+          <w:szCs w:val="32"/>
+          <w:shd w:val="clear" w:color="auto" w:fill="FFFFFF"/>
+        </w:rPr>
+        <w:t>40</w:t>
+      </w:r>
+      <w:proofErr w:type="gramEnd"/>
+    </w:p>
+    <w:p>
+      <w:pPr>
+        <w:pStyle w:val="a3"/>
+        <w:tabs>
+          <w:tab w:val="left" w:pos="709"/>
+          <w:tab w:val="left" w:pos="1134"/>
+        </w:tabs>
+        <w:spacing w:after="0"/>
+        <w:ind w:left="709"/>
+        <w:rPr>
+          <w:rFonts w:ascii="TH SarabunPSK" w:hAnsi="TH SarabunPSK" w:cs="TH SarabunPSK"/>
+          <w:sz w:val="32"/>
+          <w:szCs w:val="32"/>
+        </w:rPr>
+      </w:pPr>
+      <w:proofErr w:type="gramStart"/>
+      <w:r>
+        <w:rPr>
+          <w:rFonts w:ascii="TH SarabunPSK" w:hAnsi="TH SarabunPSK" w:cs="TH SarabunPSK"/>
+          <w:sz w:val="32"/>
+          <w:szCs w:val="32"/>
+        </w:rPr>
+        <w:t xml:space="preserve">4.7  </w:t>
+      </w:r>
+      <w:r>
+        <w:rPr>
+          <w:rFonts w:ascii="TH SarabunPSK" w:hAnsi="TH SarabunPSK" w:cs="TH SarabunPSK" w:hint="cs"/>
+          <w:sz w:val="32"/>
+          <w:szCs w:val="32"/>
+          <w:cs/>
+        </w:rPr>
+        <w:t>หน้าเมนู</w:t>
+      </w:r>
+      <w:proofErr w:type="gramEnd"/>
+      <w:r>
+        <w:rPr>
+          <w:rFonts w:ascii="Roboto" w:hAnsi="Roboto"/>
+          <w:color w:val="495057"/>
+          <w:shd w:val="clear" w:color="auto" w:fill="FFFFFF"/>
+        </w:rPr>
+        <w:tab/>
+      </w:r>
+      <w:r>
+        <w:rPr>
+          <w:rFonts w:ascii="Roboto" w:hAnsi="Roboto"/>
+          <w:color w:val="495057"/>
+          <w:shd w:val="clear" w:color="auto" w:fill="FFFFFF"/>
+        </w:rPr>
+        <w:tab/>
+      </w:r>
+      <w:r>
+        <w:rPr>
+          <w:rFonts w:ascii="Roboto" w:hAnsi="Roboto"/>
+          <w:color w:val="495057"/>
+          <w:shd w:val="clear" w:color="auto" w:fill="FFFFFF"/>
+        </w:rPr>
+        <w:tab/>
+      </w:r>
+      <w:r>
+        <w:rPr>
+          <w:rFonts w:ascii="Roboto" w:hAnsi="Roboto"/>
+          <w:color w:val="495057"/>
+          <w:shd w:val="clear" w:color="auto" w:fill="FFFFFF"/>
+        </w:rPr>
+        <w:tab/>
+      </w:r>
+      <w:r>
+        <w:rPr>
+          <w:rFonts w:ascii="Roboto" w:hAnsi="Roboto"/>
+          <w:color w:val="495057"/>
+          <w:shd w:val="clear" w:color="auto" w:fill="FFFFFF"/>
+        </w:rPr>
+        <w:tab/>
+      </w:r>
+      <w:r>
+        <w:rPr>
+          <w:rFonts w:ascii="Roboto" w:hAnsi="Roboto"/>
+          <w:color w:val="495057"/>
+          <w:shd w:val="clear" w:color="auto" w:fill="FFFFFF"/>
+        </w:rPr>
+        <w:tab/>
+      </w:r>
+      <w:r>
+        <w:rPr>
+          <w:rFonts w:ascii="Roboto" w:hAnsi="Roboto"/>
+          <w:color w:val="495057"/>
+          <w:shd w:val="clear" w:color="auto" w:fill="FFFFFF"/>
+        </w:rPr>
+        <w:tab/>
+      </w:r>
+      <w:r>
+        <w:rPr>
+          <w:rFonts w:ascii="Roboto" w:hAnsi="Roboto"/>
+          <w:color w:val="495057"/>
+          <w:shd w:val="clear" w:color="auto" w:fill="FFFFFF"/>
+        </w:rPr>
+        <w:tab/>
+      </w:r>
+      <w:proofErr w:type="gramStart"/>
+      <w:r>
+        <w:rPr>
+          <w:rFonts w:ascii="TH SarabunPSK" w:hAnsi="TH SarabunPSK" w:cs="TH SarabunPSK"/>
+          <w:color w:val="495057"/>
+          <w:sz w:val="32"/>
+          <w:szCs w:val="32"/>
+          <w:shd w:val="clear" w:color="auto" w:fill="FFFFFF"/>
+        </w:rPr>
+        <w:tab/>
+      </w:r>
+      <w:r>
+        <w:rPr>
+          <w:rFonts w:ascii="TH SarabunPSK" w:hAnsi="TH SarabunPSK" w:cs="TH SarabunPSK"/>
+          <w:color w:val="495057"/>
+          <w:sz w:val="32"/>
+          <w:szCs w:val="32"/>
+          <w:shd w:val="clear" w:color="auto" w:fill="FFFFFF"/>
+        </w:rPr>
+        <w:t xml:space="preserve">  </w:t>
+      </w:r>
+      <w:r>
+        <w:rPr>
+          <w:rFonts w:ascii="TH SarabunPSK" w:hAnsi="TH SarabunPSK" w:cs="TH SarabunPSK"/>
+          <w:color w:val="495057"/>
+          <w:sz w:val="32"/>
+          <w:szCs w:val="32"/>
+          <w:shd w:val="clear" w:color="auto" w:fill="FFFFFF"/>
+        </w:rPr>
+        <w:t>40</w:t>
+      </w:r>
+      <w:proofErr w:type="gramEnd"/>
+    </w:p>
+    <w:p>
+      <w:pPr>
+        <w:pStyle w:val="a3"/>
+        <w:tabs>
+          <w:tab w:val="left" w:pos="709"/>
+          <w:tab w:val="left" w:pos="1134"/>
+        </w:tabs>
+        <w:spacing w:after="0"/>
+        <w:ind w:left="709"/>
+        <w:rPr>
+          <w:rFonts w:ascii="TH SarabunPSK" w:hAnsi="TH SarabunPSK" w:cs="TH SarabunPSK"/>
+          <w:sz w:val="32"/>
+          <w:szCs w:val="32"/>
+        </w:rPr>
+      </w:pPr>
+      <w:proofErr w:type="gramStart"/>
+      <w:r>
+        <w:rPr>
+          <w:rFonts w:ascii="TH SarabunPSK" w:hAnsi="TH SarabunPSK" w:cs="TH SarabunPSK"/>
+          <w:sz w:val="32"/>
+          <w:szCs w:val="32"/>
+        </w:rPr>
+        <w:t xml:space="preserve">4.8  </w:t>
+      </w:r>
+      <w:r>
+        <w:rPr>
+          <w:rFonts w:ascii="TH SarabunPSK" w:hAnsi="TH SarabunPSK" w:cs="TH SarabunPSK" w:hint="cs"/>
+          <w:sz w:val="32"/>
+          <w:szCs w:val="32"/>
+          <w:cs/>
+        </w:rPr>
+        <w:t>การเรียกดูข้อมูลบริษัท</w:t>
+      </w:r>
+      <w:proofErr w:type="gramEnd"/>
+      <w:r>
+        <w:rPr>
+          <w:rFonts w:ascii="Roboto" w:hAnsi="Roboto"/>
+          <w:color w:val="495057"/>
+          <w:shd w:val="clear" w:color="auto" w:fill="FFFFFF"/>
+        </w:rPr>
+        <w:tab/>
+      </w:r>
+      <w:r>
+        <w:rPr>
+          <w:rFonts w:ascii="Roboto" w:hAnsi="Roboto"/>
+          <w:color w:val="495057"/>
+          <w:shd w:val="clear" w:color="auto" w:fill="FFFFFF"/>
+        </w:rPr>
+        <w:tab/>
+      </w:r>
+      <w:r>
+        <w:rPr>
+          <w:rFonts w:ascii="Roboto" w:hAnsi="Roboto"/>
+          <w:color w:val="495057"/>
+          <w:shd w:val="clear" w:color="auto" w:fill="FFFFFF"/>
+        </w:rPr>
+        <w:tab/>
+      </w:r>
+      <w:r>
+        <w:rPr>
+          <w:rFonts w:ascii="Roboto" w:hAnsi="Roboto"/>
+          <w:color w:val="495057"/>
+          <w:shd w:val="clear" w:color="auto" w:fill="FFFFFF"/>
+        </w:rPr>
+        <w:tab/>
+      </w:r>
+      <w:r>
+        <w:rPr>
+          <w:rFonts w:ascii="Roboto" w:hAnsi="Roboto"/>
+          <w:color w:val="495057"/>
+          <w:shd w:val="clear" w:color="auto" w:fill="FFFFFF"/>
+        </w:rPr>
+        <w:tab/>
+      </w:r>
+      <w:r>
+        <w:rPr>
+          <w:rFonts w:ascii="Roboto" w:hAnsi="Roboto"/>
+          <w:color w:val="495057"/>
+          <w:shd w:val="clear" w:color="auto" w:fill="FFFFFF"/>
+        </w:rPr>
+        <w:tab/>
+      </w:r>
+      <w:proofErr w:type="gramStart"/>
+      <w:r>
+        <w:rPr>
+          <w:rFonts w:ascii="Roboto" w:hAnsi="Roboto"/>
+          <w:color w:val="495057"/>
+          <w:shd w:val="clear" w:color="auto" w:fill="FFFFFF"/>
+        </w:rPr>
+        <w:tab/>
+      </w:r>
+      <w:r>
+        <w:rPr>
+          <w:rFonts w:ascii="TH SarabunPSK" w:hAnsi="TH SarabunPSK" w:cs="TH SarabunPSK"/>
+          <w:color w:val="495057"/>
+          <w:sz w:val="32"/>
+          <w:szCs w:val="32"/>
+          <w:shd w:val="clear" w:color="auto" w:fill="FFFFFF"/>
+        </w:rPr>
+        <w:t xml:space="preserve">  41</w:t>
+      </w:r>
+      <w:proofErr w:type="gramEnd"/>
+    </w:p>
+    <w:p>
+      <w:pPr>
+        <w:pStyle w:val="a3"/>
+        <w:tabs>
+          <w:tab w:val="left" w:pos="709"/>
+          <w:tab w:val="left" w:pos="1134"/>
+        </w:tabs>
+        <w:spacing w:after="0"/>
+        <w:ind w:left="709"/>
+        <w:rPr>
+          <w:rFonts w:ascii="TH SarabunPSK" w:hAnsi="TH SarabunPSK" w:cs="TH SarabunPSK"/>
+          <w:sz w:val="32"/>
+          <w:szCs w:val="32"/>
+        </w:rPr>
+      </w:pPr>
+      <w:proofErr w:type="gramStart"/>
+      <w:r>
+        <w:rPr>
+          <w:rFonts w:ascii="TH SarabunPSK" w:hAnsi="TH SarabunPSK" w:cs="TH SarabunPSK"/>
+          <w:sz w:val="32"/>
+          <w:szCs w:val="32"/>
+        </w:rPr>
+        <w:t xml:space="preserve">4.9  </w:t>
+      </w:r>
+      <w:r>
+        <w:rPr>
+          <w:rFonts w:ascii="TH SarabunPSK" w:hAnsi="TH SarabunPSK" w:cs="TH SarabunPSK" w:hint="cs"/>
+          <w:sz w:val="32"/>
+          <w:szCs w:val="32"/>
+          <w:cs/>
+        </w:rPr>
+        <w:t>การเรียกดูข้อมูลติดต่อบริษัท</w:t>
+      </w:r>
+      <w:proofErr w:type="gramEnd"/>
+      <w:r>
+        <w:rPr>
+          <w:rFonts w:ascii="Roboto" w:hAnsi="Roboto"/>
+          <w:color w:val="495057"/>
+          <w:shd w:val="clear" w:color="auto" w:fill="FFFFFF"/>
+        </w:rPr>
+        <w:tab/>
+      </w:r>
+      <w:r>
+        <w:rPr>
+          <w:rFonts w:ascii="Roboto" w:hAnsi="Roboto"/>
+          <w:color w:val="495057"/>
+          <w:shd w:val="clear" w:color="auto" w:fill="FFFFFF"/>
+        </w:rPr>
+        <w:tab/>
+      </w:r>
+      <w:r>
+        <w:rPr>
+          <w:rFonts w:ascii="Roboto" w:hAnsi="Roboto"/>
+          <w:color w:val="495057"/>
+          <w:shd w:val="clear" w:color="auto" w:fill="FFFFFF"/>
+        </w:rPr>
+        <w:tab/>
+      </w:r>
+      <w:r>
+        <w:rPr>
+          <w:rFonts w:ascii="Roboto" w:hAnsi="Roboto"/>
+          <w:color w:val="495057"/>
+          <w:shd w:val="clear" w:color="auto" w:fill="FFFFFF"/>
+        </w:rPr>
+        <w:tab/>
+      </w:r>
+      <w:r>
+        <w:rPr>
+          <w:rFonts w:ascii="Roboto" w:hAnsi="Roboto"/>
+          <w:color w:val="495057"/>
+          <w:shd w:val="clear" w:color="auto" w:fill="FFFFFF"/>
+        </w:rPr>
+        <w:tab/>
+      </w:r>
+      <w:r>
+        <w:rPr>
+          <w:rFonts w:ascii="Roboto" w:hAnsi="Roboto"/>
+          <w:color w:val="495057"/>
+          <w:shd w:val="clear" w:color="auto" w:fill="FFFFFF"/>
+        </w:rPr>
+        <w:tab/>
+      </w:r>
+      <w:proofErr w:type="gramStart"/>
+      <w:r>
+        <w:rPr>
+          <w:rFonts w:ascii="TH SarabunPSK" w:hAnsi="TH SarabunPSK" w:cs="TH SarabunPSK"/>
+          <w:color w:val="495057"/>
+          <w:sz w:val="32"/>
+          <w:szCs w:val="32"/>
+          <w:shd w:val="clear" w:color="auto" w:fill="FFFFFF"/>
+        </w:rPr>
+        <w:tab/>
+      </w:r>
+      <w:r>
+        <w:rPr>
+          <w:rFonts w:ascii="TH SarabunPSK" w:hAnsi="TH SarabunPSK" w:cs="TH SarabunPSK"/>
+          <w:color w:val="495057"/>
+          <w:sz w:val="32"/>
+          <w:szCs w:val="32"/>
+          <w:shd w:val="clear" w:color="auto" w:fill="FFFFFF"/>
+        </w:rPr>
+        <w:t xml:space="preserve">  </w:t>
+      </w:r>
+      <w:r>
+        <w:rPr>
+          <w:rFonts w:ascii="TH SarabunPSK" w:hAnsi="TH SarabunPSK" w:cs="TH SarabunPSK"/>
+          <w:color w:val="495057"/>
+          <w:sz w:val="32"/>
+          <w:szCs w:val="32"/>
+          <w:shd w:val="clear" w:color="auto" w:fill="FFFFFF"/>
+        </w:rPr>
+        <w:t>41</w:t>
+      </w:r>
+      <w:proofErr w:type="gramEnd"/>
+    </w:p>
+    <w:p>
+      <w:pPr>
+        <w:pStyle w:val="a3"/>
+        <w:tabs>
+          <w:tab w:val="left" w:pos="709"/>
+          <w:tab w:val="left" w:pos="1134"/>
+        </w:tabs>
+        <w:spacing w:after="0"/>
+        <w:ind w:left="709"/>
+        <w:rPr>
+          <w:rFonts w:ascii="TH SarabunPSK" w:hAnsi="TH SarabunPSK" w:cs="TH SarabunPSK"/>
+          <w:sz w:val="32"/>
+          <w:szCs w:val="32"/>
+        </w:rPr>
+      </w:pPr>
+      <w:proofErr w:type="gramStart"/>
+      <w:r>
+        <w:rPr>
+          <w:rFonts w:ascii="TH SarabunPSK" w:hAnsi="TH SarabunPSK" w:cs="TH SarabunPSK"/>
+          <w:sz w:val="32"/>
+          <w:szCs w:val="32"/>
+        </w:rPr>
+        <w:t xml:space="preserve">4.10  </w:t>
+      </w:r>
+      <w:r>
+        <w:rPr>
+          <w:rFonts w:ascii="TH SarabunPSK" w:hAnsi="TH SarabunPSK" w:cs="TH SarabunPSK" w:hint="cs"/>
+          <w:sz w:val="32"/>
+          <w:szCs w:val="32"/>
+          <w:cs/>
+        </w:rPr>
+        <w:t>กรอกข้อมูลยืนยันตัวตน</w:t>
+      </w:r>
+      <w:proofErr w:type="gramEnd"/>
+      <w:r>
+        <w:rPr>
+          <w:rFonts w:ascii="Roboto" w:hAnsi="Roboto"/>
+          <w:color w:val="495057"/>
+          <w:shd w:val="clear" w:color="auto" w:fill="FFFFFF"/>
+        </w:rPr>
+        <w:tab/>
+      </w:r>
+      <w:r>
+        <w:rPr>
+          <w:rFonts w:ascii="Roboto" w:hAnsi="Roboto"/>
+          <w:color w:val="495057"/>
+          <w:shd w:val="clear" w:color="auto" w:fill="FFFFFF"/>
+        </w:rPr>
+        <w:tab/>
+      </w:r>
+      <w:r>
+        <w:rPr>
+          <w:rFonts w:ascii="Roboto" w:hAnsi="Roboto"/>
+          <w:color w:val="495057"/>
+          <w:shd w:val="clear" w:color="auto" w:fill="FFFFFF"/>
+        </w:rPr>
+        <w:tab/>
+      </w:r>
+      <w:r>
+        <w:rPr>
+          <w:rFonts w:ascii="Roboto" w:hAnsi="Roboto"/>
+          <w:color w:val="495057"/>
+          <w:shd w:val="clear" w:color="auto" w:fill="FFFFFF"/>
+        </w:rPr>
+        <w:tab/>
+      </w:r>
+      <w:r>
+        <w:rPr>
+          <w:rFonts w:ascii="Roboto" w:hAnsi="Roboto"/>
+          <w:color w:val="495057"/>
+          <w:shd w:val="clear" w:color="auto" w:fill="FFFFFF"/>
+        </w:rPr>
+        <w:tab/>
+      </w:r>
+      <w:r>
+        <w:rPr>
+          <w:rFonts w:ascii="Roboto" w:hAnsi="Roboto"/>
+          <w:color w:val="495057"/>
+          <w:shd w:val="clear" w:color="auto" w:fill="FFFFFF"/>
+        </w:rPr>
+        <w:tab/>
+      </w:r>
+      <w:proofErr w:type="gramStart"/>
+      <w:r>
+        <w:rPr>
+          <w:rFonts w:ascii="TH SarabunPSK" w:hAnsi="TH SarabunPSK" w:cs="TH SarabunPSK"/>
+          <w:color w:val="495057"/>
+          <w:sz w:val="32"/>
+          <w:szCs w:val="32"/>
+          <w:shd w:val="clear" w:color="auto" w:fill="FFFFFF"/>
+        </w:rPr>
+        <w:tab/>
+      </w:r>
+      <w:r>
+        <w:rPr>
+          <w:rFonts w:ascii="TH SarabunPSK" w:hAnsi="TH SarabunPSK" w:cs="TH SarabunPSK"/>
+          <w:color w:val="495057"/>
+          <w:sz w:val="32"/>
+          <w:szCs w:val="32"/>
+          <w:shd w:val="clear" w:color="auto" w:fill="FFFFFF"/>
+        </w:rPr>
+        <w:t xml:space="preserve">  </w:t>
+      </w:r>
+      <w:r>
+        <w:rPr>
+          <w:rFonts w:ascii="TH SarabunPSK" w:hAnsi="TH SarabunPSK" w:cs="TH SarabunPSK"/>
+          <w:color w:val="495057"/>
+          <w:sz w:val="32"/>
+          <w:szCs w:val="32"/>
+          <w:shd w:val="clear" w:color="auto" w:fill="FFFFFF"/>
+        </w:rPr>
+        <w:t>42</w:t>
+      </w:r>
+      <w:proofErr w:type="gramEnd"/>
+    </w:p>
+    <w:p>
+      <w:pPr>
+        <w:pStyle w:val="a3"/>
+        <w:tabs>
+          <w:tab w:val="left" w:pos="709"/>
+          <w:tab w:val="left" w:pos="1134"/>
+        </w:tabs>
+        <w:spacing w:after="0"/>
+        <w:ind w:left="709"/>
+        <w:rPr>
+          <w:rFonts w:ascii="TH SarabunPSK" w:hAnsi="TH SarabunPSK" w:cs="TH SarabunPSK"/>
+          <w:sz w:val="32"/>
+          <w:szCs w:val="32"/>
+        </w:rPr>
+      </w:pPr>
+      <w:proofErr w:type="gramStart"/>
+      <w:r>
+        <w:rPr>
+          <w:rFonts w:ascii="TH SarabunPSK" w:hAnsi="TH SarabunPSK" w:cs="TH SarabunPSK"/>
+          <w:sz w:val="32"/>
+          <w:szCs w:val="32"/>
+        </w:rPr>
+        <w:t xml:space="preserve">4.11  </w:t>
+      </w:r>
+      <w:r>
+        <w:rPr>
+          <w:rFonts w:ascii="TH SarabunPSK" w:hAnsi="TH SarabunPSK" w:cs="TH SarabunPSK" w:hint="cs"/>
+          <w:sz w:val="32"/>
+          <w:szCs w:val="32"/>
+          <w:cs/>
+        </w:rPr>
+        <w:t>ยืนยันรหัส</w:t>
+      </w:r>
+      <w:proofErr w:type="gramEnd"/>
+      <w:r>
+        <w:rPr>
+          <w:rFonts w:ascii="TH SarabunPSK" w:hAnsi="TH SarabunPSK" w:cs="TH SarabunPSK" w:hint="cs"/>
+          <w:sz w:val="32"/>
+          <w:szCs w:val="32"/>
+          <w:cs/>
+        </w:rPr>
+        <w:t xml:space="preserve"> </w:t>
+      </w:r>
+      <w:r>
+        <w:rPr>
+          <w:rFonts w:ascii="TH SarabunPSK" w:hAnsi="TH SarabunPSK" w:cs="TH SarabunPSK"/>
+          <w:sz w:val="32"/>
+          <w:szCs w:val="32"/>
+        </w:rPr>
+        <w:t>OTP</w:t>
+      </w:r>
+      <w:r>
+        <w:rPr>
+          <w:rFonts w:ascii="Roboto" w:hAnsi="Roboto"/>
+          <w:color w:val="495057"/>
+          <w:shd w:val="clear" w:color="auto" w:fill="FFFFFF"/>
+        </w:rPr>
+        <w:tab/>
+      </w:r>
+      <w:r>
+        <w:rPr>
+          <w:rFonts w:ascii="Roboto" w:hAnsi="Roboto"/>
+          <w:color w:val="495057"/>
+          <w:shd w:val="clear" w:color="auto" w:fill="FFFFFF"/>
+        </w:rPr>
+        <w:tab/>
+      </w:r>
+      <w:r>
+        <w:rPr>
+          <w:rFonts w:ascii="Roboto" w:hAnsi="Roboto"/>
+          <w:color w:val="495057"/>
+          <w:shd w:val="clear" w:color="auto" w:fill="FFFFFF"/>
+        </w:rPr>
+        <w:tab/>
+      </w:r>
+      <w:r>
+        <w:rPr>
+          <w:rFonts w:ascii="Roboto" w:hAnsi="Roboto"/>
+          <w:color w:val="495057"/>
+          <w:shd w:val="clear" w:color="auto" w:fill="FFFFFF"/>
+        </w:rPr>
+        <w:tab/>
+      </w:r>
+      <w:r>
+        <w:rPr>
+          <w:rFonts w:ascii="Roboto" w:hAnsi="Roboto"/>
+          <w:color w:val="495057"/>
+          <w:shd w:val="clear" w:color="auto" w:fill="FFFFFF"/>
+        </w:rPr>
+        <w:tab/>
+      </w:r>
+      <w:r>
+        <w:rPr>
+          <w:rFonts w:ascii="Roboto" w:hAnsi="Roboto"/>
+          <w:color w:val="495057"/>
+          <w:shd w:val="clear" w:color="auto" w:fill="FFFFFF"/>
+        </w:rPr>
+        <w:tab/>
+      </w:r>
+      <w:r>
+        <w:rPr>
+          <w:rFonts w:ascii="TH SarabunPSK" w:hAnsi="TH SarabunPSK" w:cs="TH SarabunPSK"/>
+          <w:color w:val="495057"/>
+          <w:sz w:val="32"/>
+          <w:szCs w:val="32"/>
+          <w:shd w:val="clear" w:color="auto" w:fill="FFFFFF"/>
+        </w:rPr>
+        <w:tab/>
+      </w:r>
+      <w:proofErr w:type="gramStart"/>
+      <w:r>
+        <w:rPr>
+          <w:rFonts w:ascii="TH SarabunPSK" w:hAnsi="TH SarabunPSK" w:cs="TH SarabunPSK"/>
+          <w:color w:val="495057"/>
+          <w:sz w:val="32"/>
+          <w:szCs w:val="32"/>
+          <w:shd w:val="clear" w:color="auto" w:fill="FFFFFF"/>
+        </w:rPr>
+        <w:tab/>
+      </w:r>
+      <w:r>
+        <w:rPr>
+          <w:rFonts w:ascii="TH SarabunPSK" w:hAnsi="TH SarabunPSK" w:cs="TH SarabunPSK"/>
+          <w:color w:val="495057"/>
+          <w:sz w:val="32"/>
+          <w:szCs w:val="32"/>
+          <w:shd w:val="clear" w:color="auto" w:fill="FFFFFF"/>
+        </w:rPr>
+        <w:t xml:space="preserve">  </w:t>
+      </w:r>
+      <w:r>
+        <w:rPr>
+          <w:rFonts w:ascii="TH SarabunPSK" w:hAnsi="TH SarabunPSK" w:cs="TH SarabunPSK"/>
+          <w:color w:val="495057"/>
+          <w:sz w:val="32"/>
+          <w:szCs w:val="32"/>
+          <w:shd w:val="clear" w:color="auto" w:fill="FFFFFF"/>
+        </w:rPr>
+        <w:t>4</w:t>
+      </w:r>
+      <w:r>
+        <w:rPr>
+          <w:rFonts w:ascii="TH SarabunPSK" w:hAnsi="TH SarabunPSK" w:cs="TH SarabunPSK"/>
+          <w:sz w:val="32"/>
+          <w:szCs w:val="32"/>
+        </w:rPr>
+        <w:t>2</w:t>
+      </w:r>
+      <w:proofErr w:type="gramEnd"/>
+    </w:p>
+    <w:p>
+      <w:pPr>
+        <w:pStyle w:val="a3"/>
+        <w:tabs>
+          <w:tab w:val="left" w:pos="709"/>
+          <w:tab w:val="left" w:pos="1134"/>
+        </w:tabs>
+        <w:spacing w:after="0"/>
+        <w:ind w:left="709"/>
+        <w:rPr>
+          <w:rFonts w:ascii="TH SarabunPSK" w:hAnsi="TH SarabunPSK" w:cs="TH SarabunPSK"/>
+          <w:sz w:val="32"/>
+          <w:szCs w:val="32"/>
+        </w:rPr>
+      </w:pPr>
+      <w:proofErr w:type="gramStart"/>
+      <w:r>
+        <w:rPr>
+          <w:rFonts w:ascii="TH SarabunPSK" w:hAnsi="TH SarabunPSK" w:cs="TH SarabunPSK"/>
+          <w:sz w:val="32"/>
+          <w:szCs w:val="32"/>
+        </w:rPr>
+        <w:t xml:space="preserve">4.12  </w:t>
+      </w:r>
+      <w:r>
+        <w:rPr>
+          <w:rFonts w:ascii="TH SarabunPSK" w:hAnsi="TH SarabunPSK" w:cs="TH SarabunPSK" w:hint="cs"/>
+          <w:sz w:val="32"/>
+          <w:szCs w:val="32"/>
+          <w:cs/>
+        </w:rPr>
+        <w:t>บันทึกข้อมูลสำเร็จ</w:t>
+      </w:r>
+      <w:proofErr w:type="gramEnd"/>
+      <w:r>
+        <w:rPr>
+          <w:rFonts w:ascii="TH SarabunPSK" w:hAnsi="TH SarabunPSK" w:cs="TH SarabunPSK"/>
+          <w:sz w:val="32"/>
+          <w:szCs w:val="32"/>
+        </w:rPr>
+        <w:tab/>
+      </w:r>
+      <w:r>
+        <w:rPr>
+          <w:rFonts w:ascii="Roboto" w:hAnsi="Roboto"/>
+          <w:color w:val="495057"/>
+          <w:shd w:val="clear" w:color="auto" w:fill="FFFFFF"/>
+        </w:rPr>
+        <w:tab/>
+      </w:r>
+      <w:r>
+        <w:rPr>
+          <w:rFonts w:ascii="Roboto" w:hAnsi="Roboto"/>
+          <w:color w:val="495057"/>
+          <w:shd w:val="clear" w:color="auto" w:fill="FFFFFF"/>
+        </w:rPr>
+        <w:tab/>
+      </w:r>
+      <w:r>
+        <w:rPr>
+          <w:rFonts w:ascii="Roboto" w:hAnsi="Roboto"/>
+          <w:color w:val="495057"/>
+          <w:shd w:val="clear" w:color="auto" w:fill="FFFFFF"/>
+        </w:rPr>
+        <w:tab/>
+      </w:r>
+      <w:r>
+        <w:rPr>
+          <w:rFonts w:ascii="Roboto" w:hAnsi="Roboto"/>
+          <w:color w:val="495057"/>
+          <w:shd w:val="clear" w:color="auto" w:fill="FFFFFF"/>
+        </w:rPr>
+        <w:tab/>
+      </w:r>
+      <w:r>
+        <w:rPr>
+          <w:rFonts w:ascii="Roboto" w:hAnsi="Roboto"/>
+          <w:color w:val="495057"/>
+          <w:shd w:val="clear" w:color="auto" w:fill="FFFFFF"/>
+        </w:rPr>
+        <w:tab/>
+      </w:r>
+      <w:r>
+        <w:rPr>
+          <w:rFonts w:ascii="TH SarabunPSK" w:hAnsi="TH SarabunPSK" w:cs="TH SarabunPSK"/>
+          <w:color w:val="495057"/>
+          <w:sz w:val="32"/>
+          <w:szCs w:val="32"/>
+          <w:shd w:val="clear" w:color="auto" w:fill="FFFFFF"/>
+        </w:rPr>
+        <w:tab/>
+      </w:r>
+      <w:proofErr w:type="gramStart"/>
+      <w:r>
+        <w:rPr>
+          <w:rFonts w:ascii="TH SarabunPSK" w:hAnsi="TH SarabunPSK" w:cs="TH SarabunPSK"/>
+          <w:color w:val="495057"/>
+          <w:sz w:val="32"/>
+          <w:szCs w:val="32"/>
+          <w:shd w:val="clear" w:color="auto" w:fill="FFFFFF"/>
+        </w:rPr>
+        <w:tab/>
+      </w:r>
+      <w:r>
+        <w:rPr>
+          <w:rFonts w:ascii="TH SarabunPSK" w:hAnsi="TH SarabunPSK" w:cs="TH SarabunPSK"/>
+          <w:color w:val="495057"/>
+          <w:sz w:val="32"/>
+          <w:szCs w:val="32"/>
+          <w:shd w:val="clear" w:color="auto" w:fill="FFFFFF"/>
+        </w:rPr>
+        <w:t xml:space="preserve">  </w:t>
+      </w:r>
+      <w:r>
+        <w:rPr>
+          <w:rFonts w:ascii="TH SarabunPSK" w:hAnsi="TH SarabunPSK" w:cs="TH SarabunPSK"/>
+          <w:color w:val="495057"/>
+          <w:sz w:val="32"/>
+          <w:szCs w:val="32"/>
+          <w:shd w:val="clear" w:color="auto" w:fill="FFFFFF"/>
+        </w:rPr>
+        <w:t>42</w:t>
+      </w:r>
+      <w:proofErr w:type="gramEnd"/>
+    </w:p>
+    <w:p>
+      <w:pPr>
+        <w:pStyle w:val="a3"/>
+        <w:tabs>
+          <w:tab w:val="left" w:pos="709"/>
+          <w:tab w:val="left" w:pos="1134"/>
+        </w:tabs>
+        <w:spacing w:after="0"/>
+        <w:ind w:left="709"/>
+        <w:rPr>
+          <w:rFonts w:ascii="TH SarabunPSK" w:hAnsi="TH SarabunPSK" w:cs="TH SarabunPSK"/>
+          <w:sz w:val="32"/>
+          <w:szCs w:val="32"/>
+        </w:rPr>
+      </w:pPr>
+      <w:proofErr w:type="gramStart"/>
+      <w:r>
+        <w:rPr>
+          <w:rFonts w:ascii="TH SarabunPSK" w:hAnsi="TH SarabunPSK" w:cs="TH SarabunPSK"/>
+          <w:sz w:val="32"/>
+          <w:szCs w:val="32"/>
+        </w:rPr>
+        <w:t xml:space="preserve">4.13  </w:t>
+      </w:r>
+      <w:r>
+        <w:rPr>
+          <w:rFonts w:ascii="TH SarabunPSK" w:hAnsi="TH SarabunPSK" w:cs="TH SarabunPSK" w:hint="cs"/>
+          <w:sz w:val="32"/>
+          <w:szCs w:val="32"/>
+          <w:cs/>
+        </w:rPr>
+        <w:t>การบันทึกเวลาเข้าออกงาน</w:t>
+      </w:r>
+      <w:proofErr w:type="gramEnd"/>
+      <w:r>
+        <w:rPr>
+          <w:rFonts w:ascii="Roboto" w:hAnsi="Roboto"/>
+          <w:color w:val="495057"/>
+          <w:shd w:val="clear" w:color="auto" w:fill="FFFFFF"/>
+        </w:rPr>
+        <w:tab/>
+      </w:r>
+      <w:r>
+        <w:rPr>
+          <w:rFonts w:ascii="Roboto" w:hAnsi="Roboto"/>
+          <w:color w:val="495057"/>
+          <w:shd w:val="clear" w:color="auto" w:fill="FFFFFF"/>
+        </w:rPr>
+        <w:tab/>
+      </w:r>
+      <w:r>
+        <w:rPr>
+          <w:rFonts w:ascii="Roboto" w:hAnsi="Roboto"/>
+          <w:color w:val="495057"/>
+          <w:shd w:val="clear" w:color="auto" w:fill="FFFFFF"/>
+        </w:rPr>
+        <w:tab/>
+      </w:r>
+      <w:r>
+        <w:rPr>
+          <w:rFonts w:ascii="Roboto" w:hAnsi="Roboto"/>
+          <w:color w:val="495057"/>
+          <w:shd w:val="clear" w:color="auto" w:fill="FFFFFF"/>
+        </w:rPr>
+        <w:tab/>
+      </w:r>
+      <w:r>
+        <w:rPr>
+          <w:rFonts w:ascii="Roboto" w:hAnsi="Roboto"/>
+          <w:color w:val="495057"/>
+          <w:shd w:val="clear" w:color="auto" w:fill="FFFFFF"/>
+        </w:rPr>
+        <w:tab/>
+      </w:r>
+      <w:r>
+        <w:rPr>
+          <w:rFonts w:ascii="Roboto" w:hAnsi="Roboto"/>
+          <w:color w:val="495057"/>
+          <w:shd w:val="clear" w:color="auto" w:fill="FFFFFF"/>
+        </w:rPr>
+        <w:tab/>
+      </w:r>
+      <w:proofErr w:type="gramStart"/>
+      <w:r>
+        <w:rPr>
+          <w:rFonts w:ascii="TH SarabunPSK" w:hAnsi="TH SarabunPSK" w:cs="TH SarabunPSK"/>
+          <w:color w:val="495057"/>
+          <w:sz w:val="32"/>
+          <w:szCs w:val="32"/>
+          <w:shd w:val="clear" w:color="auto" w:fill="FFFFFF"/>
+        </w:rPr>
+        <w:tab/>
+      </w:r>
+      <w:r>
+        <w:rPr>
+          <w:rFonts w:ascii="TH SarabunPSK" w:hAnsi="TH SarabunPSK" w:cs="TH SarabunPSK"/>
+          <w:color w:val="495057"/>
+          <w:sz w:val="32"/>
+          <w:szCs w:val="32"/>
+          <w:shd w:val="clear" w:color="auto" w:fill="FFFFFF"/>
+        </w:rPr>
+        <w:t xml:space="preserve">  </w:t>
+      </w:r>
+      <w:r>
+        <w:rPr>
+          <w:rFonts w:ascii="TH SarabunPSK" w:hAnsi="TH SarabunPSK" w:cs="TH SarabunPSK"/>
+          <w:color w:val="495057"/>
+          <w:sz w:val="32"/>
+          <w:szCs w:val="32"/>
+          <w:shd w:val="clear" w:color="auto" w:fill="FFFFFF"/>
+        </w:rPr>
+        <w:t>43</w:t>
+      </w:r>
+      <w:proofErr w:type="gramEnd"/>
+    </w:p>
+    <w:p>
+      <w:pPr>
+        <w:pStyle w:val="a3"/>
+        <w:tabs>
+          <w:tab w:val="left" w:pos="709"/>
+          <w:tab w:val="left" w:pos="1134"/>
+        </w:tabs>
+        <w:spacing w:after="0"/>
+        <w:ind w:left="709"/>
+        <w:rPr>
+          <w:rFonts w:ascii="TH SarabunPSK" w:hAnsi="TH SarabunPSK" w:cs="TH SarabunPSK"/>
+          <w:sz w:val="32"/>
+          <w:szCs w:val="32"/>
+        </w:rPr>
+      </w:pPr>
+      <w:proofErr w:type="gramStart"/>
+      <w:r>
+        <w:rPr>
+          <w:rFonts w:ascii="TH SarabunPSK" w:hAnsi="TH SarabunPSK" w:cs="TH SarabunPSK"/>
+          <w:sz w:val="32"/>
+          <w:szCs w:val="32"/>
+        </w:rPr>
+        <w:lastRenderedPageBreak/>
+        <w:t xml:space="preserve">4.14  </w:t>
+      </w:r>
+      <w:r>
+        <w:rPr>
+          <w:rFonts w:ascii="TH SarabunPSK" w:hAnsi="TH SarabunPSK" w:cs="TH SarabunPSK" w:hint="cs"/>
+          <w:sz w:val="32"/>
+          <w:szCs w:val="32"/>
+          <w:cs/>
+        </w:rPr>
+        <w:t>กดตรงคำว่า</w:t>
+      </w:r>
+      <w:proofErr w:type="gramEnd"/>
+      <w:r>
+        <w:rPr>
+          <w:rFonts w:ascii="TH SarabunPSK" w:hAnsi="TH SarabunPSK" w:cs="TH SarabunPSK" w:hint="cs"/>
+          <w:sz w:val="32"/>
+          <w:szCs w:val="32"/>
+          <w:cs/>
+        </w:rPr>
+        <w:t xml:space="preserve"> เข้างาน </w:t>
+      </w:r>
+      <w:r>
+        <w:rPr>
+          <w:rFonts w:ascii="TH SarabunPSK" w:hAnsi="TH SarabunPSK" w:cs="TH SarabunPSK" w:hint="cs"/>
+          <w:sz w:val="32"/>
+          <w:szCs w:val="32"/>
+          <w:cs/>
+        </w:rPr>
+        <w:t xml:space="preserve">หรือพิมพ์ </w:t>
+      </w:r>
+      <w:r>
+        <w:rPr>
+          <w:rFonts w:ascii="TH SarabunPSK" w:hAnsi="TH SarabunPSK" w:cs="TH SarabunPSK" w:hint="cs"/>
+          <w:sz w:val="32"/>
+          <w:szCs w:val="32"/>
+          <w:cs/>
+        </w:rPr>
+        <w:t>ระบบจะทำงานแล้วบันทึกข้อมูลแล้วตอบกลับ</w:t>
+      </w:r>
+      <w:proofErr w:type="gramStart"/>
+      <w:r>
+        <w:rPr>
+          <w:rFonts w:ascii="Roboto" w:hAnsi="Roboto"/>
+          <w:color w:val="495057"/>
+          <w:shd w:val="clear" w:color="auto" w:fill="FFFFFF"/>
+        </w:rPr>
+        <w:tab/>
+      </w:r>
+      <w:r>
+        <w:rPr>
+          <w:rFonts w:ascii="TH SarabunPSK" w:hAnsi="TH SarabunPSK" w:cs="TH SarabunPSK"/>
+          <w:color w:val="495057"/>
+          <w:sz w:val="32"/>
+          <w:szCs w:val="32"/>
+          <w:shd w:val="clear" w:color="auto" w:fill="FFFFFF"/>
+        </w:rPr>
+        <w:t xml:space="preserve">  43</w:t>
+      </w:r>
+      <w:proofErr w:type="gramEnd"/>
+    </w:p>
+    <w:p>
+      <w:pPr>
+        <w:pStyle w:val="a3"/>
+        <w:tabs>
+          <w:tab w:val="left" w:pos="709"/>
+          <w:tab w:val="left" w:pos="1134"/>
+        </w:tabs>
+        <w:spacing w:after="0"/>
+        <w:ind w:left="709"/>
+        <w:rPr>
+          <w:rFonts w:ascii="TH SarabunPSK" w:hAnsi="TH SarabunPSK" w:cs="TH SarabunPSK"/>
+          <w:sz w:val="32"/>
+          <w:szCs w:val="32"/>
+        </w:rPr>
+      </w:pPr>
+      <w:proofErr w:type="gramStart"/>
+      <w:r>
+        <w:rPr>
+          <w:rFonts w:ascii="TH SarabunPSK" w:hAnsi="TH SarabunPSK" w:cs="TH SarabunPSK"/>
+          <w:sz w:val="32"/>
+          <w:szCs w:val="32"/>
+        </w:rPr>
+        <w:t xml:space="preserve">4.15  </w:t>
+      </w:r>
+      <w:r>
+        <w:rPr>
+          <w:rFonts w:ascii="TH SarabunPSK" w:hAnsi="TH SarabunPSK" w:cs="TH SarabunPSK" w:hint="cs"/>
+          <w:sz w:val="32"/>
+          <w:szCs w:val="32"/>
+          <w:cs/>
+        </w:rPr>
+        <w:t>กดตรงคำว่า</w:t>
+      </w:r>
+      <w:proofErr w:type="gramEnd"/>
+      <w:r>
+        <w:rPr>
+          <w:rFonts w:ascii="TH SarabunPSK" w:hAnsi="TH SarabunPSK" w:cs="TH SarabunPSK" w:hint="cs"/>
+          <w:sz w:val="32"/>
+          <w:szCs w:val="32"/>
+          <w:cs/>
+        </w:rPr>
+        <w:t xml:space="preserve"> </w:t>
+      </w:r>
+      <w:r>
+        <w:rPr>
+          <w:rFonts w:ascii="TH SarabunPSK" w:hAnsi="TH SarabunPSK" w:cs="TH SarabunPSK" w:hint="cs"/>
+          <w:sz w:val="32"/>
+          <w:szCs w:val="32"/>
+          <w:cs/>
+        </w:rPr>
+        <w:t xml:space="preserve">ออกงานหรือพิมพ์ </w:t>
+      </w:r>
+      <w:r>
+        <w:rPr>
+          <w:rFonts w:ascii="TH SarabunPSK" w:hAnsi="TH SarabunPSK" w:cs="TH SarabunPSK" w:hint="cs"/>
+          <w:sz w:val="32"/>
+          <w:szCs w:val="32"/>
+          <w:cs/>
+        </w:rPr>
+        <w:t>ระบบจะทำงานแล้วบันทึกข้อมูลแล้วตอบกลับ</w:t>
+      </w:r>
+      <w:proofErr w:type="gramStart"/>
+      <w:r>
+        <w:rPr>
+          <w:rFonts w:ascii="Roboto" w:hAnsi="Roboto"/>
+          <w:color w:val="495057"/>
+          <w:shd w:val="clear" w:color="auto" w:fill="FFFFFF"/>
+        </w:rPr>
+        <w:tab/>
+        <w:t xml:space="preserve">  </w:t>
+      </w:r>
+      <w:r>
+        <w:rPr>
+          <w:rFonts w:ascii="TH SarabunPSK" w:hAnsi="TH SarabunPSK" w:cs="TH SarabunPSK"/>
+          <w:color w:val="495057"/>
+          <w:sz w:val="32"/>
+          <w:szCs w:val="32"/>
+          <w:shd w:val="clear" w:color="auto" w:fill="FFFFFF"/>
+        </w:rPr>
+        <w:t>44</w:t>
+      </w:r>
+      <w:proofErr w:type="gramEnd"/>
+    </w:p>
+    <w:p>
+      <w:pPr>
+        <w:pStyle w:val="a3"/>
+        <w:tabs>
+          <w:tab w:val="left" w:pos="709"/>
+          <w:tab w:val="left" w:pos="1134"/>
+        </w:tabs>
+        <w:spacing w:after="0"/>
+        <w:ind w:left="709"/>
+        <w:rPr>
+          <w:rFonts w:ascii="TH SarabunPSK" w:hAnsi="TH SarabunPSK" w:cs="TH SarabunPSK"/>
+          <w:sz w:val="32"/>
+          <w:szCs w:val="32"/>
+        </w:rPr>
+      </w:pPr>
+      <w:proofErr w:type="gramStart"/>
+      <w:r>
+        <w:rPr>
+          <w:rFonts w:ascii="TH SarabunPSK" w:hAnsi="TH SarabunPSK" w:cs="TH SarabunPSK"/>
+          <w:sz w:val="32"/>
+          <w:szCs w:val="32"/>
+        </w:rPr>
+        <w:t xml:space="preserve">4.16  </w:t>
+      </w:r>
+      <w:r>
+        <w:rPr>
+          <w:rFonts w:ascii="TH SarabunPSK" w:hAnsi="TH SarabunPSK" w:cs="TH SarabunPSK" w:hint="cs"/>
+          <w:sz w:val="32"/>
+          <w:szCs w:val="32"/>
+          <w:cs/>
+        </w:rPr>
+        <w:t>สามารถพิมพ์ลางาน</w:t>
+      </w:r>
+      <w:proofErr w:type="gramEnd"/>
+      <w:r>
+        <w:rPr>
+          <w:rFonts w:ascii="TH SarabunPSK" w:hAnsi="TH SarabunPSK" w:cs="TH SarabunPSK" w:hint="cs"/>
+          <w:sz w:val="32"/>
+          <w:szCs w:val="32"/>
+          <w:cs/>
+        </w:rPr>
+        <w:t xml:space="preserve"> โดยใส่ หมายเหตุ ว่าลาเพราะอะไร</w:t>
+      </w:r>
+      <w:r>
+        <w:rPr>
+          <w:rFonts w:ascii="Roboto" w:hAnsi="Roboto"/>
+          <w:color w:val="495057"/>
+          <w:shd w:val="clear" w:color="auto" w:fill="FFFFFF"/>
+        </w:rPr>
+        <w:tab/>
+      </w:r>
+      <w:r>
+        <w:rPr>
+          <w:rFonts w:ascii="Roboto" w:hAnsi="Roboto"/>
+          <w:color w:val="495057"/>
+          <w:shd w:val="clear" w:color="auto" w:fill="FFFFFF"/>
+        </w:rPr>
+        <w:tab/>
+      </w:r>
+      <w:proofErr w:type="gramStart"/>
+      <w:r>
+        <w:rPr>
+          <w:rFonts w:ascii="Roboto" w:hAnsi="Roboto"/>
+          <w:color w:val="495057"/>
+          <w:shd w:val="clear" w:color="auto" w:fill="FFFFFF"/>
+        </w:rPr>
+        <w:tab/>
+        <w:t xml:space="preserve">  </w:t>
+      </w:r>
+      <w:r>
+        <w:rPr>
+          <w:rFonts w:ascii="TH SarabunPSK" w:hAnsi="TH SarabunPSK" w:cs="TH SarabunPSK"/>
+          <w:color w:val="495057"/>
+          <w:sz w:val="32"/>
+          <w:szCs w:val="32"/>
+          <w:shd w:val="clear" w:color="auto" w:fill="FFFFFF"/>
+        </w:rPr>
+        <w:t>44</w:t>
+      </w:r>
+      <w:proofErr w:type="gramEnd"/>
+    </w:p>
+    <w:p>
+      <w:pPr>
+        <w:pStyle w:val="a3"/>
+        <w:tabs>
+          <w:tab w:val="left" w:pos="709"/>
+          <w:tab w:val="left" w:pos="1134"/>
+        </w:tabs>
+        <w:spacing w:after="0"/>
+        <w:ind w:left="709"/>
+        <w:rPr>
+          <w:rFonts w:ascii="TH SarabunPSK" w:hAnsi="TH SarabunPSK" w:cs="TH SarabunPSK"/>
+          <w:sz w:val="32"/>
+          <w:szCs w:val="32"/>
+        </w:rPr>
+      </w:pPr>
+      <w:proofErr w:type="gramStart"/>
+      <w:r>
+        <w:rPr>
+          <w:rFonts w:ascii="TH SarabunPSK" w:hAnsi="TH SarabunPSK" w:cs="TH SarabunPSK"/>
+          <w:sz w:val="32"/>
+          <w:szCs w:val="32"/>
+        </w:rPr>
+        <w:t xml:space="preserve">4.17  </w:t>
+      </w:r>
+      <w:r>
+        <w:rPr>
+          <w:rFonts w:ascii="TH SarabunPSK" w:hAnsi="TH SarabunPSK" w:cs="TH SarabunPSK" w:hint="cs"/>
+          <w:sz w:val="32"/>
+          <w:szCs w:val="32"/>
+          <w:cs/>
+        </w:rPr>
+        <w:t>ระบบจะบันทึกข้อมูลลง</w:t>
+      </w:r>
+      <w:proofErr w:type="gramEnd"/>
+      <w:r>
+        <w:rPr>
+          <w:rFonts w:ascii="TH SarabunPSK" w:hAnsi="TH SarabunPSK" w:cs="TH SarabunPSK" w:hint="cs"/>
+          <w:sz w:val="32"/>
+          <w:szCs w:val="32"/>
+          <w:cs/>
+        </w:rPr>
+        <w:t xml:space="preserve"> </w:t>
+      </w:r>
+      <w:r>
+        <w:rPr>
+          <w:rFonts w:ascii="TH SarabunPSK" w:hAnsi="TH SarabunPSK" w:cs="TH SarabunPSK"/>
+          <w:sz w:val="32"/>
+          <w:szCs w:val="32"/>
+        </w:rPr>
+        <w:t xml:space="preserve">Google sheets </w:t>
+      </w:r>
+      <w:r>
+        <w:rPr>
+          <w:rFonts w:ascii="TH SarabunPSK" w:hAnsi="TH SarabunPSK" w:cs="TH SarabunPSK" w:hint="cs"/>
+          <w:sz w:val="32"/>
+          <w:szCs w:val="32"/>
+          <w:cs/>
+        </w:rPr>
+        <w:t>ตามรูปภาพ</w:t>
+      </w:r>
+      <w:r>
+        <w:rPr>
+          <w:rFonts w:ascii="Roboto" w:hAnsi="Roboto"/>
+          <w:color w:val="495057"/>
+          <w:shd w:val="clear" w:color="auto" w:fill="FFFFFF"/>
+        </w:rPr>
+        <w:tab/>
+      </w:r>
+      <w:r>
+        <w:rPr>
+          <w:rFonts w:ascii="Roboto" w:hAnsi="Roboto"/>
+          <w:color w:val="495057"/>
+          <w:shd w:val="clear" w:color="auto" w:fill="FFFFFF"/>
+        </w:rPr>
+        <w:tab/>
+      </w:r>
+      <w:r>
+        <w:rPr>
+          <w:rFonts w:ascii="Roboto" w:hAnsi="Roboto"/>
+          <w:color w:val="495057"/>
+          <w:shd w:val="clear" w:color="auto" w:fill="FFFFFF"/>
+        </w:rPr>
+        <w:tab/>
+      </w:r>
+      <w:proofErr w:type="gramStart"/>
+      <w:r>
+        <w:rPr>
+          <w:rFonts w:ascii="Roboto" w:hAnsi="Roboto"/>
+          <w:color w:val="495057"/>
+          <w:shd w:val="clear" w:color="auto" w:fill="FFFFFF"/>
+        </w:rPr>
+        <w:tab/>
+        <w:t xml:space="preserve">  </w:t>
+      </w:r>
+      <w:r>
+        <w:rPr>
+          <w:rFonts w:ascii="TH SarabunPSK" w:hAnsi="TH SarabunPSK" w:cs="TH SarabunPSK"/>
+          <w:color w:val="495057"/>
+          <w:sz w:val="32"/>
+          <w:szCs w:val="32"/>
+          <w:shd w:val="clear" w:color="auto" w:fill="FFFFFF"/>
+        </w:rPr>
+        <w:t>44</w:t>
+      </w:r>
+      <w:proofErr w:type="gramEnd"/>
+    </w:p>
+    <w:p>
+      <w:pPr>
+        <w:pStyle w:val="a3"/>
+        <w:tabs>
+          <w:tab w:val="left" w:pos="709"/>
+          <w:tab w:val="left" w:pos="1134"/>
+        </w:tabs>
+        <w:spacing w:after="0"/>
+        <w:ind w:left="709"/>
+        <w:rPr>
+          <w:rFonts w:ascii="TH SarabunPSK" w:hAnsi="TH SarabunPSK" w:cs="TH SarabunPSK"/>
+          <w:sz w:val="32"/>
+          <w:szCs w:val="32"/>
+        </w:rPr>
+      </w:pPr>
+      <w:proofErr w:type="gramStart"/>
+      <w:r>
+        <w:rPr>
+          <w:rFonts w:ascii="TH SarabunPSK" w:hAnsi="TH SarabunPSK" w:cs="TH SarabunPSK"/>
+          <w:sz w:val="32"/>
+          <w:szCs w:val="32"/>
+        </w:rPr>
+        <w:t xml:space="preserve">4.18  </w:t>
+      </w:r>
+      <w:r>
+        <w:rPr>
+          <w:rFonts w:ascii="TH SarabunPSK" w:hAnsi="TH SarabunPSK" w:cs="TH SarabunPSK" w:hint="cs"/>
+          <w:sz w:val="32"/>
+          <w:szCs w:val="32"/>
+          <w:cs/>
+        </w:rPr>
+        <w:t>ระบบจะแจ้งเตือนเมื่อมีการลงเวลาการเข้าออกงานซ้ำ</w:t>
+      </w:r>
+      <w:proofErr w:type="gramEnd"/>
+      <w:r>
+        <w:rPr>
+          <w:rFonts w:ascii="Roboto" w:hAnsi="Roboto"/>
+          <w:color w:val="495057"/>
+          <w:shd w:val="clear" w:color="auto" w:fill="FFFFFF"/>
+        </w:rPr>
+        <w:tab/>
+      </w:r>
+      <w:r>
+        <w:rPr>
+          <w:rFonts w:ascii="Roboto" w:hAnsi="Roboto"/>
+          <w:color w:val="495057"/>
+          <w:shd w:val="clear" w:color="auto" w:fill="FFFFFF"/>
+        </w:rPr>
+        <w:tab/>
+      </w:r>
+      <w:r>
+        <w:rPr>
+          <w:rFonts w:ascii="Roboto" w:hAnsi="Roboto"/>
+          <w:color w:val="495057"/>
+          <w:shd w:val="clear" w:color="auto" w:fill="FFFFFF"/>
+        </w:rPr>
+        <w:tab/>
+      </w:r>
+      <w:proofErr w:type="gramStart"/>
+      <w:r>
+        <w:rPr>
+          <w:rFonts w:ascii="Roboto" w:hAnsi="Roboto"/>
+          <w:color w:val="495057"/>
+          <w:shd w:val="clear" w:color="auto" w:fill="FFFFFF"/>
+        </w:rPr>
+        <w:tab/>
+        <w:t xml:space="preserve">  </w:t>
+      </w:r>
+      <w:r>
+        <w:rPr>
+          <w:rFonts w:ascii="TH SarabunPSK" w:hAnsi="TH SarabunPSK" w:cs="TH SarabunPSK"/>
+          <w:color w:val="495057"/>
+          <w:sz w:val="32"/>
+          <w:szCs w:val="32"/>
+          <w:shd w:val="clear" w:color="auto" w:fill="FFFFFF"/>
+        </w:rPr>
+        <w:t>45</w:t>
+      </w:r>
+      <w:proofErr w:type="gramEnd"/>
+    </w:p>
+    <w:p>
+      <w:pPr>
+        <w:pStyle w:val="a3"/>
+        <w:tabs>
+          <w:tab w:val="left" w:pos="709"/>
+          <w:tab w:val="left" w:pos="1134"/>
+        </w:tabs>
+        <w:spacing w:after="0"/>
+        <w:ind w:left="709"/>
+        <w:rPr>
+          <w:rFonts w:ascii="TH SarabunPSK" w:hAnsi="TH SarabunPSK" w:cs="TH SarabunPSK"/>
+          <w:sz w:val="32"/>
+          <w:szCs w:val="32"/>
+        </w:rPr>
+      </w:pPr>
+      <w:proofErr w:type="gramStart"/>
+      <w:r>
+        <w:rPr>
+          <w:rFonts w:ascii="TH SarabunPSK" w:hAnsi="TH SarabunPSK" w:cs="TH SarabunPSK"/>
+          <w:sz w:val="32"/>
+          <w:szCs w:val="32"/>
+        </w:rPr>
+        <w:t xml:space="preserve">4.19  </w:t>
+      </w:r>
+      <w:r>
+        <w:rPr>
+          <w:rFonts w:ascii="TH SarabunPSK" w:hAnsi="TH SarabunPSK" w:cs="TH SarabunPSK" w:hint="cs"/>
+          <w:sz w:val="32"/>
+          <w:szCs w:val="32"/>
+          <w:cs/>
+        </w:rPr>
+        <w:t>ระบบส่งใบเงินเดือนทุกๆสิ้นเดือนไปที่อีเมล์ลผู้ใช้ที่ยืนยันตัวตน</w:t>
+      </w:r>
+      <w:proofErr w:type="gramEnd"/>
+      <w:r>
+        <w:rPr>
+          <w:rFonts w:ascii="Roboto" w:hAnsi="Roboto"/>
+          <w:color w:val="495057"/>
+          <w:shd w:val="clear" w:color="auto" w:fill="FFFFFF"/>
+        </w:rPr>
+        <w:tab/>
+      </w:r>
+      <w:r>
+        <w:rPr>
+          <w:rFonts w:ascii="Roboto" w:hAnsi="Roboto"/>
+          <w:color w:val="495057"/>
+          <w:shd w:val="clear" w:color="auto" w:fill="FFFFFF"/>
+        </w:rPr>
+        <w:tab/>
+      </w:r>
+      <w:proofErr w:type="gramStart"/>
+      <w:r>
+        <w:rPr>
+          <w:rFonts w:ascii="Roboto" w:hAnsi="Roboto"/>
+          <w:color w:val="495057"/>
+          <w:shd w:val="clear" w:color="auto" w:fill="FFFFFF"/>
+        </w:rPr>
+        <w:tab/>
+        <w:t xml:space="preserve">  </w:t>
+      </w:r>
+      <w:r>
+        <w:rPr>
+          <w:rFonts w:ascii="TH SarabunPSK" w:hAnsi="TH SarabunPSK" w:cs="TH SarabunPSK"/>
+          <w:color w:val="495057"/>
+          <w:sz w:val="32"/>
+          <w:szCs w:val="32"/>
+          <w:shd w:val="clear" w:color="auto" w:fill="FFFFFF"/>
+        </w:rPr>
+        <w:t>45</w:t>
+      </w:r>
+      <w:proofErr w:type="gramEnd"/>
+    </w:p>
+    <w:p>
+      <w:pPr>
+        <w:pStyle w:val="a3"/>
+        <w:tabs>
+          <w:tab w:val="left" w:pos="709"/>
+          <w:tab w:val="left" w:pos="1134"/>
+        </w:tabs>
+        <w:spacing w:after="0"/>
+        <w:ind w:left="709"/>
+        <w:rPr>
+          <w:rFonts w:ascii="TH SarabunPSK" w:hAnsi="TH SarabunPSK" w:cs="TH SarabunPSK"/>
+          <w:sz w:val="32"/>
+          <w:szCs w:val="32"/>
+        </w:rPr>
+      </w:pPr>
+      <w:proofErr w:type="gramStart"/>
+      <w:r>
+        <w:rPr>
+          <w:rFonts w:ascii="TH SarabunPSK" w:hAnsi="TH SarabunPSK" w:cs="TH SarabunPSK"/>
+          <w:sz w:val="32"/>
+          <w:szCs w:val="32"/>
+        </w:rPr>
+        <w:t xml:space="preserve">4.20  </w:t>
+      </w:r>
+      <w:r>
+        <w:rPr>
+          <w:rFonts w:ascii="TH SarabunPSK" w:hAnsi="TH SarabunPSK" w:cs="TH SarabunPSK" w:hint="cs"/>
+          <w:sz w:val="32"/>
+          <w:szCs w:val="32"/>
+          <w:cs/>
+        </w:rPr>
+        <w:t>นำไฟล์มาฝากไว้ในนี้</w:t>
+      </w:r>
+      <w:proofErr w:type="gramEnd"/>
+      <w:r>
+        <w:rPr>
+          <w:rFonts w:ascii="TH SarabunPSK" w:hAnsi="TH SarabunPSK" w:cs="TH SarabunPSK" w:hint="cs"/>
+          <w:sz w:val="32"/>
+          <w:szCs w:val="32"/>
+          <w:cs/>
+        </w:rPr>
+        <w:t xml:space="preserve"> โดย ชื่อ</w:t>
+      </w:r>
+      <w:r>
+        <w:rPr>
+          <w:rFonts w:ascii="TH SarabunPSK" w:hAnsi="TH SarabunPSK" w:cs="TH SarabunPSK"/>
+          <w:sz w:val="32"/>
+          <w:szCs w:val="32"/>
+        </w:rPr>
+        <w:t>-</w:t>
+      </w:r>
+      <w:r>
+        <w:rPr>
+          <w:rFonts w:ascii="TH SarabunPSK" w:hAnsi="TH SarabunPSK" w:cs="TH SarabunPSK" w:hint="cs"/>
+          <w:sz w:val="32"/>
+          <w:szCs w:val="32"/>
+          <w:cs/>
+        </w:rPr>
+        <w:t>นามสกุลต้องตรงกับผู้ใช้ที่ยืนยันตัวตนไว้</w:t>
+      </w:r>
+      <w:r>
+        <w:rPr>
+          <w:rFonts w:ascii="Roboto" w:hAnsi="Roboto"/>
+          <w:color w:val="495057"/>
+          <w:shd w:val="clear" w:color="auto" w:fill="FFFFFF"/>
+        </w:rPr>
+        <w:tab/>
+      </w:r>
+      <w:proofErr w:type="gramStart"/>
+      <w:r>
+        <w:rPr>
+          <w:rFonts w:ascii="Roboto" w:hAnsi="Roboto"/>
+          <w:color w:val="495057"/>
+          <w:shd w:val="clear" w:color="auto" w:fill="FFFFFF"/>
+        </w:rPr>
+        <w:tab/>
+        <w:t xml:space="preserve">  </w:t>
+      </w:r>
+      <w:r>
+        <w:rPr>
+          <w:rFonts w:ascii="TH SarabunPSK" w:hAnsi="TH SarabunPSK" w:cs="TH SarabunPSK"/>
+          <w:color w:val="495057"/>
+          <w:sz w:val="32"/>
+          <w:szCs w:val="32"/>
+          <w:shd w:val="clear" w:color="auto" w:fill="FFFFFF"/>
+        </w:rPr>
+        <w:t>46</w:t>
+      </w:r>
+      <w:proofErr w:type="gramEnd"/>
+    </w:p>
+    <w:p>
+      <w:pPr>
+        <w:pStyle w:val="a3"/>
+        <w:tabs>
+          <w:tab w:val="left" w:pos="709"/>
+          <w:tab w:val="left" w:pos="1134"/>
+        </w:tabs>
+        <w:spacing w:after="0"/>
+        <w:ind w:left="709"/>
+        <w:rPr>
+          <w:rFonts w:ascii="TH SarabunPSK" w:hAnsi="TH SarabunPSK" w:cs="TH SarabunPSK"/>
+          <w:sz w:val="32"/>
+          <w:szCs w:val="32"/>
+        </w:rPr>
+      </w:pPr>
+      <w:proofErr w:type="gramStart"/>
+      <w:r>
+        <w:rPr>
+          <w:rFonts w:ascii="TH SarabunPSK" w:hAnsi="TH SarabunPSK" w:cs="TH SarabunPSK"/>
+          <w:sz w:val="32"/>
+          <w:szCs w:val="32"/>
+        </w:rPr>
+        <w:t xml:space="preserve">4.21  </w:t>
+      </w:r>
+      <w:r>
+        <w:rPr>
+          <w:rFonts w:ascii="TH SarabunPSK" w:hAnsi="TH SarabunPSK" w:cs="TH SarabunPSK" w:hint="cs"/>
+          <w:sz w:val="32"/>
+          <w:szCs w:val="32"/>
+          <w:cs/>
+        </w:rPr>
+        <w:t>เมื่อกด</w:t>
+      </w:r>
+      <w:proofErr w:type="gramEnd"/>
+      <w:r>
+        <w:rPr>
+          <w:rFonts w:ascii="TH SarabunPSK" w:hAnsi="TH SarabunPSK" w:cs="TH SarabunPSK" w:hint="cs"/>
+          <w:sz w:val="32"/>
+          <w:szCs w:val="32"/>
+          <w:cs/>
+        </w:rPr>
+        <w:t xml:space="preserve"> </w:t>
+      </w:r>
+      <w:r>
+        <w:rPr>
+          <w:rFonts w:ascii="TH SarabunPSK" w:hAnsi="TH SarabunPSK" w:cs="TH SarabunPSK"/>
+          <w:sz w:val="32"/>
+          <w:szCs w:val="32"/>
+        </w:rPr>
+        <w:t>#</w:t>
+      </w:r>
+      <w:r>
+        <w:rPr>
+          <w:rFonts w:ascii="TH SarabunPSK" w:hAnsi="TH SarabunPSK" w:cs="TH SarabunPSK" w:hint="cs"/>
+          <w:sz w:val="32"/>
+          <w:szCs w:val="32"/>
+          <w:cs/>
+        </w:rPr>
+        <w:t>ขอใบ</w:t>
+      </w:r>
+      <w:r>
+        <w:rPr>
+          <w:rFonts w:ascii="TH SarabunPSK" w:hAnsi="TH SarabunPSK" w:cs="TH SarabunPSK"/>
+          <w:sz w:val="32"/>
+          <w:szCs w:val="32"/>
+        </w:rPr>
+        <w:t xml:space="preserve"> 50</w:t>
+      </w:r>
+      <w:r>
+        <w:rPr>
+          <w:rFonts w:ascii="TH SarabunPSK" w:hAnsi="TH SarabunPSK" w:cs="TH SarabunPSK" w:hint="cs"/>
+          <w:sz w:val="32"/>
+          <w:szCs w:val="32"/>
+          <w:cs/>
+        </w:rPr>
+        <w:t>ทวิ</w:t>
+      </w:r>
+      <w:r>
+        <w:rPr>
+          <w:rFonts w:ascii="TH SarabunPSK" w:hAnsi="TH SarabunPSK" w:cs="TH SarabunPSK"/>
+          <w:sz w:val="32"/>
+          <w:szCs w:val="32"/>
+        </w:rPr>
+        <w:t xml:space="preserve"> </w:t>
+      </w:r>
+      <w:r>
+        <w:rPr>
+          <w:rFonts w:ascii="TH SarabunPSK" w:hAnsi="TH SarabunPSK" w:cs="TH SarabunPSK" w:hint="cs"/>
+          <w:sz w:val="32"/>
+          <w:szCs w:val="32"/>
+          <w:cs/>
+        </w:rPr>
+        <w:t xml:space="preserve">ระบบจะตอบกลับ </w:t>
+      </w:r>
+      <w:r>
+        <w:rPr>
+          <w:rFonts w:ascii="TH SarabunPSK" w:hAnsi="TH SarabunPSK" w:cs="TH SarabunPSK"/>
+          <w:sz w:val="32"/>
+          <w:szCs w:val="32"/>
+        </w:rPr>
+        <w:t xml:space="preserve">Flex </w:t>
+      </w:r>
+      <w:proofErr w:type="gramStart"/>
+      <w:r>
+        <w:rPr>
+          <w:rFonts w:ascii="TH SarabunPSK" w:hAnsi="TH SarabunPSK" w:cs="TH SarabunPSK"/>
+          <w:sz w:val="32"/>
+          <w:szCs w:val="32"/>
+        </w:rPr>
+        <w:t xml:space="preserve">message  </w:t>
+      </w:r>
+      <w:r>
+        <w:rPr>
+          <w:rFonts w:ascii="TH SarabunPSK" w:hAnsi="TH SarabunPSK" w:cs="TH SarabunPSK" w:hint="cs"/>
+          <w:sz w:val="32"/>
+          <w:szCs w:val="32"/>
+          <w:cs/>
+        </w:rPr>
+        <w:t>และสามารถกดดูได้</w:t>
+      </w:r>
+      <w:r>
+        <w:rPr>
+          <w:rFonts w:ascii="Roboto" w:hAnsi="Roboto"/>
+          <w:color w:val="495057"/>
+          <w:shd w:val="clear" w:color="auto" w:fill="FFFFFF"/>
+        </w:rPr>
+        <w:tab/>
+        <w:t xml:space="preserve">  </w:t>
+      </w:r>
+      <w:r>
+        <w:rPr>
+          <w:rFonts w:ascii="TH SarabunPSK" w:hAnsi="TH SarabunPSK" w:cs="TH SarabunPSK"/>
+          <w:color w:val="495057"/>
+          <w:sz w:val="32"/>
+          <w:szCs w:val="32"/>
+          <w:shd w:val="clear" w:color="auto" w:fill="FFFFFF"/>
+        </w:rPr>
+        <w:t>46</w:t>
+      </w:r>
+      <w:proofErr w:type="gramEnd"/>
+    </w:p>
+    <w:p>
+      <w:pPr>
+        <w:pStyle w:val="a3"/>
+        <w:tabs>
+          <w:tab w:val="left" w:pos="709"/>
+          <w:tab w:val="left" w:pos="1134"/>
+        </w:tabs>
+        <w:spacing w:after="0"/>
+        <w:ind w:left="709"/>
+        <w:rPr>
+          <w:rFonts w:ascii="TH SarabunPSK" w:hAnsi="TH SarabunPSK" w:cs="TH SarabunPSK"/>
+          <w:sz w:val="32"/>
+          <w:szCs w:val="32"/>
+        </w:rPr>
+      </w:pPr>
+      <w:proofErr w:type="gramStart"/>
+      <w:r>
+        <w:rPr>
+          <w:rFonts w:ascii="TH SarabunPSK" w:hAnsi="TH SarabunPSK" w:cs="TH SarabunPSK"/>
+          <w:sz w:val="32"/>
+          <w:szCs w:val="32"/>
+        </w:rPr>
+        <w:t xml:space="preserve">4.22  </w:t>
+      </w:r>
+      <w:r>
+        <w:rPr>
+          <w:rFonts w:ascii="TH SarabunPSK" w:hAnsi="TH SarabunPSK" w:cs="TH SarabunPSK" w:hint="cs"/>
+          <w:sz w:val="32"/>
+          <w:szCs w:val="32"/>
+          <w:cs/>
+        </w:rPr>
+        <w:t>การนัดการประชุม</w:t>
+      </w:r>
+      <w:proofErr w:type="gramEnd"/>
+      <w:r>
+        <w:rPr>
+          <w:rFonts w:ascii="TH SarabunPSK" w:hAnsi="TH SarabunPSK" w:cs="TH SarabunPSK" w:hint="cs"/>
+          <w:sz w:val="32"/>
+          <w:szCs w:val="32"/>
+          <w:cs/>
+        </w:rPr>
+        <w:t xml:space="preserve"> โดยพิมพ์ชื่อผู้ใช้งาน หัวข้อ วันที่ เวลา และ อีเมล</w:t>
+      </w:r>
+      <w:r>
+        <w:rPr>
+          <w:rFonts w:ascii="Roboto" w:hAnsi="Roboto"/>
+          <w:color w:val="495057"/>
+          <w:shd w:val="clear" w:color="auto" w:fill="FFFFFF"/>
+        </w:rPr>
+        <w:tab/>
+      </w:r>
+      <w:proofErr w:type="gramStart"/>
+      <w:r>
+        <w:rPr>
+          <w:rFonts w:ascii="Roboto" w:hAnsi="Roboto"/>
+          <w:color w:val="495057"/>
+          <w:shd w:val="clear" w:color="auto" w:fill="FFFFFF"/>
+        </w:rPr>
+        <w:tab/>
+        <w:t xml:space="preserve">  </w:t>
+      </w:r>
+      <w:r>
+        <w:rPr>
+          <w:rFonts w:ascii="TH SarabunPSK" w:hAnsi="TH SarabunPSK" w:cs="TH SarabunPSK"/>
+          <w:color w:val="495057"/>
+          <w:sz w:val="32"/>
+          <w:szCs w:val="32"/>
+          <w:shd w:val="clear" w:color="auto" w:fill="FFFFFF"/>
+        </w:rPr>
+        <w:t>47</w:t>
+      </w:r>
+      <w:proofErr w:type="gramEnd"/>
+    </w:p>
+    <w:p>
+      <w:pPr>
+        <w:pStyle w:val="a3"/>
+        <w:tabs>
+          <w:tab w:val="left" w:pos="709"/>
+          <w:tab w:val="left" w:pos="1134"/>
+        </w:tabs>
+        <w:spacing w:after="0"/>
+        <w:ind w:left="709"/>
+        <w:rPr>
+          <w:rFonts w:ascii="TH SarabunPSK" w:hAnsi="TH SarabunPSK" w:cs="TH SarabunPSK"/>
+          <w:sz w:val="32"/>
+          <w:szCs w:val="32"/>
+        </w:rPr>
+      </w:pPr>
+      <w:proofErr w:type="gramStart"/>
+      <w:r>
+        <w:rPr>
+          <w:rFonts w:ascii="TH SarabunPSK" w:hAnsi="TH SarabunPSK" w:cs="TH SarabunPSK"/>
+          <w:sz w:val="32"/>
+          <w:szCs w:val="32"/>
+        </w:rPr>
+        <w:t xml:space="preserve">4.23  </w:t>
+      </w:r>
+      <w:r>
+        <w:rPr>
+          <w:rFonts w:ascii="TH SarabunPSK" w:hAnsi="TH SarabunPSK" w:cs="TH SarabunPSK" w:hint="cs"/>
+          <w:sz w:val="32"/>
+          <w:szCs w:val="32"/>
+          <w:cs/>
+        </w:rPr>
+        <w:t>การแจ้งข่าวสารให้กับแผนกอื่นๆ</w:t>
+      </w:r>
+      <w:proofErr w:type="gramEnd"/>
+      <w:r>
+        <w:rPr>
+          <w:rFonts w:ascii="Roboto" w:hAnsi="Roboto"/>
+          <w:color w:val="495057"/>
+          <w:shd w:val="clear" w:color="auto" w:fill="FFFFFF"/>
+        </w:rPr>
+        <w:tab/>
+      </w:r>
+      <w:r>
+        <w:rPr>
+          <w:rFonts w:ascii="Roboto" w:hAnsi="Roboto"/>
+          <w:color w:val="495057"/>
+          <w:shd w:val="clear" w:color="auto" w:fill="FFFFFF"/>
+        </w:rPr>
+        <w:tab/>
+      </w:r>
+      <w:r>
+        <w:rPr>
+          <w:rFonts w:ascii="Roboto" w:hAnsi="Roboto"/>
+          <w:color w:val="495057"/>
+          <w:shd w:val="clear" w:color="auto" w:fill="FFFFFF"/>
+        </w:rPr>
+        <w:tab/>
+      </w:r>
+      <w:r>
+        <w:rPr>
+          <w:rFonts w:ascii="Roboto" w:hAnsi="Roboto"/>
+          <w:color w:val="495057"/>
+          <w:shd w:val="clear" w:color="auto" w:fill="FFFFFF"/>
+        </w:rPr>
+        <w:tab/>
+      </w:r>
+      <w:r>
+        <w:rPr>
+          <w:rFonts w:ascii="Roboto" w:hAnsi="Roboto"/>
+          <w:color w:val="495057"/>
+          <w:shd w:val="clear" w:color="auto" w:fill="FFFFFF"/>
+        </w:rPr>
+        <w:tab/>
+      </w:r>
+      <w:proofErr w:type="gramStart"/>
+      <w:r>
+        <w:rPr>
+          <w:rFonts w:ascii="Roboto" w:hAnsi="Roboto"/>
+          <w:color w:val="495057"/>
+          <w:shd w:val="clear" w:color="auto" w:fill="FFFFFF"/>
+        </w:rPr>
+        <w:tab/>
+        <w:t xml:space="preserve">  </w:t>
+      </w:r>
+      <w:r>
+        <w:rPr>
+          <w:rFonts w:ascii="TH SarabunPSK" w:hAnsi="TH SarabunPSK" w:cs="TH SarabunPSK"/>
+          <w:color w:val="495057"/>
+          <w:sz w:val="32"/>
+          <w:szCs w:val="32"/>
+          <w:shd w:val="clear" w:color="auto" w:fill="FFFFFF"/>
+        </w:rPr>
+        <w:t>47</w:t>
+      </w:r>
+      <w:proofErr w:type="gramEnd"/>
+    </w:p>
+    <w:p>
+      <w:pPr>
+        <w:pStyle w:val="a3"/>
+        <w:tabs>
+          <w:tab w:val="left" w:pos="709"/>
+          <w:tab w:val="left" w:pos="1134"/>
+        </w:tabs>
+        <w:spacing w:after="0"/>
+        <w:ind w:left="709"/>
+        <w:rPr>
+          <w:rFonts w:ascii="TH SarabunPSK" w:hAnsi="TH SarabunPSK" w:cs="TH SarabunPSK"/>
+          <w:sz w:val="32"/>
+          <w:szCs w:val="32"/>
+        </w:rPr>
+      </w:pPr>
+      <w:proofErr w:type="gramStart"/>
+      <w:r>
+        <w:rPr>
+          <w:rFonts w:ascii="TH SarabunPSK" w:hAnsi="TH SarabunPSK" w:cs="TH SarabunPSK"/>
+          <w:sz w:val="32"/>
+          <w:szCs w:val="32"/>
+        </w:rPr>
+        <w:t xml:space="preserve">4.24  </w:t>
+      </w:r>
+      <w:r>
+        <w:rPr>
+          <w:rFonts w:ascii="TH SarabunPSK" w:hAnsi="TH SarabunPSK" w:cs="TH SarabunPSK" w:hint="cs"/>
+          <w:sz w:val="32"/>
+          <w:szCs w:val="32"/>
+          <w:cs/>
+        </w:rPr>
+        <w:t>ระบบจะทำงานอัตโนมัติ</w:t>
+      </w:r>
+      <w:proofErr w:type="gramEnd"/>
+      <w:r>
+        <w:rPr>
+          <w:rFonts w:ascii="TH SarabunPSK" w:hAnsi="TH SarabunPSK" w:cs="TH SarabunPSK" w:hint="cs"/>
+          <w:sz w:val="32"/>
+          <w:szCs w:val="32"/>
+          <w:cs/>
+        </w:rPr>
+        <w:t xml:space="preserve"> เมื่อถึงวันเกิดพนักงานที่ยืนยันตัวตนไว้</w:t>
+      </w:r>
+      <w:r>
+        <w:rPr>
+          <w:rFonts w:ascii="Roboto" w:hAnsi="Roboto"/>
+          <w:color w:val="495057"/>
+          <w:shd w:val="clear" w:color="auto" w:fill="FFFFFF"/>
+        </w:rPr>
+        <w:tab/>
+      </w:r>
+      <w:r>
+        <w:rPr>
+          <w:rFonts w:ascii="Roboto" w:hAnsi="Roboto"/>
+          <w:color w:val="495057"/>
+          <w:shd w:val="clear" w:color="auto" w:fill="FFFFFF"/>
+        </w:rPr>
+        <w:tab/>
+      </w:r>
+      <w:proofErr w:type="gramStart"/>
+      <w:r>
+        <w:rPr>
+          <w:rFonts w:ascii="Roboto" w:hAnsi="Roboto"/>
+          <w:color w:val="495057"/>
+          <w:shd w:val="clear" w:color="auto" w:fill="FFFFFF"/>
+        </w:rPr>
+        <w:tab/>
+        <w:t xml:space="preserve">  </w:t>
+      </w:r>
+      <w:r>
+        <w:rPr>
+          <w:rFonts w:ascii="TH SarabunPSK" w:hAnsi="TH SarabunPSK" w:cs="TH SarabunPSK"/>
+          <w:color w:val="495057"/>
+          <w:sz w:val="32"/>
+          <w:szCs w:val="32"/>
+          <w:shd w:val="clear" w:color="auto" w:fill="FFFFFF"/>
+        </w:rPr>
+        <w:t>48</w:t>
+      </w:r>
+      <w:proofErr w:type="gramEnd"/>
+    </w:p>
+    <w:p>
+      <w:pPr>
+        <w:pStyle w:val="a3"/>
+        <w:tabs>
+          <w:tab w:val="left" w:pos="709"/>
+          <w:tab w:val="left" w:pos="1134"/>
+        </w:tabs>
+        <w:spacing w:after="0"/>
+        <w:ind w:left="709"/>
+        <w:rPr>
+          <w:rFonts w:ascii="TH SarabunPSK" w:hAnsi="TH SarabunPSK" w:cs="TH SarabunPSK"/>
+          <w:sz w:val="32"/>
+          <w:szCs w:val="32"/>
+        </w:rPr>
+      </w:pPr>
+      <w:proofErr w:type="gramStart"/>
+      <w:r>
+        <w:rPr>
+          <w:rFonts w:ascii="TH SarabunPSK" w:hAnsi="TH SarabunPSK" w:cs="TH SarabunPSK"/>
+          <w:sz w:val="32"/>
+          <w:szCs w:val="32"/>
+        </w:rPr>
+        <w:t xml:space="preserve">4.25  </w:t>
+      </w:r>
+      <w:r>
+        <w:rPr>
+          <w:rFonts w:ascii="TH SarabunPSK" w:hAnsi="TH SarabunPSK" w:cs="TH SarabunPSK" w:hint="cs"/>
+          <w:sz w:val="32"/>
+          <w:szCs w:val="32"/>
+          <w:cs/>
+        </w:rPr>
+        <w:t>ระบบสร้างการประชุมผ่านกลุ่มแบบเจ้าขุนทอง</w:t>
+      </w:r>
+      <w:proofErr w:type="gramEnd"/>
+      <w:r>
+        <w:rPr>
+          <w:rFonts w:ascii="Roboto" w:hAnsi="Roboto"/>
+          <w:color w:val="495057"/>
+          <w:shd w:val="clear" w:color="auto" w:fill="FFFFFF"/>
+        </w:rPr>
+        <w:tab/>
+      </w:r>
+      <w:r>
+        <w:rPr>
+          <w:rFonts w:ascii="Roboto" w:hAnsi="Roboto"/>
+          <w:color w:val="495057"/>
+          <w:shd w:val="clear" w:color="auto" w:fill="FFFFFF"/>
+        </w:rPr>
+        <w:tab/>
+      </w:r>
+      <w:r>
+        <w:rPr>
+          <w:rFonts w:ascii="Roboto" w:hAnsi="Roboto"/>
+          <w:color w:val="495057"/>
+          <w:shd w:val="clear" w:color="auto" w:fill="FFFFFF"/>
+        </w:rPr>
+        <w:tab/>
+      </w:r>
+      <w:proofErr w:type="gramStart"/>
+      <w:r>
+        <w:rPr>
+          <w:rFonts w:ascii="Roboto" w:hAnsi="Roboto"/>
+          <w:color w:val="495057"/>
+          <w:shd w:val="clear" w:color="auto" w:fill="FFFFFF"/>
+        </w:rPr>
+        <w:tab/>
+        <w:t xml:space="preserve">  </w:t>
+      </w:r>
+      <w:r>
+        <w:rPr>
+          <w:rFonts w:ascii="TH SarabunPSK" w:hAnsi="TH SarabunPSK" w:cs="TH SarabunPSK"/>
+          <w:color w:val="495057"/>
+          <w:sz w:val="32"/>
+          <w:szCs w:val="32"/>
+          <w:shd w:val="clear" w:color="auto" w:fill="FFFFFF"/>
+        </w:rPr>
+        <w:t>48</w:t>
+      </w:r>
+      <w:proofErr w:type="gramEnd"/>
+    </w:p>
+    <w:p>
+      <w:pPr>
+        <w:pStyle w:val="a3"/>
+        <w:tabs>
+          <w:tab w:val="left" w:pos="709"/>
+          <w:tab w:val="left" w:pos="1134"/>
+        </w:tabs>
+        <w:spacing w:after="0"/>
+        <w:ind w:left="709"/>
+        <w:rPr>
+          <w:rFonts w:ascii="TH SarabunPSK" w:hAnsi="TH SarabunPSK" w:cs="TH SarabunPSK"/>
+          <w:sz w:val="32"/>
+          <w:szCs w:val="32"/>
+        </w:rPr>
+      </w:pPr>
+    </w:p>
+    <w:p>
+      <w:pPr>
+        <w:pStyle w:val="a3"/>
+        <w:tabs>
+          <w:tab w:val="left" w:pos="709"/>
+          <w:tab w:val="left" w:pos="1134"/>
+        </w:tabs>
+        <w:spacing w:after="0"/>
+        <w:ind w:left="709"/>
+        <w:rPr>
+          <w:rFonts w:ascii="TH SarabunPSK" w:hAnsi="TH SarabunPSK" w:cs="TH SarabunPSK"/>
+          <w:sz w:val="32"/>
+          <w:szCs w:val="32"/>
+        </w:rPr>
+      </w:pPr>
+    </w:p>
+    <w:p>
+      <w:pPr>
+        <w:pStyle w:val="a3"/>
+        <w:tabs>
+          <w:tab w:val="left" w:pos="709"/>
+          <w:tab w:val="left" w:pos="1134"/>
+        </w:tabs>
+        <w:spacing w:after="0"/>
+        <w:ind w:left="709"/>
+        <w:rPr>
+          <w:rFonts w:ascii="TH SarabunPSK" w:hAnsi="TH SarabunPSK" w:cs="TH SarabunPSK"/>
+          <w:sz w:val="32"/>
+          <w:szCs w:val="32"/>
+        </w:rPr>
+      </w:pPr>
+    </w:p>
+    <w:p>
+      <w:pPr>
+        <w:pStyle w:val="a3"/>
+        <w:tabs>
+          <w:tab w:val="left" w:pos="709"/>
+          <w:tab w:val="left" w:pos="1134"/>
+        </w:tabs>
+        <w:spacing w:after="0"/>
+        <w:ind w:left="709"/>
+        <w:rPr>
+          <w:rFonts w:ascii="TH SarabunPSK" w:hAnsi="TH SarabunPSK" w:cs="TH SarabunPSK"/>
+          <w:sz w:val="32"/>
+          <w:szCs w:val="32"/>
+        </w:rPr>
+      </w:pPr>
+      <w:r>
+        <w:rPr>
+          <w:rFonts w:ascii="TH SarabunPSK" w:hAnsi="TH SarabunPSK" w:cs="TH SarabunPSK"/>
+          <w:sz w:val="32"/>
+          <w:szCs w:val="32"/>
+        </w:rPr>
+        <w:tab/>
       </w:r>
     </w:p>
     <w:p>
@@ -6043,6 +8730,29 @@
     </w:p>
     <w:p>
       <w:pPr>
+        <w:rPr>
+          <w:rFonts w:ascii="TH SarabunPSK" w:hAnsi="TH SarabunPSK" w:cs="TH SarabunPSK"/>
+          <w:b/>
+          <w:bCs/>
+          <w:sz w:val="32"/>
+          <w:szCs w:val="32"/>
+          <w:cs/>
+        </w:rPr>
+      </w:pPr>
+      <w:r>
+        <w:rPr>
+          <w:rFonts w:ascii="TH SarabunPSK" w:hAnsi="TH SarabunPSK" w:cs="TH SarabunPSK"/>
+          <w:b/>
+          <w:bCs/>
+          <w:sz w:val="32"/>
+          <w:szCs w:val="32"/>
+          <w:cs/>
+        </w:rPr>
+        <w:br w:type="page"/>
+      </w:r>
+    </w:p>
+    <w:p>
+      <w:pPr>
         <w:spacing w:after="0"/>
         <w:ind w:firstLine="709"/>
         <w:jc w:val="center"/>
@@ -6063,6 +8773,7 @@
           <w:szCs w:val="32"/>
           <w:cs/>
         </w:rPr>
+        <w:lastRenderedPageBreak/>
         <w:t>สารบัญ</w:t>
       </w:r>
       <w:r>
@@ -6262,6 +8973,64 @@
           <w:szCs w:val="32"/>
           <w:cs/>
         </w:rPr>
+        <w:t>ผลการวิเคราะห์การประเมินประสิทธิภาพของระบบโดยผู้เชี่ยวชาญ</w:t>
+      </w:r>
+      <w:r>
+        <w:rPr>
+          <w:rFonts w:ascii="TH SarabunPSK" w:hAnsi="TH SarabunPSK" w:cs="TH SarabunPSK"/>
+          <w:sz w:val="32"/>
+          <w:szCs w:val="32"/>
+        </w:rPr>
+        <w:tab/>
+      </w:r>
+      <w:r>
+        <w:rPr>
+          <w:rFonts w:ascii="TH SarabunPSK" w:hAnsi="TH SarabunPSK" w:cs="TH SarabunPSK"/>
+          <w:sz w:val="32"/>
+          <w:szCs w:val="32"/>
+        </w:rPr>
+        <w:tab/>
+        <w:t xml:space="preserve"> </w:t>
+      </w:r>
+      <w:r>
+        <w:rPr>
+          <w:rFonts w:ascii="TH SarabunPSK" w:hAnsi="TH SarabunPSK" w:cs="TH SarabunPSK"/>
+          <w:sz w:val="32"/>
+          <w:szCs w:val="32"/>
+        </w:rPr>
+        <w:t>50</w:t>
+      </w:r>
+    </w:p>
+    <w:p>
+      <w:pPr>
+        <w:pStyle w:val="a3"/>
+        <w:tabs>
+          <w:tab w:val="left" w:pos="709"/>
+          <w:tab w:val="left" w:pos="1134"/>
+        </w:tabs>
+        <w:spacing w:after="0"/>
+        <w:ind w:left="710"/>
+        <w:rPr>
+          <w:rFonts w:ascii="TH SarabunPSK" w:hAnsi="TH SarabunPSK" w:cs="TH SarabunPSK"/>
+          <w:sz w:val="32"/>
+          <w:szCs w:val="32"/>
+        </w:rPr>
+      </w:pPr>
+      <w:r>
+        <w:rPr>
+          <w:rFonts w:ascii="TH SarabunPSK" w:hAnsi="TH SarabunPSK" w:cs="TH SarabunPSK"/>
+          <w:sz w:val="32"/>
+          <w:szCs w:val="32"/>
+        </w:rPr>
+        <w:t xml:space="preserve">4-2 </w:t>
+      </w:r>
+      <w:r>
+        <w:rPr>
+          <w:rFonts w:ascii="TH SarabunPSK" w:hAnsi="TH SarabunPSK" w:cs="TH SarabunPSK"/>
+          <w:sz w:val="32"/>
+          <w:szCs w:val="32"/>
+          <w:cs/>
+        </w:rPr>
         <w:t>ผลการวิเคราะห์การประเมินความพึงพอใจที่มีต่อระบบโดยกลุ่มตัวอย่าง</w:t>
       </w:r>
       <w:r>
@@ -6279,15 +9048,7 @@
           <w:szCs w:val="32"/>
         </w:rPr>
         <w:tab/>
-        <w:t xml:space="preserve">  </w:t>
-      </w:r>
-      <w:r>
-        <w:rPr>
-          <w:rFonts w:ascii="TH SarabunPSK" w:hAnsi="TH SarabunPSK" w:cs="TH SarabunPSK"/>
-          <w:sz w:val="32"/>
-          <w:szCs w:val="32"/>
-        </w:rPr>
-        <w:t>25</w:t>
+        <w:t xml:space="preserve"> 51</w:t>
       </w:r>
     </w:p>
     <w:p>
@@ -6320,7 +9081,7 @@
 </file>
 
 <file path=word/endnotes.xml><?xml version="1.0" encoding="utf-8"?>
-<w:endnotes xmlns:wpc="http://schemas.microsoft.com/office/word/2010/wordprocessingCanvas" xmlns:cx="http://schemas.microsoft.com/office/drawing/2014/chartex" xmlns:cx1="http://schemas.microsoft.com/office/drawing/2015/9/8/chartex" xmlns:cx2="http://schemas.microsoft.com/office/drawing/2015/10/21/chartex" xmlns:cx3="http://schemas.microsoft.com/office/drawing/2016/5/9/chartex" xmlns:cx4="http://schemas.microsoft.com/office/drawing/2016/5/10/chartex" xmlns:cx5="http://schemas.microsoft.com/office/drawing/2016/5/11/chartex" xmlns:cx6="http://schemas.microsoft.com/office/drawing/2016/5/12/chartex" xmlns:cx7="http://schemas.microsoft.com/office/drawing/2016/5/13/chartex" xmlns:cx8="http://schemas.microsoft.com/office/drawing/2016/5/14/chartex" xmlns:mc="http://schemas.openxmlformats.org/markup-compatibility/2006" xmlns:aink="http://schemas.microsoft.com/office/drawing/2016/ink" xmlns:am3d="http://schemas.microsoft.com/office/drawing/2017/model3d" xmlns:o="urn:schemas-microsoft-com:office:office" xmlns:oel="http://schemas.microsoft.com/office/2019/extlst" xmlns:r="http://schemas.openxmlformats.org/officeDocument/2006/relationships" xmlns:m="http://schemas.openxmlformats.org/officeDocument/2006/math" xmlns:v="urn:schemas-microsoft-com:vml" xmlns:wp14="http://schemas.microsoft.com/office/word/2010/wordprocessingDrawing" xmlns:wp="http://schemas.openxmlformats.org/drawingml/2006/wordprocessingDrawing" xmlns:w10="urn:schemas-microsoft-com:office:word" xmlns:w="http://schemas.openxmlformats.org/wordprocessingml/2006/main" xmlns:w14="http://schemas.microsoft.com/office/word/2010/wordml" xmlns:w15="http://schemas.microsoft.com/office/word/2012/wordml" xmlns:w16cex="http://schemas.microsoft.com/office/word/2018/wordml/cex" xmlns:w16cid="http://schemas.microsoft.com/office/word/2016/wordml/cid" xmlns:w16="http://schemas.microsoft.com/office/word/2018/wordml" xmlns:w16du="http://schemas.microsoft.com/office/word/2023/wordml/word16du" xmlns:w16sdtdh="http://schemas.microsoft.com/office/word/2020/wordml/sdtdatahash" xmlns:w16se="http://schemas.microsoft.com/office/word/2015/wordml/symex" xmlns:wpg="http://schemas.microsoft.com/office/word/2010/wordprocessingGroup" xmlns:wpi="http://schemas.microsoft.com/office/word/2010/wordprocessingInk" xmlns:wne="http://schemas.microsoft.com/office/word/2006/wordml" xmlns:wps="http://schemas.microsoft.com/office/word/2010/wordprocessingShape" mc:Ignorable="w14 w15 w16se w16cid w16 w16cex w16sdtdh w16du wp14">
+<w:endnotes xmlns:wpc="http://schemas.microsoft.com/office/word/2010/wordprocessingCanvas" xmlns:cx="http://schemas.microsoft.com/office/drawing/2014/chartex" xmlns:cx1="http://schemas.microsoft.com/office/drawing/2015/9/8/chartex" xmlns:cx2="http://schemas.microsoft.com/office/drawing/2015/10/21/chartex" xmlns:cx3="http://schemas.microsoft.com/office/drawing/2016/5/9/chartex" xmlns:cx4="http://schemas.microsoft.com/office/drawing/2016/5/10/chartex" xmlns:cx5="http://schemas.microsoft.com/office/drawing/2016/5/11/chartex" xmlns:cx6="http://schemas.microsoft.com/office/drawing/2016/5/12/chartex" xmlns:cx7="http://schemas.microsoft.com/office/drawing/2016/5/13/chartex" xmlns:cx8="http://schemas.microsoft.com/office/drawing/2016/5/14/chartex" xmlns:mc="http://schemas.openxmlformats.org/markup-compatibility/2006" xmlns:aink="http://schemas.microsoft.com/office/drawing/2016/ink" xmlns:am3d="http://schemas.microsoft.com/office/drawing/2017/model3d" xmlns:o="urn:schemas-microsoft-com:office:office" xmlns:oel="http://schemas.microsoft.com/office/2019/extlst" xmlns:r="http://schemas.openxmlformats.org/officeDocument/2006/relationships" xmlns:m="http://schemas.openxmlformats.org/officeDocument/2006/math" xmlns:v="urn:schemas-microsoft-com:vml" xmlns:wp14="http://schemas.microsoft.com/office/word/2010/wordprocessingDrawing" xmlns:wp="http://schemas.openxmlformats.org/drawingml/2006/wordprocessingDrawing" xmlns:w10="urn:schemas-microsoft-com:office:word" xmlns:w="http://schemas.openxmlformats.org/wordprocessingml/2006/main" xmlns:w14="http://schemas.microsoft.com/office/word/2010/wordml" xmlns:w15="http://schemas.microsoft.com/office/word/2012/wordml" xmlns:w16cex="http://schemas.microsoft.com/office/word/2018/wordml/cex" xmlns:w16cid="http://schemas.microsoft.com/office/word/2016/wordml/cid" xmlns:w16="http://schemas.microsoft.com/office/word/2018/wordml" xmlns:w16du="http://schemas.microsoft.com/office/word/2023/wordml/word16du" xmlns:w16sdtdh="http://schemas.microsoft.com/office/word/2020/wordml/sdtdatahash" xmlns:w16sdtfl="http://schemas.microsoft.com/office/word/2024/wordml/sdtformatlock" xmlns:w16se="http://schemas.microsoft.com/office/word/2015/wordml/symex" xmlns:wpg="http://schemas.microsoft.com/office/word/2010/wordprocessingGroup" xmlns:wpi="http://schemas.microsoft.com/office/word/2010/wordprocessingInk" xmlns:wne="http://schemas.microsoft.com/office/word/2006/wordml" xmlns:wps="http://schemas.microsoft.com/office/word/2010/wordprocessingShape" mc:Ignorable="w14 w15 w16se w16cid w16 w16cex w16sdtdh w16sdtfl w16du wp14">
   <w:endnote w:type="separator" w:id="-1">
     <w:p>
       <w:pPr>
@@ -6345,7 +9106,7 @@
 </file>
 
 <file path=word/footer1.xml><?xml version="1.0" encoding="utf-8"?>
-<w:ftr xmlns:wpc="http://schemas.microsoft.com/office/word/2010/wordprocessingCanvas" xmlns:cx="http://schemas.microsoft.com/office/drawing/2014/chartex" xmlns:cx1="http://schemas.microsoft.com/office/drawing/2015/9/8/chartex" xmlns:cx2="http://schemas.microsoft.com/office/drawing/2015/10/21/chartex" xmlns:cx3="http://schemas.microsoft.com/office/drawing/2016/5/9/chartex" xmlns:cx4="http://schemas.microsoft.com/office/drawing/2016/5/10/chartex" xmlns:cx5="http://schemas.microsoft.com/office/drawing/2016/5/11/chartex" xmlns:cx6="http://schemas.microsoft.com/office/drawing/2016/5/12/chartex" xmlns:cx7="http://schemas.microsoft.com/office/drawing/2016/5/13/chartex" xmlns:cx8="http://schemas.microsoft.com/office/drawing/2016/5/14/chartex" xmlns:mc="http://schemas.openxmlformats.org/markup-compatibility/2006" xmlns:aink="http://schemas.microsoft.com/office/drawing/2016/ink" xmlns:am3d="http://schemas.microsoft.com/office/drawing/2017/model3d" xmlns:o="urn:schemas-microsoft-com:office:office" xmlns:oel="http://schemas.microsoft.com/office/2019/extlst" xmlns:r="http://schemas.openxmlformats.org/officeDocument/2006/relationships" xmlns:m="http://schemas.openxmlformats.org/officeDocument/2006/math" xmlns:v="urn:schemas-microsoft-com:vml" xmlns:wp14="http://schemas.microsoft.com/office/word/2010/wordprocessingDrawing" xmlns:wp="http://schemas.openxmlformats.org/drawingml/2006/wordprocessingDrawing" xmlns:w10="urn:schemas-microsoft-com:office:word" xmlns:w="http://schemas.openxmlformats.org/wordprocessingml/2006/main" xmlns:w14="http://schemas.microsoft.com/office/word/2010/wordml" xmlns:w15="http://schemas.microsoft.com/office/word/2012/wordml" xmlns:w16cex="http://schemas.microsoft.com/office/word/2018/wordml/cex" xmlns:w16cid="http://schemas.microsoft.com/office/word/2016/wordml/cid" xmlns:w16="http://schemas.microsoft.com/office/word/2018/wordml" xmlns:w16du="http://schemas.microsoft.com/office/word/2023/wordml/word16du" xmlns:w16sdtdh="http://schemas.microsoft.com/office/word/2020/wordml/sdtdatahash" xmlns:w16se="http://schemas.microsoft.com/office/word/2015/wordml/symex" xmlns:wpg="http://schemas.microsoft.com/office/word/2010/wordprocessingGroup" xmlns:wpi="http://schemas.microsoft.com/office/word/2010/wordprocessingInk" xmlns:wne="http://schemas.microsoft.com/office/word/2006/wordml" xmlns:wps="http://schemas.microsoft.com/office/word/2010/wordprocessingShape" mc:Ignorable="w14 w15 w16se w16cid w16 w16cex w16sdtdh w16du wp14">
+<w:ftr xmlns:wpc="http://schemas.microsoft.com/office/word/2010/wordprocessingCanvas" xmlns:cx="http://schemas.microsoft.com/office/drawing/2014/chartex" xmlns:cx1="http://schemas.microsoft.com/office/drawing/2015/9/8/chartex" xmlns:cx2="http://schemas.microsoft.com/office/drawing/2015/10/21/chartex" xmlns:cx3="http://schemas.microsoft.com/office/drawing/2016/5/9/chartex" xmlns:cx4="http://schemas.microsoft.com/office/drawing/2016/5/10/chartex" xmlns:cx5="http://schemas.microsoft.com/office/drawing/2016/5/11/chartex" xmlns:cx6="http://schemas.microsoft.com/office/drawing/2016/5/12/chartex" xmlns:cx7="http://schemas.microsoft.com/office/drawing/2016/5/13/chartex" xmlns:cx8="http://schemas.microsoft.com/office/drawing/2016/5/14/chartex" xmlns:mc="http://schemas.openxmlformats.org/markup-compatibility/2006" xmlns:aink="http://schemas.microsoft.com/office/drawing/2016/ink" xmlns:am3d="http://schemas.microsoft.com/office/drawing/2017/model3d" xmlns:o="urn:schemas-microsoft-com:office:office" xmlns:oel="http://schemas.microsoft.com/office/2019/extlst" xmlns:r="http://schemas.openxmlformats.org/officeDocument/2006/relationships" xmlns:m="http://schemas.openxmlformats.org/officeDocument/2006/math" xmlns:v="urn:schemas-microsoft-com:vml" xmlns:wp14="http://schemas.microsoft.com/office/word/2010/wordprocessingDrawing" xmlns:wp="http://schemas.openxmlformats.org/drawingml/2006/wordprocessingDrawing" xmlns:w10="urn:schemas-microsoft-com:office:word" xmlns:w="http://schemas.openxmlformats.org/wordprocessingml/2006/main" xmlns:w14="http://schemas.microsoft.com/office/word/2010/wordml" xmlns:w15="http://schemas.microsoft.com/office/word/2012/wordml" xmlns:w16cex="http://schemas.microsoft.com/office/word/2018/wordml/cex" xmlns:w16cid="http://schemas.microsoft.com/office/word/2016/wordml/cid" xmlns:w16="http://schemas.microsoft.com/office/word/2018/wordml" xmlns:w16du="http://schemas.microsoft.com/office/word/2023/wordml/word16du" xmlns:w16sdtdh="http://schemas.microsoft.com/office/word/2020/wordml/sdtdatahash" xmlns:w16sdtfl="http://schemas.microsoft.com/office/word/2024/wordml/sdtformatlock" xmlns:w16se="http://schemas.microsoft.com/office/word/2015/wordml/symex" xmlns:wpg="http://schemas.microsoft.com/office/word/2010/wordprocessingGroup" xmlns:wpi="http://schemas.microsoft.com/office/word/2010/wordprocessingInk" xmlns:wne="http://schemas.microsoft.com/office/word/2006/wordml" xmlns:wps="http://schemas.microsoft.com/office/word/2010/wordprocessingShape" mc:Ignorable="w14 w15 w16se w16cid w16 w16cex w16sdtdh w16sdtfl w16du wp14">
   <w:sdt>
     <w:sdtPr>
       <w:id w:val="2005861023"/>
@@ -6422,7 +9183,7 @@
 </file>
 
 <file path=word/footnotes.xml><?xml version="1.0" encoding="utf-8"?>
-<w:footnotes xmlns:wpc="http://schemas.microsoft.com/office/word/2010/wordprocessingCanvas" xmlns:cx="http://schemas.microsoft.com/office/drawing/2014/chartex" xmlns:cx1="http://schemas.microsoft.com/office/drawing/2015/9/8/chartex" xmlns:cx2="http://schemas.microsoft.com/office/drawing/2015/10/21/chartex" xmlns:cx3="http://schemas.microsoft.com/office/drawing/2016/5/9/chartex" xmlns:cx4="http://schemas.microsoft.com/office/drawing/2016/5/10/chartex" xmlns:cx5="http://schemas.microsoft.com/office/drawing/2016/5/11/chartex" xmlns:cx6="http://schemas.microsoft.com/office/drawing/2016/5/12/chartex" xmlns:cx7="http://schemas.microsoft.com/office/drawing/2016/5/13/chartex" xmlns:cx8="http://schemas.microsoft.com/office/drawing/2016/5/14/chartex" xmlns:mc="http://schemas.openxmlformats.org/markup-compatibility/2006" xmlns:aink="http://schemas.microsoft.com/office/drawing/2016/ink" xmlns:am3d="http://schemas.microsoft.com/office/drawing/2017/model3d" xmlns:o="urn:schemas-microsoft-com:office:office" xmlns:oel="http://schemas.microsoft.com/office/2019/extlst" xmlns:r="http://schemas.openxmlformats.org/officeDocument/2006/relationships" xmlns:m="http://schemas.openxmlformats.org/officeDocument/2006/math" xmlns:v="urn:schemas-microsoft-com:vml" xmlns:wp14="http://schemas.microsoft.com/office/word/2010/wordprocessingDrawing" xmlns:wp="http://schemas.openxmlformats.org/drawingml/2006/wordprocessingDrawing" xmlns:w10="urn:schemas-microsoft-com:office:word" xmlns:w="http://schemas.openxmlformats.org/wordprocessingml/2006/main" xmlns:w14="http://schemas.microsoft.com/office/word/2010/wordml" xmlns:w15="http://schemas.microsoft.com/office/word/2012/wordml" xmlns:w16cex="http://schemas.microsoft.com/office/word/2018/wordml/cex" xmlns:w16cid="http://schemas.microsoft.com/office/word/2016/wordml/cid" xmlns:w16="http://schemas.microsoft.com/office/word/2018/wordml" xmlns:w16du="http://schemas.microsoft.com/office/word/2023/wordml/word16du" xmlns:w16sdtdh="http://schemas.microsoft.com/office/word/2020/wordml/sdtdatahash" xmlns:w16se="http://schemas.microsoft.com/office/word/2015/wordml/symex" xmlns:wpg="http://schemas.microsoft.com/office/word/2010/wordprocessingGroup" xmlns:wpi="http://schemas.microsoft.com/office/word/2010/wordprocessingInk" xmlns:wne="http://schemas.microsoft.com/office/word/2006/wordml" xmlns:wps="http://schemas.microsoft.com/office/word/2010/wordprocessingShape" mc:Ignorable="w14 w15 w16se w16cid w16 w16cex w16sdtdh w16du wp14">
+<w:footnotes xmlns:wpc="http://schemas.microsoft.com/office/word/2010/wordprocessingCanvas" xmlns:cx="http://schemas.microsoft.com/office/drawing/2014/chartex" xmlns:cx1="http://schemas.microsoft.com/office/drawing/2015/9/8/chartex" xmlns:cx2="http://schemas.microsoft.com/office/drawing/2015/10/21/chartex" xmlns:cx3="http://schemas.microsoft.com/office/drawing/2016/5/9/chartex" xmlns:cx4="http://schemas.microsoft.com/office/drawing/2016/5/10/chartex" xmlns:cx5="http://schemas.microsoft.com/office/drawing/2016/5/11/chartex" xmlns:cx6="http://schemas.microsoft.com/office/drawing/2016/5/12/chartex" xmlns:cx7="http://schemas.microsoft.com/office/drawing/2016/5/13/chartex" xmlns:cx8="http://schemas.microsoft.com/office/drawing/2016/5/14/chartex" xmlns:mc="http://schemas.openxmlformats.org/markup-compatibility/2006" xmlns:aink="http://schemas.microsoft.com/office/drawing/2016/ink" xmlns:am3d="http://schemas.microsoft.com/office/drawing/2017/model3d" xmlns:o="urn:schemas-microsoft-com:office:office" xmlns:oel="http://schemas.microsoft.com/office/2019/extlst" xmlns:r="http://schemas.openxmlformats.org/officeDocument/2006/relationships" xmlns:m="http://schemas.openxmlformats.org/officeDocument/2006/math" xmlns:v="urn:schemas-microsoft-com:vml" xmlns:wp14="http://schemas.microsoft.com/office/word/2010/wordprocessingDrawing" xmlns:wp="http://schemas.openxmlformats.org/drawingml/2006/wordprocessingDrawing" xmlns:w10="urn:schemas-microsoft-com:office:word" xmlns:w="http://schemas.openxmlformats.org/wordprocessingml/2006/main" xmlns:w14="http://schemas.microsoft.com/office/word/2010/wordml" xmlns:w15="http://schemas.microsoft.com/office/word/2012/wordml" xmlns:w16cex="http://schemas.microsoft.com/office/word/2018/wordml/cex" xmlns:w16cid="http://schemas.microsoft.com/office/word/2016/wordml/cid" xmlns:w16="http://schemas.microsoft.com/office/word/2018/wordml" xmlns:w16du="http://schemas.microsoft.com/office/word/2023/wordml/word16du" xmlns:w16sdtdh="http://schemas.microsoft.com/office/word/2020/wordml/sdtdatahash" xmlns:w16sdtfl="http://schemas.microsoft.com/office/word/2024/wordml/sdtformatlock" xmlns:w16se="http://schemas.microsoft.com/office/word/2015/wordml/symex" xmlns:wpg="http://schemas.microsoft.com/office/word/2010/wordprocessingGroup" xmlns:wpi="http://schemas.microsoft.com/office/word/2010/wordprocessingInk" xmlns:wne="http://schemas.microsoft.com/office/word/2006/wordml" xmlns:wps="http://schemas.microsoft.com/office/word/2010/wordprocessingShape" mc:Ignorable="w14 w15 w16se w16cid w16 w16cex w16sdtdh w16sdtfl w16du wp14">
   <w:footnote w:type="separator" w:id="-1">
     <w:p>
       <w:pPr>
@@ -6447,7 +9208,7 @@
 </file>
 
 <file path=word/numbering.xml><?xml version="1.0" encoding="utf-8"?>
-<w:numbering xmlns:wpc="http://schemas.microsoft.com/office/word/2010/wordprocessingCanvas" xmlns:cx="http://schemas.microsoft.com/office/drawing/2014/chartex" xmlns:cx1="http://schemas.microsoft.com/office/drawing/2015/9/8/chartex" xmlns:cx2="http://schemas.microsoft.com/office/drawing/2015/10/21/chartex" xmlns:cx3="http://schemas.microsoft.com/office/drawing/2016/5/9/chartex" xmlns:cx4="http://schemas.microsoft.com/office/drawing/2016/5/10/chartex" xmlns:cx5="http://schemas.microsoft.com/office/drawing/2016/5/11/chartex" xmlns:cx6="http://schemas.microsoft.com/office/drawing/2016/5/12/chartex" xmlns:cx7="http://schemas.microsoft.com/office/drawing/2016/5/13/chartex" xmlns:cx8="http://schemas.microsoft.com/office/drawing/2016/5/14/chartex" xmlns:mc="http://schemas.openxmlformats.org/markup-compatibility/2006" xmlns:aink="http://schemas.microsoft.com/office/drawing/2016/ink" xmlns:am3d="http://schemas.microsoft.com/office/drawing/2017/model3d" xmlns:o="urn:schemas-microsoft-com:office:office" xmlns:oel="http://schemas.microsoft.com/office/2019/extlst" xmlns:r="http://schemas.openxmlformats.org/officeDocument/2006/relationships" xmlns:m="http://schemas.openxmlformats.org/officeDocument/2006/math" xmlns:v="urn:schemas-microsoft-com:vml" xmlns:wp14="http://schemas.microsoft.com/office/word/2010/wordprocessingDrawing" xmlns:wp="http://schemas.openxmlformats.org/drawingml/2006/wordprocessingDrawing" xmlns:w10="urn:schemas-microsoft-com:office:word" xmlns:w="http://schemas.openxmlformats.org/wordprocessingml/2006/main" xmlns:w14="http://schemas.microsoft.com/office/word/2010/wordml" xmlns:w15="http://schemas.microsoft.com/office/word/2012/wordml" xmlns:w16cex="http://schemas.microsoft.com/office/word/2018/wordml/cex" xmlns:w16cid="http://schemas.microsoft.com/office/word/2016/wordml/cid" xmlns:w16="http://schemas.microsoft.com/office/word/2018/wordml" xmlns:w16du="http://schemas.microsoft.com/office/word/2023/wordml/word16du" xmlns:w16sdtdh="http://schemas.microsoft.com/office/word/2020/wordml/sdtdatahash" xmlns:w16se="http://schemas.microsoft.com/office/word/2015/wordml/symex" xmlns:wpg="http://schemas.microsoft.com/office/word/2010/wordprocessingGroup" xmlns:wpi="http://schemas.microsoft.com/office/word/2010/wordprocessingInk" xmlns:wne="http://schemas.microsoft.com/office/word/2006/wordml" xmlns:wps="http://schemas.microsoft.com/office/word/2010/wordprocessingShape" mc:Ignorable="w14 w15 w16se w16cid w16 w16cex w16sdtdh w16du wp14">
+<w:numbering xmlns:wpc="http://schemas.microsoft.com/office/word/2010/wordprocessingCanvas" xmlns:cx="http://schemas.microsoft.com/office/drawing/2014/chartex" xmlns:cx1="http://schemas.microsoft.com/office/drawing/2015/9/8/chartex" xmlns:cx2="http://schemas.microsoft.com/office/drawing/2015/10/21/chartex" xmlns:cx3="http://schemas.microsoft.com/office/drawing/2016/5/9/chartex" xmlns:cx4="http://schemas.microsoft.com/office/drawing/2016/5/10/chartex" xmlns:cx5="http://schemas.microsoft.com/office/drawing/2016/5/11/chartex" xmlns:cx6="http://schemas.microsoft.com/office/drawing/2016/5/12/chartex" xmlns:cx7="http://schemas.microsoft.com/office/drawing/2016/5/13/chartex" xmlns:cx8="http://schemas.microsoft.com/office/drawing/2016/5/14/chartex" xmlns:mc="http://schemas.openxmlformats.org/markup-compatibility/2006" xmlns:aink="http://schemas.microsoft.com/office/drawing/2016/ink" xmlns:am3d="http://schemas.microsoft.com/office/drawing/2017/model3d" xmlns:o="urn:schemas-microsoft-com:office:office" xmlns:oel="http://schemas.microsoft.com/office/2019/extlst" xmlns:r="http://schemas.openxmlformats.org/officeDocument/2006/relationships" xmlns:m="http://schemas.openxmlformats.org/officeDocument/2006/math" xmlns:v="urn:schemas-microsoft-com:vml" xmlns:wp14="http://schemas.microsoft.com/office/word/2010/wordprocessingDrawing" xmlns:wp="http://schemas.openxmlformats.org/drawingml/2006/wordprocessingDrawing" xmlns:w10="urn:schemas-microsoft-com:office:word" xmlns:w="http://schemas.openxmlformats.org/wordprocessingml/2006/main" xmlns:w14="http://schemas.microsoft.com/office/word/2010/wordml" xmlns:w15="http://schemas.microsoft.com/office/word/2012/wordml" xmlns:w16cex="http://schemas.microsoft.com/office/word/2018/wordml/cex" xmlns:w16cid="http://schemas.microsoft.com/office/word/2016/wordml/cid" xmlns:w16="http://schemas.microsoft.com/office/word/2018/wordml" xmlns:w16du="http://schemas.microsoft.com/office/word/2023/wordml/word16du" xmlns:w16sdtdh="http://schemas.microsoft.com/office/word/2020/wordml/sdtdatahash" xmlns:w16sdtfl="http://schemas.microsoft.com/office/word/2024/wordml/sdtformatlock" xmlns:w16se="http://schemas.microsoft.com/office/word/2015/wordml/symex" xmlns:wpg="http://schemas.microsoft.com/office/word/2010/wordprocessingGroup" xmlns:wpi="http://schemas.microsoft.com/office/word/2010/wordprocessingInk" xmlns:wne="http://schemas.microsoft.com/office/word/2006/wordml" xmlns:wps="http://schemas.microsoft.com/office/word/2010/wordprocessingShape" mc:Ignorable="w14 w15 w16se w16cid w16 w16cex w16sdtdh w16sdtfl w16du wp14">
   <w:abstractNum w:abstractNumId="0" w15:restartNumberingAfterBreak="0">
     <w:nsid w:val="00E457BC"/>
     <w:multiLevelType w:val="hybridMultilevel"/>
@@ -8209,7 +10970,7 @@
 </file>
 
 <file path=word/styles.xml><?xml version="1.0" encoding="utf-8"?>
-<w:styles xmlns:mc="http://schemas.openxmlformats.org/markup-compatibility/2006" xmlns:r="http://schemas.openxmlformats.org/officeDocument/2006/relationships" xmlns:w="http://schemas.openxmlformats.org/wordprocessingml/2006/main" xmlns:w14="http://schemas.microsoft.com/office/word/2010/wordml" xmlns:w15="http://schemas.microsoft.com/office/word/2012/wordml" xmlns:w16cex="http://schemas.microsoft.com/office/word/2018/wordml/cex" xmlns:w16cid="http://schemas.microsoft.com/office/word/2016/wordml/cid" xmlns:w16="http://schemas.microsoft.com/office/word/2018/wordml" xmlns:w16du="http://schemas.microsoft.com/office/word/2023/wordml/word16du" xmlns:w16sdtdh="http://schemas.microsoft.com/office/word/2020/wordml/sdtdatahash" xmlns:w16se="http://schemas.microsoft.com/office/word/2015/wordml/symex" mc:Ignorable="w14 w15 w16se w16cid w16 w16cex w16sdtdh w16du">
+<w:styles xmlns:mc="http://schemas.openxmlformats.org/markup-compatibility/2006" xmlns:r="http://schemas.openxmlformats.org/officeDocument/2006/relationships" xmlns:w="http://schemas.openxmlformats.org/wordprocessingml/2006/main" xmlns:w14="http://schemas.microsoft.com/office/word/2010/wordml" xmlns:w15="http://schemas.microsoft.com/office/word/2012/wordml" xmlns:w16cex="http://schemas.microsoft.com/office/word/2018/wordml/cex" xmlns:w16cid="http://schemas.microsoft.com/office/word/2016/wordml/cid" xmlns:w16="http://schemas.microsoft.com/office/word/2018/wordml" xmlns:w16du="http://schemas.microsoft.com/office/word/2023/wordml/word16du" xmlns:w16sdtdh="http://schemas.microsoft.com/office/word/2020/wordml/sdtdatahash" xmlns:w16sdtfl="http://schemas.microsoft.com/office/word/2024/wordml/sdtformatlock" xmlns:w16se="http://schemas.microsoft.com/office/word/2015/wordml/symex" mc:Ignorable="w14 w15 w16se w16cid w16 w16cex w16sdtdh w16sdtfl w16du">
   <w:docDefaults>
     <w:rPrDefault>
       <w:rPr>

--- a/สารบัญ, สารบัญภาพ, สารบัญตาราง.docx
+++ b/สารบัญ, สารบัญภาพ, สารบัญตาราง.docx
@@ -4722,7 +4722,15 @@
           <w:sz w:val="32"/>
           <w:szCs w:val="32"/>
         </w:rPr>
-        <w:t>.1</w:t>
+        <w:t>-</w:t>
+      </w:r>
+      <w:r>
+        <w:rPr>
+          <w:rFonts w:ascii="TH SarabunPSK" w:hAnsi="TH SarabunPSK" w:cs="TH SarabunPSK"/>
+          <w:sz w:val="32"/>
+          <w:szCs w:val="32"/>
+        </w:rPr>
+        <w:t>1</w:t>
       </w:r>
       <w:r>
         <w:rPr>
@@ -4852,7 +4860,15 @@
           <w:sz w:val="32"/>
           <w:szCs w:val="32"/>
         </w:rPr>
-        <w:t>.2</w:t>
+        <w:t>-</w:t>
+      </w:r>
+      <w:r>
+        <w:rPr>
+          <w:rFonts w:ascii="TH SarabunPSK" w:hAnsi="TH SarabunPSK" w:cs="TH SarabunPSK"/>
+          <w:sz w:val="32"/>
+          <w:szCs w:val="32"/>
+        </w:rPr>
+        <w:t>2</w:t>
       </w:r>
       <w:r>
         <w:rPr>
@@ -4986,7 +5002,15 @@
           <w:sz w:val="32"/>
           <w:szCs w:val="32"/>
         </w:rPr>
-        <w:t>.3</w:t>
+        <w:t>-</w:t>
+      </w:r>
+      <w:r>
+        <w:rPr>
+          <w:rFonts w:ascii="TH SarabunPSK" w:hAnsi="TH SarabunPSK" w:cs="TH SarabunPSK"/>
+          <w:sz w:val="32"/>
+          <w:szCs w:val="32"/>
+        </w:rPr>
+        <w:t>3</w:t>
       </w:r>
       <w:r>
         <w:rPr>
@@ -5099,7 +5123,7 @@
           <w:sz w:val="32"/>
           <w:szCs w:val="32"/>
         </w:rPr>
-        <w:t>.4</w:t>
+        <w:t>-4</w:t>
       </w:r>
       <w:r>
         <w:rPr>
@@ -5208,6 +5232,22 @@
           <w:szCs w:val="32"/>
         </w:rPr>
       </w:pPr>
+      <w:r>
+        <w:rPr>
+          <w:rFonts w:ascii="TH SarabunPSK" w:hAnsi="TH SarabunPSK" w:cs="TH SarabunPSK"/>
+          <w:sz w:val="32"/>
+          <w:szCs w:val="32"/>
+        </w:rPr>
+        <w:t>2</w:t>
+      </w:r>
+      <w:r>
+        <w:rPr>
+          <w:rFonts w:ascii="TH SarabunPSK" w:hAnsi="TH SarabunPSK" w:cs="TH SarabunPSK"/>
+          <w:sz w:val="32"/>
+          <w:szCs w:val="32"/>
+        </w:rPr>
+        <w:t>-</w:t>
+      </w:r>
       <w:proofErr w:type="gramStart"/>
       <w:r>
         <w:rPr>
@@ -5215,7 +5255,15 @@
           <w:sz w:val="32"/>
           <w:szCs w:val="32"/>
         </w:rPr>
-        <w:t xml:space="preserve">2.4  </w:t>
+        <w:t>5</w:t>
+      </w:r>
+      <w:r>
+        <w:rPr>
+          <w:rFonts w:ascii="TH SarabunPSK" w:hAnsi="TH SarabunPSK" w:cs="TH SarabunPSK"/>
+          <w:sz w:val="32"/>
+          <w:szCs w:val="32"/>
+        </w:rPr>
+        <w:t xml:space="preserve">  </w:t>
       </w:r>
       <w:r>
         <w:rPr>
@@ -5334,7 +5382,7 @@
           <w:sz w:val="32"/>
           <w:szCs w:val="32"/>
         </w:rPr>
-        <w:t>.</w:t>
+        <w:t>-</w:t>
       </w:r>
       <w:r>
         <w:rPr>
@@ -5433,7 +5481,7 @@
           <w:sz w:val="32"/>
           <w:szCs w:val="32"/>
         </w:rPr>
-        <w:t>.</w:t>
+        <w:t>-</w:t>
       </w:r>
       <w:r>
         <w:rPr>
@@ -5549,7 +5597,7 @@
           <w:sz w:val="32"/>
           <w:szCs w:val="32"/>
         </w:rPr>
-        <w:t>.</w:t>
+        <w:t>-</w:t>
       </w:r>
       <w:r>
         <w:rPr>
@@ -5658,7 +5706,7 @@
           <w:sz w:val="32"/>
           <w:szCs w:val="32"/>
         </w:rPr>
-        <w:t>.</w:t>
+        <w:t>-</w:t>
       </w:r>
       <w:r>
         <w:rPr>
@@ -5782,7 +5830,7 @@
           <w:sz w:val="32"/>
           <w:szCs w:val="32"/>
         </w:rPr>
-        <w:t>.</w:t>
+        <w:t>-</w:t>
       </w:r>
       <w:r>
         <w:rPr>
@@ -5906,7 +5954,7 @@
           <w:sz w:val="32"/>
           <w:szCs w:val="32"/>
         </w:rPr>
-        <w:t>.</w:t>
+        <w:t>-</w:t>
       </w:r>
       <w:r>
         <w:rPr>
@@ -6014,7 +6062,23 @@
           <w:sz w:val="32"/>
           <w:szCs w:val="32"/>
         </w:rPr>
-        <w:t>4.1</w:t>
+        <w:t>4</w:t>
+      </w:r>
+      <w:r>
+        <w:rPr>
+          <w:rFonts w:ascii="TH SarabunPSK" w:hAnsi="TH SarabunPSK" w:cs="TH SarabunPSK"/>
+          <w:sz w:val="32"/>
+          <w:szCs w:val="32"/>
+        </w:rPr>
+        <w:t>-</w:t>
+      </w:r>
+      <w:r>
+        <w:rPr>
+          <w:rFonts w:ascii="TH SarabunPSK" w:hAnsi="TH SarabunPSK" w:cs="TH SarabunPSK"/>
+          <w:sz w:val="32"/>
+          <w:szCs w:val="32"/>
+        </w:rPr>
+        <w:t>1</w:t>
       </w:r>
       <w:r>
         <w:rPr>
@@ -6125,6 +6189,22 @@
           <w:szCs w:val="32"/>
         </w:rPr>
       </w:pPr>
+      <w:r>
+        <w:rPr>
+          <w:rFonts w:ascii="TH SarabunPSK" w:hAnsi="TH SarabunPSK" w:cs="TH SarabunPSK"/>
+          <w:sz w:val="32"/>
+          <w:szCs w:val="32"/>
+        </w:rPr>
+        <w:t>4</w:t>
+      </w:r>
+      <w:r>
+        <w:rPr>
+          <w:rFonts w:ascii="TH SarabunPSK" w:hAnsi="TH SarabunPSK" w:cs="TH SarabunPSK"/>
+          <w:sz w:val="32"/>
+          <w:szCs w:val="32"/>
+        </w:rPr>
+        <w:t>-</w:t>
+      </w:r>
       <w:proofErr w:type="gramStart"/>
       <w:r>
         <w:rPr>
@@ -6132,7 +6212,7 @@
           <w:sz w:val="32"/>
           <w:szCs w:val="32"/>
         </w:rPr>
-        <w:t xml:space="preserve">4.2  </w:t>
+        <w:t xml:space="preserve">2  </w:t>
       </w:r>
       <w:r>
         <w:rPr>
@@ -6245,6 +6325,22 @@
           <w:szCs w:val="32"/>
         </w:rPr>
       </w:pPr>
+      <w:r>
+        <w:rPr>
+          <w:rFonts w:ascii="TH SarabunPSK" w:hAnsi="TH SarabunPSK" w:cs="TH SarabunPSK"/>
+          <w:sz w:val="32"/>
+          <w:szCs w:val="32"/>
+        </w:rPr>
+        <w:t>4</w:t>
+      </w:r>
+      <w:r>
+        <w:rPr>
+          <w:rFonts w:ascii="TH SarabunPSK" w:hAnsi="TH SarabunPSK" w:cs="TH SarabunPSK"/>
+          <w:sz w:val="32"/>
+          <w:szCs w:val="32"/>
+        </w:rPr>
+        <w:t>-</w:t>
+      </w:r>
       <w:proofErr w:type="gramStart"/>
       <w:r>
         <w:rPr>
@@ -6252,7 +6348,7 @@
           <w:sz w:val="32"/>
           <w:szCs w:val="32"/>
         </w:rPr>
-        <w:t xml:space="preserve">4.3  </w:t>
+        <w:t xml:space="preserve">3  </w:t>
       </w:r>
       <w:r>
         <w:rPr>
@@ -6357,6 +6453,22 @@
           <w:szCs w:val="32"/>
         </w:rPr>
       </w:pPr>
+      <w:r>
+        <w:rPr>
+          <w:rFonts w:ascii="TH SarabunPSK" w:hAnsi="TH SarabunPSK" w:cs="TH SarabunPSK"/>
+          <w:sz w:val="32"/>
+          <w:szCs w:val="32"/>
+        </w:rPr>
+        <w:t>4</w:t>
+      </w:r>
+      <w:r>
+        <w:rPr>
+          <w:rFonts w:ascii="TH SarabunPSK" w:hAnsi="TH SarabunPSK" w:cs="TH SarabunPSK"/>
+          <w:sz w:val="32"/>
+          <w:szCs w:val="32"/>
+        </w:rPr>
+        <w:t>-</w:t>
+      </w:r>
       <w:proofErr w:type="gramStart"/>
       <w:r>
         <w:rPr>
@@ -6364,7 +6476,7 @@
           <w:sz w:val="32"/>
           <w:szCs w:val="32"/>
         </w:rPr>
-        <w:t xml:space="preserve">4.4  </w:t>
+        <w:t xml:space="preserve">4  </w:t>
       </w:r>
       <w:r>
         <w:rPr>
@@ -6478,6 +6590,22 @@
           <w:szCs w:val="32"/>
         </w:rPr>
       </w:pPr>
+      <w:r>
+        <w:rPr>
+          <w:rFonts w:ascii="TH SarabunPSK" w:hAnsi="TH SarabunPSK" w:cs="TH SarabunPSK"/>
+          <w:sz w:val="32"/>
+          <w:szCs w:val="32"/>
+        </w:rPr>
+        <w:t>4</w:t>
+      </w:r>
+      <w:r>
+        <w:rPr>
+          <w:rFonts w:ascii="TH SarabunPSK" w:hAnsi="TH SarabunPSK" w:cs="TH SarabunPSK"/>
+          <w:sz w:val="32"/>
+          <w:szCs w:val="32"/>
+        </w:rPr>
+        <w:t>-</w:t>
+      </w:r>
       <w:proofErr w:type="gramStart"/>
       <w:r>
         <w:rPr>
@@ -6485,7 +6613,7 @@
           <w:sz w:val="32"/>
           <w:szCs w:val="32"/>
         </w:rPr>
-        <w:t xml:space="preserve">4.5  </w:t>
+        <w:t xml:space="preserve">5  </w:t>
       </w:r>
       <w:r>
         <w:rPr>
@@ -6599,6 +6727,22 @@
           <w:szCs w:val="32"/>
         </w:rPr>
       </w:pPr>
+      <w:r>
+        <w:rPr>
+          <w:rFonts w:ascii="TH SarabunPSK" w:hAnsi="TH SarabunPSK" w:cs="TH SarabunPSK"/>
+          <w:sz w:val="32"/>
+          <w:szCs w:val="32"/>
+        </w:rPr>
+        <w:t>4</w:t>
+      </w:r>
+      <w:r>
+        <w:rPr>
+          <w:rFonts w:ascii="TH SarabunPSK" w:hAnsi="TH SarabunPSK" w:cs="TH SarabunPSK"/>
+          <w:sz w:val="32"/>
+          <w:szCs w:val="32"/>
+        </w:rPr>
+        <w:t>-</w:t>
+      </w:r>
       <w:proofErr w:type="gramStart"/>
       <w:r>
         <w:rPr>
@@ -6606,7 +6750,7 @@
           <w:sz w:val="32"/>
           <w:szCs w:val="32"/>
         </w:rPr>
-        <w:t xml:space="preserve">4.6  </w:t>
+        <w:t xml:space="preserve">6  </w:t>
       </w:r>
       <w:r>
         <w:rPr>
@@ -6722,6 +6866,22 @@
           <w:szCs w:val="32"/>
         </w:rPr>
       </w:pPr>
+      <w:r>
+        <w:rPr>
+          <w:rFonts w:ascii="TH SarabunPSK" w:hAnsi="TH SarabunPSK" w:cs="TH SarabunPSK"/>
+          <w:sz w:val="32"/>
+          <w:szCs w:val="32"/>
+        </w:rPr>
+        <w:t>4</w:t>
+      </w:r>
+      <w:r>
+        <w:rPr>
+          <w:rFonts w:ascii="TH SarabunPSK" w:hAnsi="TH SarabunPSK" w:cs="TH SarabunPSK"/>
+          <w:sz w:val="32"/>
+          <w:szCs w:val="32"/>
+        </w:rPr>
+        <w:t>-</w:t>
+      </w:r>
       <w:proofErr w:type="gramStart"/>
       <w:r>
         <w:rPr>
@@ -6729,7 +6889,7 @@
           <w:sz w:val="32"/>
           <w:szCs w:val="32"/>
         </w:rPr>
-        <w:t xml:space="preserve">4.7  </w:t>
+        <w:t xml:space="preserve">7  </w:t>
       </w:r>
       <w:r>
         <w:rPr>
@@ -6853,6 +7013,22 @@
           <w:szCs w:val="32"/>
         </w:rPr>
       </w:pPr>
+      <w:r>
+        <w:rPr>
+          <w:rFonts w:ascii="TH SarabunPSK" w:hAnsi="TH SarabunPSK" w:cs="TH SarabunPSK"/>
+          <w:sz w:val="32"/>
+          <w:szCs w:val="32"/>
+        </w:rPr>
+        <w:t>4</w:t>
+      </w:r>
+      <w:r>
+        <w:rPr>
+          <w:rFonts w:ascii="TH SarabunPSK" w:hAnsi="TH SarabunPSK" w:cs="TH SarabunPSK"/>
+          <w:sz w:val="32"/>
+          <w:szCs w:val="32"/>
+        </w:rPr>
+        <w:t>-</w:t>
+      </w:r>
       <w:proofErr w:type="gramStart"/>
       <w:r>
         <w:rPr>
@@ -6860,7 +7036,7 @@
           <w:sz w:val="32"/>
           <w:szCs w:val="32"/>
         </w:rPr>
-        <w:t xml:space="preserve">4.8  </w:t>
+        <w:t xml:space="preserve">8  </w:t>
       </w:r>
       <w:r>
         <w:rPr>
@@ -6956,6 +7132,22 @@
           <w:szCs w:val="32"/>
         </w:rPr>
       </w:pPr>
+      <w:r>
+        <w:rPr>
+          <w:rFonts w:ascii="TH SarabunPSK" w:hAnsi="TH SarabunPSK" w:cs="TH SarabunPSK"/>
+          <w:sz w:val="32"/>
+          <w:szCs w:val="32"/>
+        </w:rPr>
+        <w:t>4</w:t>
+      </w:r>
+      <w:r>
+        <w:rPr>
+          <w:rFonts w:ascii="TH SarabunPSK" w:hAnsi="TH SarabunPSK" w:cs="TH SarabunPSK"/>
+          <w:sz w:val="32"/>
+          <w:szCs w:val="32"/>
+        </w:rPr>
+        <w:t>-</w:t>
+      </w:r>
       <w:proofErr w:type="gramStart"/>
       <w:r>
         <w:rPr>
@@ -6963,7 +7155,7 @@
           <w:sz w:val="32"/>
           <w:szCs w:val="32"/>
         </w:rPr>
-        <w:t xml:space="preserve">4.9  </w:t>
+        <w:t xml:space="preserve">9  </w:t>
       </w:r>
       <w:r>
         <w:rPr>
@@ -7071,6 +7263,22 @@
           <w:szCs w:val="32"/>
         </w:rPr>
       </w:pPr>
+      <w:r>
+        <w:rPr>
+          <w:rFonts w:ascii="TH SarabunPSK" w:hAnsi="TH SarabunPSK" w:cs="TH SarabunPSK"/>
+          <w:sz w:val="32"/>
+          <w:szCs w:val="32"/>
+        </w:rPr>
+        <w:t>4</w:t>
+      </w:r>
+      <w:r>
+        <w:rPr>
+          <w:rFonts w:ascii="TH SarabunPSK" w:hAnsi="TH SarabunPSK" w:cs="TH SarabunPSK"/>
+          <w:sz w:val="32"/>
+          <w:szCs w:val="32"/>
+        </w:rPr>
+        <w:t>-</w:t>
+      </w:r>
       <w:proofErr w:type="gramStart"/>
       <w:r>
         <w:rPr>
@@ -7078,7 +7286,7 @@
           <w:sz w:val="32"/>
           <w:szCs w:val="32"/>
         </w:rPr>
-        <w:t xml:space="preserve">4.10  </w:t>
+        <w:t xml:space="preserve">10  </w:t>
       </w:r>
       <w:r>
         <w:rPr>
@@ -7186,6 +7394,22 @@
           <w:szCs w:val="32"/>
         </w:rPr>
       </w:pPr>
+      <w:r>
+        <w:rPr>
+          <w:rFonts w:ascii="TH SarabunPSK" w:hAnsi="TH SarabunPSK" w:cs="TH SarabunPSK"/>
+          <w:sz w:val="32"/>
+          <w:szCs w:val="32"/>
+        </w:rPr>
+        <w:t>4</w:t>
+      </w:r>
+      <w:r>
+        <w:rPr>
+          <w:rFonts w:ascii="TH SarabunPSK" w:hAnsi="TH SarabunPSK" w:cs="TH SarabunPSK"/>
+          <w:sz w:val="32"/>
+          <w:szCs w:val="32"/>
+        </w:rPr>
+        <w:t>-</w:t>
+      </w:r>
       <w:proofErr w:type="gramStart"/>
       <w:r>
         <w:rPr>
@@ -7193,7 +7417,7 @@
           <w:sz w:val="32"/>
           <w:szCs w:val="32"/>
         </w:rPr>
-        <w:t xml:space="preserve">4.11  </w:t>
+        <w:t xml:space="preserve">11  </w:t>
       </w:r>
       <w:r>
         <w:rPr>
@@ -7336,6 +7560,22 @@
           <w:szCs w:val="32"/>
         </w:rPr>
       </w:pPr>
+      <w:r>
+        <w:rPr>
+          <w:rFonts w:ascii="TH SarabunPSK" w:hAnsi="TH SarabunPSK" w:cs="TH SarabunPSK"/>
+          <w:sz w:val="32"/>
+          <w:szCs w:val="32"/>
+        </w:rPr>
+        <w:t>4</w:t>
+      </w:r>
+      <w:r>
+        <w:rPr>
+          <w:rFonts w:ascii="TH SarabunPSK" w:hAnsi="TH SarabunPSK" w:cs="TH SarabunPSK"/>
+          <w:sz w:val="32"/>
+          <w:szCs w:val="32"/>
+        </w:rPr>
+        <w:t>-</w:t>
+      </w:r>
       <w:proofErr w:type="gramStart"/>
       <w:r>
         <w:rPr>
@@ -7343,7 +7583,7 @@
           <w:sz w:val="32"/>
           <w:szCs w:val="32"/>
         </w:rPr>
-        <w:t xml:space="preserve">4.12  </w:t>
+        <w:t xml:space="preserve">12  </w:t>
       </w:r>
       <w:r>
         <w:rPr>
@@ -7461,6 +7701,22 @@
           <w:szCs w:val="32"/>
         </w:rPr>
       </w:pPr>
+      <w:r>
+        <w:rPr>
+          <w:rFonts w:ascii="TH SarabunPSK" w:hAnsi="TH SarabunPSK" w:cs="TH SarabunPSK"/>
+          <w:sz w:val="32"/>
+          <w:szCs w:val="32"/>
+        </w:rPr>
+        <w:t>4</w:t>
+      </w:r>
+      <w:r>
+        <w:rPr>
+          <w:rFonts w:ascii="TH SarabunPSK" w:hAnsi="TH SarabunPSK" w:cs="TH SarabunPSK"/>
+          <w:sz w:val="32"/>
+          <w:szCs w:val="32"/>
+        </w:rPr>
+        <w:t>-</w:t>
+      </w:r>
       <w:proofErr w:type="gramStart"/>
       <w:r>
         <w:rPr>
@@ -7468,7 +7724,7 @@
           <w:sz w:val="32"/>
           <w:szCs w:val="32"/>
         </w:rPr>
-        <w:t xml:space="preserve">4.13  </w:t>
+        <w:t xml:space="preserve">13  </w:t>
       </w:r>
       <w:r>
         <w:rPr>
@@ -7576,6 +7832,23 @@
           <w:szCs w:val="32"/>
         </w:rPr>
       </w:pPr>
+      <w:r>
+        <w:rPr>
+          <w:rFonts w:ascii="TH SarabunPSK" w:hAnsi="TH SarabunPSK" w:cs="TH SarabunPSK"/>
+          <w:sz w:val="32"/>
+          <w:szCs w:val="32"/>
+        </w:rPr>
+        <w:lastRenderedPageBreak/>
+        <w:t>4</w:t>
+      </w:r>
+      <w:r>
+        <w:rPr>
+          <w:rFonts w:ascii="TH SarabunPSK" w:hAnsi="TH SarabunPSK" w:cs="TH SarabunPSK"/>
+          <w:sz w:val="32"/>
+          <w:szCs w:val="32"/>
+        </w:rPr>
+        <w:t>-</w:t>
+      </w:r>
       <w:proofErr w:type="gramStart"/>
       <w:r>
         <w:rPr>
@@ -7583,8 +7856,7 @@
           <w:sz w:val="32"/>
           <w:szCs w:val="32"/>
         </w:rPr>
-        <w:lastRenderedPageBreak/>
-        <w:t xml:space="preserve">4.14  </w:t>
+        <w:t xml:space="preserve">14  </w:t>
       </w:r>
       <w:r>
         <w:rPr>
@@ -7659,6 +7931,22 @@
           <w:szCs w:val="32"/>
         </w:rPr>
       </w:pPr>
+      <w:r>
+        <w:rPr>
+          <w:rFonts w:ascii="TH SarabunPSK" w:hAnsi="TH SarabunPSK" w:cs="TH SarabunPSK"/>
+          <w:sz w:val="32"/>
+          <w:szCs w:val="32"/>
+        </w:rPr>
+        <w:t>4</w:t>
+      </w:r>
+      <w:r>
+        <w:rPr>
+          <w:rFonts w:ascii="TH SarabunPSK" w:hAnsi="TH SarabunPSK" w:cs="TH SarabunPSK"/>
+          <w:sz w:val="32"/>
+          <w:szCs w:val="32"/>
+        </w:rPr>
+        <w:t>-</w:t>
+      </w:r>
       <w:proofErr w:type="gramStart"/>
       <w:r>
         <w:rPr>
@@ -7666,7 +7954,7 @@
           <w:sz w:val="32"/>
           <w:szCs w:val="32"/>
         </w:rPr>
-        <w:t xml:space="preserve">4.15  </w:t>
+        <w:t xml:space="preserve">15  </w:t>
       </w:r>
       <w:r>
         <w:rPr>
@@ -7742,6 +8030,22 @@
           <w:szCs w:val="32"/>
         </w:rPr>
       </w:pPr>
+      <w:r>
+        <w:rPr>
+          <w:rFonts w:ascii="TH SarabunPSK" w:hAnsi="TH SarabunPSK" w:cs="TH SarabunPSK"/>
+          <w:sz w:val="32"/>
+          <w:szCs w:val="32"/>
+        </w:rPr>
+        <w:t>4</w:t>
+      </w:r>
+      <w:r>
+        <w:rPr>
+          <w:rFonts w:ascii="TH SarabunPSK" w:hAnsi="TH SarabunPSK" w:cs="TH SarabunPSK"/>
+          <w:sz w:val="32"/>
+          <w:szCs w:val="32"/>
+        </w:rPr>
+        <w:t>-</w:t>
+      </w:r>
       <w:proofErr w:type="gramStart"/>
       <w:r>
         <w:rPr>
@@ -7749,7 +8053,7 @@
           <w:sz w:val="32"/>
           <w:szCs w:val="32"/>
         </w:rPr>
-        <w:t xml:space="preserve">4.16  </w:t>
+        <w:t xml:space="preserve">16  </w:t>
       </w:r>
       <w:r>
         <w:rPr>
@@ -7823,6 +8127,22 @@
           <w:szCs w:val="32"/>
         </w:rPr>
       </w:pPr>
+      <w:r>
+        <w:rPr>
+          <w:rFonts w:ascii="TH SarabunPSK" w:hAnsi="TH SarabunPSK" w:cs="TH SarabunPSK"/>
+          <w:sz w:val="32"/>
+          <w:szCs w:val="32"/>
+        </w:rPr>
+        <w:t>4</w:t>
+      </w:r>
+      <w:r>
+        <w:rPr>
+          <w:rFonts w:ascii="TH SarabunPSK" w:hAnsi="TH SarabunPSK" w:cs="TH SarabunPSK"/>
+          <w:sz w:val="32"/>
+          <w:szCs w:val="32"/>
+        </w:rPr>
+        <w:t>-</w:t>
+      </w:r>
       <w:proofErr w:type="gramStart"/>
       <w:r>
         <w:rPr>
@@ -7830,7 +8150,7 @@
           <w:sz w:val="32"/>
           <w:szCs w:val="32"/>
         </w:rPr>
-        <w:t xml:space="preserve">4.17  </w:t>
+        <w:t xml:space="preserve">17  </w:t>
       </w:r>
       <w:r>
         <w:rPr>
@@ -7929,6 +8249,22 @@
           <w:szCs w:val="32"/>
         </w:rPr>
       </w:pPr>
+      <w:r>
+        <w:rPr>
+          <w:rFonts w:ascii="TH SarabunPSK" w:hAnsi="TH SarabunPSK" w:cs="TH SarabunPSK"/>
+          <w:sz w:val="32"/>
+          <w:szCs w:val="32"/>
+        </w:rPr>
+        <w:t>4</w:t>
+      </w:r>
+      <w:r>
+        <w:rPr>
+          <w:rFonts w:ascii="TH SarabunPSK" w:hAnsi="TH SarabunPSK" w:cs="TH SarabunPSK"/>
+          <w:sz w:val="32"/>
+          <w:szCs w:val="32"/>
+        </w:rPr>
+        <w:t>-</w:t>
+      </w:r>
       <w:proofErr w:type="gramStart"/>
       <w:r>
         <w:rPr>
@@ -7936,7 +8272,7 @@
           <w:sz w:val="32"/>
           <w:szCs w:val="32"/>
         </w:rPr>
-        <w:t xml:space="preserve">4.18  </w:t>
+        <w:t xml:space="preserve">18  </w:t>
       </w:r>
       <w:r>
         <w:rPr>
@@ -8009,6 +8345,22 @@
           <w:szCs w:val="32"/>
         </w:rPr>
       </w:pPr>
+      <w:r>
+        <w:rPr>
+          <w:rFonts w:ascii="TH SarabunPSK" w:hAnsi="TH SarabunPSK" w:cs="TH SarabunPSK"/>
+          <w:sz w:val="32"/>
+          <w:szCs w:val="32"/>
+        </w:rPr>
+        <w:t>4</w:t>
+      </w:r>
+      <w:r>
+        <w:rPr>
+          <w:rFonts w:ascii="TH SarabunPSK" w:hAnsi="TH SarabunPSK" w:cs="TH SarabunPSK"/>
+          <w:sz w:val="32"/>
+          <w:szCs w:val="32"/>
+        </w:rPr>
+        <w:t>-</w:t>
+      </w:r>
       <w:proofErr w:type="gramStart"/>
       <w:r>
         <w:rPr>
@@ -8016,7 +8368,7 @@
           <w:sz w:val="32"/>
           <w:szCs w:val="32"/>
         </w:rPr>
-        <w:t xml:space="preserve">4.19  </w:t>
+        <w:t xml:space="preserve">19  </w:t>
       </w:r>
       <w:r>
         <w:rPr>
@@ -8081,6 +8433,22 @@
           <w:szCs w:val="32"/>
         </w:rPr>
       </w:pPr>
+      <w:r>
+        <w:rPr>
+          <w:rFonts w:ascii="TH SarabunPSK" w:hAnsi="TH SarabunPSK" w:cs="TH SarabunPSK"/>
+          <w:sz w:val="32"/>
+          <w:szCs w:val="32"/>
+        </w:rPr>
+        <w:t>4</w:t>
+      </w:r>
+      <w:r>
+        <w:rPr>
+          <w:rFonts w:ascii="TH SarabunPSK" w:hAnsi="TH SarabunPSK" w:cs="TH SarabunPSK"/>
+          <w:sz w:val="32"/>
+          <w:szCs w:val="32"/>
+        </w:rPr>
+        <w:t>-</w:t>
+      </w:r>
       <w:proofErr w:type="gramStart"/>
       <w:r>
         <w:rPr>
@@ -8088,7 +8456,7 @@
           <w:sz w:val="32"/>
           <w:szCs w:val="32"/>
         </w:rPr>
-        <w:t xml:space="preserve">4.20  </w:t>
+        <w:t xml:space="preserve">20  </w:t>
       </w:r>
       <w:r>
         <w:rPr>
@@ -8171,6 +8539,22 @@
           <w:szCs w:val="32"/>
         </w:rPr>
       </w:pPr>
+      <w:r>
+        <w:rPr>
+          <w:rFonts w:ascii="TH SarabunPSK" w:hAnsi="TH SarabunPSK" w:cs="TH SarabunPSK"/>
+          <w:sz w:val="32"/>
+          <w:szCs w:val="32"/>
+        </w:rPr>
+        <w:t>4</w:t>
+      </w:r>
+      <w:r>
+        <w:rPr>
+          <w:rFonts w:ascii="TH SarabunPSK" w:hAnsi="TH SarabunPSK" w:cs="TH SarabunPSK"/>
+          <w:sz w:val="32"/>
+          <w:szCs w:val="32"/>
+        </w:rPr>
+        <w:t>-</w:t>
+      </w:r>
       <w:proofErr w:type="gramStart"/>
       <w:r>
         <w:rPr>
@@ -8178,7 +8562,7 @@
           <w:sz w:val="32"/>
           <w:szCs w:val="32"/>
         </w:rPr>
-        <w:t xml:space="preserve">4.21  </w:t>
+        <w:t xml:space="preserve">21  </w:t>
       </w:r>
       <w:r>
         <w:rPr>
@@ -8312,6 +8696,22 @@
           <w:szCs w:val="32"/>
         </w:rPr>
       </w:pPr>
+      <w:r>
+        <w:rPr>
+          <w:rFonts w:ascii="TH SarabunPSK" w:hAnsi="TH SarabunPSK" w:cs="TH SarabunPSK"/>
+          <w:sz w:val="32"/>
+          <w:szCs w:val="32"/>
+        </w:rPr>
+        <w:t>4</w:t>
+      </w:r>
+      <w:r>
+        <w:rPr>
+          <w:rFonts w:ascii="TH SarabunPSK" w:hAnsi="TH SarabunPSK" w:cs="TH SarabunPSK"/>
+          <w:sz w:val="32"/>
+          <w:szCs w:val="32"/>
+        </w:rPr>
+        <w:t>-</w:t>
+      </w:r>
       <w:proofErr w:type="gramStart"/>
       <w:r>
         <w:rPr>
@@ -8319,7 +8719,7 @@
           <w:sz w:val="32"/>
           <w:szCs w:val="32"/>
         </w:rPr>
-        <w:t xml:space="preserve">4.22  </w:t>
+        <w:t xml:space="preserve">22  </w:t>
       </w:r>
       <w:r>
         <w:rPr>
@@ -8385,6 +8785,14 @@
           <w:szCs w:val="32"/>
         </w:rPr>
       </w:pPr>
+      <w:r>
+        <w:rPr>
+          <w:rFonts w:ascii="TH SarabunPSK" w:hAnsi="TH SarabunPSK" w:cs="TH SarabunPSK"/>
+          <w:sz w:val="32"/>
+          <w:szCs w:val="32"/>
+        </w:rPr>
+        <w:t>4-</w:t>
+      </w:r>
       <w:proofErr w:type="gramStart"/>
       <w:r>
         <w:rPr>
@@ -8392,7 +8800,7 @@
           <w:sz w:val="32"/>
           <w:szCs w:val="32"/>
         </w:rPr>
-        <w:t xml:space="preserve">4.23  </w:t>
+        <w:t xml:space="preserve">23  </w:t>
       </w:r>
       <w:r>
         <w:rPr>
@@ -8481,6 +8889,22 @@
           <w:szCs w:val="32"/>
         </w:rPr>
       </w:pPr>
+      <w:r>
+        <w:rPr>
+          <w:rFonts w:ascii="TH SarabunPSK" w:hAnsi="TH SarabunPSK" w:cs="TH SarabunPSK"/>
+          <w:sz w:val="32"/>
+          <w:szCs w:val="32"/>
+        </w:rPr>
+        <w:t>4</w:t>
+      </w:r>
+      <w:r>
+        <w:rPr>
+          <w:rFonts w:ascii="TH SarabunPSK" w:hAnsi="TH SarabunPSK" w:cs="TH SarabunPSK"/>
+          <w:sz w:val="32"/>
+          <w:szCs w:val="32"/>
+        </w:rPr>
+        <w:t>-</w:t>
+      </w:r>
       <w:proofErr w:type="gramStart"/>
       <w:r>
         <w:rPr>
@@ -8488,7 +8912,7 @@
           <w:sz w:val="32"/>
           <w:szCs w:val="32"/>
         </w:rPr>
-        <w:t xml:space="preserve">4.24  </w:t>
+        <w:t xml:space="preserve">24  </w:t>
       </w:r>
       <w:r>
         <w:rPr>
@@ -8562,6 +8986,22 @@
           <w:szCs w:val="32"/>
         </w:rPr>
       </w:pPr>
+      <w:r>
+        <w:rPr>
+          <w:rFonts w:ascii="TH SarabunPSK" w:hAnsi="TH SarabunPSK" w:cs="TH SarabunPSK"/>
+          <w:sz w:val="32"/>
+          <w:szCs w:val="32"/>
+        </w:rPr>
+        <w:t>4</w:t>
+      </w:r>
+      <w:r>
+        <w:rPr>
+          <w:rFonts w:ascii="TH SarabunPSK" w:hAnsi="TH SarabunPSK" w:cs="TH SarabunPSK"/>
+          <w:sz w:val="32"/>
+          <w:szCs w:val="32"/>
+        </w:rPr>
+        <w:t>-</w:t>
+      </w:r>
       <w:proofErr w:type="gramStart"/>
       <w:r>
         <w:rPr>
@@ -8569,7 +9009,7 @@
           <w:sz w:val="32"/>
           <w:szCs w:val="32"/>
         </w:rPr>
-        <w:t xml:space="preserve">4.25  </w:t>
+        <w:t xml:space="preserve">25  </w:t>
       </w:r>
       <w:r>
         <w:rPr>
